--- a/src/main/resources/doc/month.docx
+++ b/src/main/resources/doc/month.docx
@@ -155,8 +155,8 @@
           <w:rFonts w:hint="eastAsia" w:ascii="宋体" w:hAnsi="宋体" w:eastAsia="宋体" w:cs="宋体"/>
           <w:b/>
           <w:bCs/>
-          <w:sz w:val="24"/>
-          <w:szCs w:val="24"/>
+          <w:sz w:val="16"/>
+          <w:szCs w:val="16"/>
           <w:lang w:val="en-US" w:eastAsia="zh-CN"/>
         </w:rPr>
       </w:pPr>
@@ -165,8 +165,8 @@
           <w:rFonts w:hint="default" w:ascii="宋体" w:hAnsi="宋体" w:eastAsia="宋体" w:cs="宋体"/>
           <w:b/>
           <w:bCs/>
-          <w:sz w:val="24"/>
-          <w:szCs w:val="24"/>
+          <w:sz w:val="16"/>
+          <w:szCs w:val="16"/>
         </w:rPr>
         <w:t>${</w:t>
       </w:r>
@@ -175,19 +175,19 @@
           <w:rFonts w:hint="eastAsia" w:ascii="宋体" w:hAnsi="宋体" w:cs="宋体"/>
           <w:b/>
           <w:bCs/>
-          <w:sz w:val="24"/>
-          <w:szCs w:val="24"/>
+          <w:sz w:val="16"/>
+          <w:szCs w:val="16"/>
           <w:lang w:val="en-US" w:eastAsia="zh-CN"/>
         </w:rPr>
-        <w:t>ElevatorTypeCount</w:t>
+        <w:t>ElevatorTypeStats</w:t>
       </w:r>
       <w:r>
         <w:rPr>
           <w:rFonts w:hint="default" w:ascii="宋体" w:hAnsi="宋体" w:eastAsia="宋体" w:cs="宋体"/>
           <w:b/>
           <w:bCs/>
-          <w:sz w:val="24"/>
-          <w:szCs w:val="24"/>
+          <w:sz w:val="16"/>
+          <w:szCs w:val="16"/>
         </w:rPr>
         <w:t>}</w:t>
       </w:r>
@@ -228,8 +228,8 @@
         <w:rPr>
           <w:rFonts w:hint="eastAsia" w:ascii="宋体" w:hAnsi="宋体" w:eastAsia="宋体" w:cs="宋体"/>
           <w:b/>
-          <w:sz w:val="32"/>
-          <w:szCs w:val="32"/>
+          <w:sz w:val="16"/>
+          <w:szCs w:val="16"/>
           <w:lang w:val="en-US" w:eastAsia="zh-CN"/>
         </w:rPr>
       </w:pPr>
@@ -238,8 +238,8 @@
           <w:rFonts w:hint="default" w:ascii="宋体" w:hAnsi="宋体" w:eastAsia="宋体" w:cs="宋体"/>
           <w:b/>
           <w:bCs/>
-          <w:sz w:val="24"/>
-          <w:szCs w:val="24"/>
+          <w:sz w:val="16"/>
+          <w:szCs w:val="16"/>
         </w:rPr>
         <w:t>${</w:t>
       </w:r>
@@ -248,8 +248,8 @@
           <w:rFonts w:hint="eastAsia" w:ascii="宋体" w:hAnsi="宋体" w:cs="宋体"/>
           <w:b/>
           <w:bCs/>
-          <w:sz w:val="24"/>
-          <w:szCs w:val="24"/>
+          <w:sz w:val="16"/>
+          <w:szCs w:val="16"/>
           <w:lang w:val="en-US" w:eastAsia="zh-CN"/>
         </w:rPr>
         <w:t>DistrictFault</w:t>
@@ -259,8 +259,8 @@
           <w:rFonts w:hint="default" w:ascii="宋体" w:hAnsi="宋体" w:eastAsia="宋体" w:cs="宋体"/>
           <w:b/>
           <w:bCs/>
-          <w:sz w:val="24"/>
-          <w:szCs w:val="24"/>
+          <w:sz w:val="16"/>
+          <w:szCs w:val="16"/>
         </w:rPr>
         <w:t>}</w:t>
       </w:r>
@@ -297,8 +297,8 @@
           <w:rFonts w:hint="eastAsia" w:ascii="宋体" w:hAnsi="宋体" w:eastAsia="宋体" w:cs="宋体"/>
           <w:b/>
           <w:bCs/>
-          <w:sz w:val="24"/>
-          <w:szCs w:val="24"/>
+          <w:sz w:val="16"/>
+          <w:szCs w:val="16"/>
           <w:lang w:val="en-US" w:eastAsia="zh-CN"/>
         </w:rPr>
       </w:pPr>
@@ -307,8 +307,8 @@
           <w:rFonts w:hint="default" w:ascii="宋体" w:hAnsi="宋体" w:eastAsia="宋体" w:cs="宋体"/>
           <w:b/>
           <w:bCs/>
-          <w:sz w:val="24"/>
-          <w:szCs w:val="24"/>
+          <w:sz w:val="16"/>
+          <w:szCs w:val="16"/>
         </w:rPr>
         <w:t>${WorkOrderStatistics}</w:t>
       </w:r>
@@ -357,39 +357,39 @@
         <w:rPr>
           <w:rFonts w:hint="eastAsia" w:ascii="宋体" w:hAnsi="宋体" w:eastAsia="宋体" w:cs="宋体"/>
           <w:b/>
-          <w:sz w:val="32"/>
-          <w:szCs w:val="32"/>
+          <w:sz w:val="16"/>
+          <w:szCs w:val="16"/>
           <w:lang w:val="en-US" w:eastAsia="zh-CN"/>
         </w:rPr>
       </w:pPr>
       <w:r>
         <w:rPr>
-          <w:rFonts w:hint="default" w:ascii="宋体" w:hAnsi="宋体" w:eastAsia="宋体" w:cs="宋体"/>
+          <w:rFonts w:hint="eastAsia" w:ascii="宋体" w:hAnsi="宋体" w:eastAsia="宋体" w:cs="宋体"/>
           <w:b/>
           <w:bCs/>
-          <w:sz w:val="24"/>
-          <w:szCs w:val="24"/>
+          <w:sz w:val="16"/>
+          <w:szCs w:val="16"/>
         </w:rPr>
         <w:t>${</w:t>
       </w:r>
       <w:r>
         <w:rPr>
-          <w:rFonts w:hint="eastAsia" w:ascii="宋体" w:hAnsi="宋体" w:cs="宋体"/>
+          <w:rFonts w:hint="eastAsia" w:ascii="宋体" w:hAnsi="宋体" w:eastAsia="宋体" w:cs="宋体"/>
           <w:b/>
           <w:bCs/>
-          <w:sz w:val="24"/>
-          <w:szCs w:val="24"/>
+          <w:sz w:val="16"/>
+          <w:szCs w:val="16"/>
           <w:lang w:val="en-US" w:eastAsia="zh-CN"/>
         </w:rPr>
         <w:t>SecondaryFault</w:t>
       </w:r>
       <w:r>
         <w:rPr>
-          <w:rFonts w:hint="default" w:ascii="宋体" w:hAnsi="宋体" w:eastAsia="宋体" w:cs="宋体"/>
+          <w:rFonts w:hint="eastAsia" w:ascii="宋体" w:hAnsi="宋体" w:eastAsia="宋体" w:cs="宋体"/>
           <w:b/>
           <w:bCs/>
-          <w:sz w:val="24"/>
-          <w:szCs w:val="24"/>
+          <w:sz w:val="16"/>
+          <w:szCs w:val="16"/>
         </w:rPr>
         <w:t>}</w:t>
       </w:r>
@@ -11479,809 +11479,60 @@
         <w:t>使用场所发生故障统计</w:t>
       </w:r>
     </w:p>
-    <w:tbl>
-      <w:tblPr>
-        <w:tblStyle w:val="6"/>
-        <w:tblpPr w:leftFromText="180" w:rightFromText="180" w:vertAnchor="text" w:horzAnchor="page" w:tblpXSpec="center" w:tblpY="286"/>
-        <w:tblOverlap w:val="never"/>
-        <w:tblW w:w="11077" w:type="dxa"/>
-        <w:jc w:val="center"/>
-        <w:tblBorders>
-          <w:top w:val="single" w:color="auto" w:sz="4" w:space="0"/>
-          <w:left w:val="single" w:color="auto" w:sz="4" w:space="0"/>
-          <w:bottom w:val="single" w:color="auto" w:sz="4" w:space="0"/>
-          <w:right w:val="single" w:color="auto" w:sz="4" w:space="0"/>
-          <w:insideH w:val="single" w:color="auto" w:sz="4" w:space="0"/>
-          <w:insideV w:val="single" w:color="auto" w:sz="4" w:space="0"/>
-        </w:tblBorders>
-        <w:tblLayout w:type="fixed"/>
-        <w:tblCellMar>
-          <w:top w:w="0" w:type="dxa"/>
-          <w:left w:w="108" w:type="dxa"/>
-          <w:bottom w:w="0" w:type="dxa"/>
-          <w:right w:w="108" w:type="dxa"/>
-        </w:tblCellMar>
-      </w:tblPr>
-      <w:tblGrid>
-        <w:gridCol w:w="940"/>
-        <w:gridCol w:w="1570"/>
-        <w:gridCol w:w="830"/>
-        <w:gridCol w:w="1005"/>
-        <w:gridCol w:w="830"/>
-        <w:gridCol w:w="1063"/>
-        <w:gridCol w:w="1005"/>
-        <w:gridCol w:w="844"/>
-        <w:gridCol w:w="1020"/>
-        <w:gridCol w:w="976"/>
-        <w:gridCol w:w="994"/>
-      </w:tblGrid>
-      <w:tr>
-        <w:trPr>
-          <w:trHeight w:val="630" w:hRule="atLeast"/>
-          <w:jc w:val="center"/>
-        </w:trPr>
-        <w:tc>
-          <w:tcPr>
-            <w:tcW w:w="940" w:type="dxa"/>
-            <w:vAlign w:val="top"/>
-          </w:tcPr>
-          <w:p>
-            <w:pPr>
-              <w:jc w:val="center"/>
-              <w:rPr>
-                <w:rFonts w:hint="eastAsia" w:ascii="宋体" w:hAnsi="宋体" w:eastAsia="宋体" w:cs="宋体"/>
-                <w:b/>
-                <w:bCs/>
-                <w:sz w:val="24"/>
-                <w:szCs w:val="24"/>
-                <w:lang w:val="en-US" w:eastAsia="zh-CN"/>
-              </w:rPr>
-            </w:pPr>
-          </w:p>
-        </w:tc>
-        <w:tc>
-          <w:tcPr>
-            <w:tcW w:w="1570" w:type="dxa"/>
-            <w:vAlign w:val="top"/>
-          </w:tcPr>
-          <w:p>
-            <w:pPr>
-              <w:jc w:val="center"/>
-              <w:rPr>
-                <w:rFonts w:hint="eastAsia" w:ascii="宋体" w:hAnsi="宋体" w:cs="宋体"/>
-                <w:b/>
-                <w:bCs/>
-                <w:sz w:val="24"/>
-                <w:szCs w:val="24"/>
-                <w:lang w:val="en-US" w:eastAsia="zh-CN"/>
-              </w:rPr>
-            </w:pPr>
-            <w:r>
-              <w:rPr>
-                <w:rFonts w:hint="eastAsia" w:ascii="宋体" w:hAnsi="宋体" w:cs="宋体"/>
-                <w:b/>
-                <w:bCs/>
-                <w:sz w:val="24"/>
-                <w:szCs w:val="24"/>
-                <w:lang w:val="en-US" w:eastAsia="zh-CN"/>
-              </w:rPr>
-              <w:t>合计</w:t>
-            </w:r>
-          </w:p>
-        </w:tc>
-        <w:tc>
-          <w:tcPr>
-            <w:tcW w:w="830" w:type="dxa"/>
-            <w:vAlign w:val="top"/>
-          </w:tcPr>
-          <w:p>
-            <w:pPr>
-              <w:jc w:val="center"/>
-              <w:rPr>
-                <w:rFonts w:hint="eastAsia" w:ascii="宋体" w:hAnsi="宋体" w:eastAsia="宋体" w:cs="宋体"/>
-                <w:b/>
-                <w:bCs/>
-                <w:sz w:val="24"/>
-                <w:szCs w:val="24"/>
-                <w:lang w:val="en-US" w:eastAsia="zh-CN"/>
-              </w:rPr>
-            </w:pPr>
-            <w:r>
-              <w:rPr>
-                <w:rFonts w:hint="eastAsia" w:ascii="宋体" w:hAnsi="宋体" w:eastAsia="宋体" w:cs="宋体"/>
-                <w:b/>
-                <w:bCs/>
-                <w:sz w:val="24"/>
-                <w:szCs w:val="24"/>
-                <w:lang w:val="en-US" w:eastAsia="zh-CN"/>
-              </w:rPr>
-              <w:t>住宅区</w:t>
-            </w:r>
-          </w:p>
-        </w:tc>
-        <w:tc>
-          <w:tcPr>
-            <w:tcW w:w="1005" w:type="dxa"/>
-            <w:vAlign w:val="top"/>
-          </w:tcPr>
-          <w:p>
-            <w:pPr>
-              <w:jc w:val="center"/>
-              <w:rPr>
-                <w:rFonts w:hint="eastAsia" w:ascii="宋体" w:hAnsi="宋体" w:eastAsia="宋体" w:cs="宋体"/>
-                <w:b/>
-                <w:bCs/>
-                <w:sz w:val="24"/>
-                <w:szCs w:val="24"/>
-                <w:lang w:val="en-US" w:eastAsia="zh-CN"/>
-              </w:rPr>
-            </w:pPr>
-            <w:r>
-              <w:rPr>
-                <w:rFonts w:hint="eastAsia" w:ascii="宋体" w:hAnsi="宋体" w:eastAsia="宋体" w:cs="宋体"/>
-                <w:b/>
-                <w:bCs/>
-                <w:sz w:val="24"/>
-                <w:szCs w:val="24"/>
-                <w:lang w:val="en-US" w:eastAsia="zh-CN"/>
-              </w:rPr>
-              <w:t>商业区</w:t>
-            </w:r>
-          </w:p>
-        </w:tc>
-        <w:tc>
-          <w:tcPr>
-            <w:tcW w:w="830" w:type="dxa"/>
-            <w:vAlign w:val="top"/>
-          </w:tcPr>
-          <w:p>
-            <w:pPr>
-              <w:jc w:val="center"/>
-              <w:rPr>
-                <w:rFonts w:hint="eastAsia" w:ascii="宋体" w:hAnsi="宋体" w:eastAsia="宋体" w:cs="宋体"/>
-                <w:b/>
-                <w:bCs/>
-                <w:sz w:val="24"/>
-                <w:szCs w:val="24"/>
-                <w:lang w:val="en-US" w:eastAsia="zh-CN"/>
-              </w:rPr>
-            </w:pPr>
-            <w:r>
-              <w:rPr>
-                <w:rFonts w:hint="eastAsia" w:ascii="宋体" w:hAnsi="宋体" w:eastAsia="宋体" w:cs="宋体"/>
-                <w:b/>
-                <w:bCs/>
-                <w:sz w:val="24"/>
-                <w:szCs w:val="24"/>
-                <w:lang w:val="en-US" w:eastAsia="zh-CN"/>
-              </w:rPr>
-              <w:t>医院</w:t>
-            </w:r>
-          </w:p>
-        </w:tc>
-        <w:tc>
-          <w:tcPr>
-            <w:tcW w:w="1063" w:type="dxa"/>
-            <w:vAlign w:val="top"/>
-          </w:tcPr>
-          <w:p>
-            <w:pPr>
-              <w:tabs>
-                <w:tab w:val="center" w:pos="499"/>
-              </w:tabs>
-              <w:jc w:val="center"/>
-              <w:rPr>
-                <w:rFonts w:hint="default" w:ascii="宋体" w:hAnsi="宋体" w:eastAsia="宋体" w:cs="宋体"/>
-                <w:b/>
-                <w:bCs/>
-                <w:sz w:val="24"/>
-                <w:szCs w:val="24"/>
-                <w:lang w:val="en-US" w:eastAsia="zh-CN"/>
-              </w:rPr>
-            </w:pPr>
-            <w:r>
-              <w:rPr>
-                <w:rFonts w:hint="default" w:ascii="宋体" w:hAnsi="宋体" w:eastAsia="宋体" w:cs="宋体"/>
-                <w:b/>
-                <w:bCs/>
-                <w:sz w:val="24"/>
-                <w:szCs w:val="24"/>
-                <w:lang w:val="en-US" w:eastAsia="zh-CN"/>
-              </w:rPr>
-              <w:t>学校</w:t>
-            </w:r>
-          </w:p>
-        </w:tc>
-        <w:tc>
-          <w:tcPr>
-            <w:tcW w:w="1005" w:type="dxa"/>
-            <w:vAlign w:val="top"/>
-          </w:tcPr>
-          <w:p>
-            <w:pPr>
-              <w:jc w:val="center"/>
-              <w:rPr>
-                <w:rFonts w:hint="eastAsia" w:ascii="宋体" w:hAnsi="宋体" w:eastAsia="宋体" w:cs="宋体"/>
-                <w:b/>
-                <w:bCs/>
-                <w:sz w:val="24"/>
-                <w:szCs w:val="24"/>
-                <w:lang w:val="en-US" w:eastAsia="zh-CN"/>
-              </w:rPr>
-            </w:pPr>
-            <w:r>
-              <w:rPr>
-                <w:rFonts w:hint="eastAsia" w:ascii="宋体" w:hAnsi="宋体" w:eastAsia="宋体" w:cs="宋体"/>
-                <w:b/>
-                <w:bCs/>
-                <w:sz w:val="24"/>
-                <w:szCs w:val="24"/>
-                <w:lang w:val="en-US" w:eastAsia="zh-CN"/>
-              </w:rPr>
-              <w:t>办公楼</w:t>
-            </w:r>
-          </w:p>
-        </w:tc>
-        <w:tc>
-          <w:tcPr>
-            <w:tcW w:w="844" w:type="dxa"/>
-            <w:vAlign w:val="top"/>
-          </w:tcPr>
-          <w:p>
-            <w:pPr>
-              <w:jc w:val="center"/>
-              <w:rPr>
-                <w:rFonts w:hint="eastAsia" w:ascii="宋体" w:hAnsi="宋体" w:eastAsia="宋体" w:cs="宋体"/>
-                <w:b/>
-                <w:bCs/>
-                <w:sz w:val="24"/>
-                <w:szCs w:val="24"/>
-                <w:lang w:val="en-US" w:eastAsia="zh-CN"/>
-              </w:rPr>
-            </w:pPr>
-            <w:r>
-              <w:rPr>
-                <w:rFonts w:hint="eastAsia" w:ascii="宋体" w:hAnsi="宋体" w:eastAsia="宋体" w:cs="宋体"/>
-                <w:b/>
-                <w:bCs/>
-                <w:sz w:val="24"/>
-                <w:szCs w:val="24"/>
-                <w:lang w:val="en-US" w:eastAsia="zh-CN"/>
-              </w:rPr>
-              <w:t>宾馆饭店</w:t>
-            </w:r>
-          </w:p>
-        </w:tc>
-        <w:tc>
-          <w:tcPr>
-            <w:tcW w:w="1020" w:type="dxa"/>
-            <w:vAlign w:val="top"/>
-          </w:tcPr>
-          <w:p>
-            <w:pPr>
-              <w:jc w:val="center"/>
-              <w:rPr>
-                <w:rFonts w:hint="default" w:ascii="宋体" w:hAnsi="宋体" w:eastAsia="宋体" w:cs="宋体"/>
-                <w:b/>
-                <w:bCs/>
-                <w:sz w:val="24"/>
-                <w:szCs w:val="24"/>
-                <w:lang w:val="en-US" w:eastAsia="zh-CN"/>
-              </w:rPr>
-            </w:pPr>
-            <w:r>
-              <w:rPr>
-                <w:rFonts w:hint="default" w:ascii="宋体" w:hAnsi="宋体" w:eastAsia="宋体" w:cs="宋体"/>
-                <w:b/>
-                <w:bCs/>
-                <w:sz w:val="24"/>
-                <w:szCs w:val="24"/>
-                <w:lang w:val="en-US" w:eastAsia="zh-CN"/>
-              </w:rPr>
-              <w:t>交通场所</w:t>
-            </w:r>
-          </w:p>
-        </w:tc>
-        <w:tc>
-          <w:tcPr>
-            <w:tcW w:w="976" w:type="dxa"/>
-            <w:vAlign w:val="top"/>
-          </w:tcPr>
-          <w:p>
-            <w:pPr>
-              <w:jc w:val="center"/>
-              <w:rPr>
-                <w:rFonts w:hint="default" w:ascii="宋体" w:hAnsi="宋体" w:eastAsia="宋体" w:cs="宋体"/>
-                <w:b/>
-                <w:bCs/>
-                <w:sz w:val="24"/>
-                <w:szCs w:val="24"/>
-                <w:lang w:val="en-US" w:eastAsia="zh-CN"/>
-              </w:rPr>
-            </w:pPr>
-            <w:r>
-              <w:rPr>
-                <w:rFonts w:hint="default" w:ascii="宋体" w:hAnsi="宋体" w:eastAsia="宋体" w:cs="宋体"/>
-                <w:b/>
-                <w:bCs/>
-                <w:sz w:val="24"/>
-                <w:szCs w:val="24"/>
-                <w:lang w:val="en-US" w:eastAsia="zh-CN"/>
-              </w:rPr>
-              <w:t>文体娱场馆</w:t>
-            </w:r>
-          </w:p>
-        </w:tc>
-        <w:tc>
-          <w:tcPr>
-            <w:tcW w:w="994" w:type="dxa"/>
-            <w:vAlign w:val="top"/>
-          </w:tcPr>
-          <w:p>
-            <w:pPr>
-              <w:jc w:val="center"/>
-              <w:rPr>
-                <w:rFonts w:hint="default" w:ascii="宋体" w:hAnsi="宋体" w:eastAsia="宋体" w:cs="宋体"/>
-                <w:b/>
-                <w:bCs/>
-                <w:sz w:val="24"/>
-                <w:szCs w:val="24"/>
-                <w:lang w:val="en-US" w:eastAsia="zh-CN"/>
-              </w:rPr>
-            </w:pPr>
-            <w:r>
-              <w:rPr>
-                <w:rFonts w:hint="default" w:ascii="宋体" w:hAnsi="宋体" w:eastAsia="宋体" w:cs="宋体"/>
-                <w:b/>
-                <w:bCs/>
-                <w:sz w:val="24"/>
-                <w:szCs w:val="24"/>
-                <w:lang w:val="en-US" w:eastAsia="zh-CN"/>
-              </w:rPr>
-              <w:t>其他</w:t>
-            </w:r>
-          </w:p>
-        </w:tc>
-      </w:tr>
-      <w:tr>
-        <w:trPr>
-          <w:trHeight w:val="503" w:hRule="atLeast"/>
-          <w:jc w:val="center"/>
-        </w:trPr>
-        <w:tc>
-          <w:tcPr>
-            <w:tcW w:w="940" w:type="dxa"/>
-            <w:vAlign w:val="top"/>
-          </w:tcPr>
-          <w:p>
-            <w:pPr>
-              <w:jc w:val="center"/>
-              <w:rPr>
-                <w:rFonts w:hint="eastAsia" w:ascii="宋体" w:hAnsi="宋体" w:cs="宋体"/>
-                <w:b/>
-                <w:bCs/>
-                <w:sz w:val="24"/>
-                <w:szCs w:val="24"/>
-                <w:lang w:val="en-US" w:eastAsia="zh-CN"/>
-              </w:rPr>
-            </w:pPr>
-            <w:r>
-              <w:rPr>
-                <w:rFonts w:hint="eastAsia" w:ascii="宋体" w:hAnsi="宋体" w:cs="宋体"/>
-                <w:b/>
-                <w:bCs/>
-                <w:sz w:val="24"/>
-                <w:szCs w:val="24"/>
-                <w:lang w:val="en-US" w:eastAsia="zh-CN"/>
-              </w:rPr>
-              <w:t>故障数</w:t>
-            </w:r>
-          </w:p>
-        </w:tc>
-        <w:tc>
-          <w:tcPr>
-            <w:tcW w:w="1570" w:type="dxa"/>
-            <w:vAlign w:val="top"/>
-          </w:tcPr>
-          <w:p>
-            <w:pPr>
-              <w:jc w:val="center"/>
-              <w:rPr>
-                <w:rFonts w:hint="eastAsia" w:ascii="宋体" w:hAnsi="宋体" w:eastAsia="宋体" w:cs="宋体"/>
-                <w:vertAlign w:val="baseline"/>
-                <w:lang w:val="en-US" w:eastAsia="zh-CN"/>
-              </w:rPr>
-            </w:pPr>
-          </w:p>
-        </w:tc>
-        <w:tc>
-          <w:tcPr>
-            <w:tcW w:w="830" w:type="dxa"/>
-            <w:vAlign w:val="top"/>
-          </w:tcPr>
-          <w:p>
-            <w:pPr>
-              <w:jc w:val="center"/>
-              <w:rPr>
-                <w:rFonts w:hint="eastAsia" w:ascii="宋体" w:hAnsi="宋体" w:cs="宋体"/>
-                <w:b/>
-                <w:bCs/>
-                <w:sz w:val="24"/>
-                <w:szCs w:val="24"/>
-                <w:lang w:val="en-US" w:eastAsia="zh-CN"/>
-              </w:rPr>
-            </w:pPr>
-          </w:p>
-        </w:tc>
-        <w:tc>
-          <w:tcPr>
-            <w:tcW w:w="1005" w:type="dxa"/>
-            <w:vAlign w:val="top"/>
-          </w:tcPr>
-          <w:p>
-            <w:pPr>
-              <w:jc w:val="center"/>
-              <w:rPr>
-                <w:rFonts w:hint="eastAsia" w:ascii="宋体" w:hAnsi="宋体" w:cs="宋体"/>
-                <w:b/>
-                <w:bCs/>
-                <w:sz w:val="24"/>
-                <w:szCs w:val="24"/>
-                <w:lang w:val="en-US" w:eastAsia="zh-CN"/>
-              </w:rPr>
-            </w:pPr>
-          </w:p>
-        </w:tc>
-        <w:tc>
-          <w:tcPr>
-            <w:tcW w:w="830" w:type="dxa"/>
-            <w:vAlign w:val="top"/>
-          </w:tcPr>
-          <w:p>
-            <w:pPr>
-              <w:jc w:val="center"/>
-              <w:rPr>
-                <w:rFonts w:hint="eastAsia" w:ascii="宋体" w:hAnsi="宋体" w:cs="宋体"/>
-                <w:b/>
-                <w:bCs/>
-                <w:sz w:val="24"/>
-                <w:szCs w:val="24"/>
-                <w:lang w:val="en-US" w:eastAsia="zh-CN"/>
-              </w:rPr>
-            </w:pPr>
-          </w:p>
-        </w:tc>
-        <w:tc>
-          <w:tcPr>
-            <w:tcW w:w="1063" w:type="dxa"/>
-            <w:vAlign w:val="top"/>
-          </w:tcPr>
-          <w:p>
-            <w:pPr>
-              <w:tabs>
-                <w:tab w:val="center" w:pos="499"/>
-              </w:tabs>
-              <w:jc w:val="center"/>
-              <w:rPr>
-                <w:rFonts w:hint="eastAsia" w:ascii="宋体" w:hAnsi="宋体" w:cs="宋体"/>
-                <w:b/>
-                <w:bCs/>
-                <w:sz w:val="24"/>
-                <w:szCs w:val="24"/>
-                <w:lang w:val="en-US" w:eastAsia="zh-CN"/>
-              </w:rPr>
-            </w:pPr>
-          </w:p>
-        </w:tc>
-        <w:tc>
-          <w:tcPr>
-            <w:tcW w:w="1005" w:type="dxa"/>
-            <w:vAlign w:val="top"/>
-          </w:tcPr>
-          <w:p>
-            <w:pPr>
-              <w:jc w:val="center"/>
-              <w:rPr>
-                <w:rFonts w:hint="eastAsia" w:ascii="宋体" w:hAnsi="宋体" w:cs="宋体"/>
-                <w:b/>
-                <w:bCs/>
-                <w:sz w:val="24"/>
-                <w:szCs w:val="24"/>
-                <w:lang w:val="en-US" w:eastAsia="zh-CN"/>
-              </w:rPr>
-            </w:pPr>
-          </w:p>
-        </w:tc>
-        <w:tc>
-          <w:tcPr>
-            <w:tcW w:w="844" w:type="dxa"/>
-            <w:vAlign w:val="top"/>
-          </w:tcPr>
-          <w:p>
-            <w:pPr>
-              <w:jc w:val="center"/>
-              <w:rPr>
-                <w:rFonts w:hint="eastAsia" w:ascii="宋体" w:hAnsi="宋体" w:cs="宋体"/>
-                <w:b/>
-                <w:bCs/>
-                <w:sz w:val="24"/>
-                <w:szCs w:val="24"/>
-                <w:lang w:val="en-US" w:eastAsia="zh-CN"/>
-              </w:rPr>
-            </w:pPr>
-          </w:p>
-        </w:tc>
-        <w:tc>
-          <w:tcPr>
-            <w:tcW w:w="1020" w:type="dxa"/>
-            <w:vAlign w:val="top"/>
-          </w:tcPr>
-          <w:p>
-            <w:pPr>
-              <w:jc w:val="center"/>
-              <w:rPr>
-                <w:rFonts w:hint="eastAsia" w:ascii="宋体" w:hAnsi="宋体" w:cs="宋体"/>
-                <w:b/>
-                <w:bCs/>
-                <w:sz w:val="24"/>
-                <w:szCs w:val="24"/>
-                <w:lang w:val="en-US" w:eastAsia="zh-CN"/>
-              </w:rPr>
-            </w:pPr>
-          </w:p>
-        </w:tc>
-        <w:tc>
-          <w:tcPr>
-            <w:tcW w:w="976" w:type="dxa"/>
-            <w:vAlign w:val="top"/>
-          </w:tcPr>
-          <w:p>
-            <w:pPr>
-              <w:jc w:val="center"/>
-              <w:rPr>
-                <w:rFonts w:hint="eastAsia" w:ascii="宋体" w:hAnsi="宋体" w:cs="宋体"/>
-                <w:b/>
-                <w:bCs/>
-                <w:sz w:val="24"/>
-                <w:szCs w:val="24"/>
-                <w:lang w:val="en-US" w:eastAsia="zh-CN"/>
-              </w:rPr>
-            </w:pPr>
-          </w:p>
-        </w:tc>
-        <w:tc>
-          <w:tcPr>
-            <w:tcW w:w="994" w:type="dxa"/>
-            <w:vAlign w:val="top"/>
-          </w:tcPr>
-          <w:p>
-            <w:pPr>
-              <w:jc w:val="center"/>
-              <w:rPr>
-                <w:rFonts w:hint="eastAsia" w:ascii="宋体" w:hAnsi="宋体" w:cs="宋体"/>
-                <w:b/>
-                <w:bCs/>
-                <w:sz w:val="24"/>
-                <w:szCs w:val="24"/>
-                <w:lang w:val="en-US" w:eastAsia="zh-CN"/>
-              </w:rPr>
-            </w:pPr>
-          </w:p>
-        </w:tc>
-      </w:tr>
-      <w:tr>
-        <w:trPr>
-          <w:trHeight w:val="512" w:hRule="atLeast"/>
-          <w:jc w:val="center"/>
-        </w:trPr>
-        <w:tc>
-          <w:tcPr>
-            <w:tcW w:w="940" w:type="dxa"/>
-            <w:vAlign w:val="top"/>
-          </w:tcPr>
-          <w:p>
-            <w:pPr>
-              <w:jc w:val="center"/>
-              <w:rPr>
-                <w:rFonts w:hint="default" w:ascii="宋体" w:hAnsi="宋体" w:cs="宋体"/>
-                <w:b/>
-                <w:bCs/>
-                <w:sz w:val="24"/>
-                <w:szCs w:val="24"/>
-                <w:lang w:val="en-US" w:eastAsia="zh-CN"/>
-              </w:rPr>
-            </w:pPr>
-            <w:r>
-              <w:rPr>
-                <w:rFonts w:hint="eastAsia" w:ascii="宋体" w:hAnsi="宋体" w:cs="宋体"/>
-                <w:b/>
-                <w:bCs/>
-                <w:sz w:val="24"/>
-                <w:szCs w:val="24"/>
-                <w:lang w:val="en-US" w:eastAsia="zh-CN"/>
-              </w:rPr>
-              <w:t>电梯数</w:t>
-            </w:r>
-          </w:p>
-        </w:tc>
-        <w:tc>
-          <w:tcPr>
-            <w:tcW w:w="1570" w:type="dxa"/>
-            <w:vAlign w:val="top"/>
-          </w:tcPr>
-          <w:p>
-            <w:pPr>
-              <w:jc w:val="center"/>
-              <w:rPr>
-                <w:rFonts w:hint="eastAsia" w:ascii="宋体" w:hAnsi="宋体" w:eastAsia="宋体" w:cs="宋体"/>
-                <w:vertAlign w:val="baseline"/>
-                <w:lang w:val="en-US" w:eastAsia="zh-CN"/>
-              </w:rPr>
-            </w:pPr>
-          </w:p>
-        </w:tc>
-        <w:tc>
-          <w:tcPr>
-            <w:tcW w:w="830" w:type="dxa"/>
-            <w:vAlign w:val="top"/>
-          </w:tcPr>
-          <w:p>
-            <w:pPr>
-              <w:jc w:val="center"/>
-              <w:rPr>
-                <w:rFonts w:hint="eastAsia" w:ascii="宋体" w:hAnsi="宋体" w:eastAsia="宋体" w:cs="宋体"/>
-                <w:vertAlign w:val="baseline"/>
-                <w:lang w:val="en-US" w:eastAsia="zh-CN"/>
-              </w:rPr>
-            </w:pPr>
-          </w:p>
-        </w:tc>
-        <w:tc>
-          <w:tcPr>
-            <w:tcW w:w="1005" w:type="dxa"/>
-            <w:vAlign w:val="top"/>
-          </w:tcPr>
-          <w:p>
-            <w:pPr>
-              <w:jc w:val="center"/>
-              <w:rPr>
-                <w:rFonts w:hint="eastAsia" w:ascii="宋体" w:hAnsi="宋体" w:eastAsia="宋体" w:cs="宋体"/>
-                <w:vertAlign w:val="baseline"/>
-                <w:lang w:val="en-US" w:eastAsia="zh-CN"/>
-              </w:rPr>
-            </w:pPr>
-          </w:p>
-        </w:tc>
-        <w:tc>
-          <w:tcPr>
-            <w:tcW w:w="830" w:type="dxa"/>
-            <w:vAlign w:val="top"/>
-          </w:tcPr>
-          <w:p>
-            <w:pPr>
-              <w:jc w:val="center"/>
-              <w:rPr>
-                <w:rFonts w:hint="eastAsia" w:ascii="宋体" w:hAnsi="宋体" w:eastAsia="宋体" w:cs="宋体"/>
-                <w:vertAlign w:val="baseline"/>
-                <w:lang w:val="en-US" w:eastAsia="zh-CN"/>
-              </w:rPr>
-            </w:pPr>
-          </w:p>
-        </w:tc>
-        <w:tc>
-          <w:tcPr>
-            <w:tcW w:w="1063" w:type="dxa"/>
-            <w:vAlign w:val="top"/>
-          </w:tcPr>
-          <w:p>
-            <w:pPr>
-              <w:tabs>
-                <w:tab w:val="center" w:pos="499"/>
-              </w:tabs>
-              <w:jc w:val="center"/>
-              <w:rPr>
-                <w:rFonts w:hint="eastAsia" w:ascii="宋体" w:hAnsi="宋体" w:eastAsia="宋体" w:cs="宋体"/>
-                <w:vertAlign w:val="baseline"/>
-                <w:lang w:val="en-US" w:eastAsia="zh-CN"/>
-              </w:rPr>
-            </w:pPr>
-          </w:p>
-        </w:tc>
-        <w:tc>
-          <w:tcPr>
-            <w:tcW w:w="1005" w:type="dxa"/>
-            <w:vAlign w:val="top"/>
-          </w:tcPr>
-          <w:p>
-            <w:pPr>
-              <w:jc w:val="center"/>
-              <w:rPr>
-                <w:rFonts w:hint="eastAsia" w:ascii="宋体" w:hAnsi="宋体" w:eastAsia="宋体" w:cs="宋体"/>
-                <w:vertAlign w:val="baseline"/>
-                <w:lang w:val="en-US" w:eastAsia="zh-CN"/>
-              </w:rPr>
-            </w:pPr>
-          </w:p>
-        </w:tc>
-        <w:tc>
-          <w:tcPr>
-            <w:tcW w:w="844" w:type="dxa"/>
-            <w:vAlign w:val="top"/>
-          </w:tcPr>
-          <w:p>
-            <w:pPr>
-              <w:jc w:val="center"/>
-              <w:rPr>
-                <w:rFonts w:hint="eastAsia" w:ascii="宋体" w:hAnsi="宋体" w:eastAsia="宋体" w:cs="宋体"/>
-                <w:vertAlign w:val="baseline"/>
-                <w:lang w:val="en-US" w:eastAsia="zh-CN"/>
-              </w:rPr>
-            </w:pPr>
-          </w:p>
-        </w:tc>
-        <w:tc>
-          <w:tcPr>
-            <w:tcW w:w="1020" w:type="dxa"/>
-            <w:vAlign w:val="top"/>
-          </w:tcPr>
-          <w:p>
-            <w:pPr>
-              <w:jc w:val="center"/>
-              <w:rPr>
-                <w:rFonts w:hint="eastAsia" w:ascii="宋体" w:hAnsi="宋体" w:eastAsia="宋体" w:cs="宋体"/>
-                <w:vertAlign w:val="baseline"/>
-                <w:lang w:val="en-US" w:eastAsia="zh-CN"/>
-              </w:rPr>
-            </w:pPr>
-          </w:p>
-        </w:tc>
-        <w:tc>
-          <w:tcPr>
-            <w:tcW w:w="976" w:type="dxa"/>
-            <w:vAlign w:val="top"/>
-          </w:tcPr>
-          <w:p>
-            <w:pPr>
-              <w:jc w:val="center"/>
-              <w:rPr>
-                <w:rFonts w:hint="eastAsia" w:ascii="宋体" w:hAnsi="宋体" w:eastAsia="宋体" w:cs="宋体"/>
-                <w:vertAlign w:val="baseline"/>
-                <w:lang w:val="en-US" w:eastAsia="zh-CN"/>
-              </w:rPr>
-            </w:pPr>
-          </w:p>
-        </w:tc>
-        <w:tc>
-          <w:tcPr>
-            <w:tcW w:w="994" w:type="dxa"/>
-            <w:vAlign w:val="top"/>
-          </w:tcPr>
-          <w:p>
-            <w:pPr>
-              <w:jc w:val="center"/>
-              <w:rPr>
-                <w:rFonts w:hint="eastAsia" w:ascii="宋体" w:hAnsi="宋体" w:eastAsia="宋体" w:cs="宋体"/>
-                <w:vertAlign w:val="baseline"/>
-                <w:lang w:val="en-US" w:eastAsia="zh-CN"/>
-              </w:rPr>
-            </w:pPr>
-          </w:p>
-        </w:tc>
-      </w:tr>
-    </w:tbl>
     <w:p>
       <w:pPr>
+        <w:jc w:val="center"/>
         <w:rPr>
           <w:rFonts w:hint="eastAsia" w:ascii="宋体" w:hAnsi="宋体" w:eastAsia="宋体" w:cs="宋体"/>
+          <w:b/>
+          <w:bCs/>
+          <w:sz w:val="18"/>
+          <w:szCs w:val="18"/>
+          <w:lang w:val="en-US" w:eastAsia="zh-CN"/>
         </w:rPr>
       </w:pPr>
-    </w:p>
-    <w:p>
-      <w:pPr>
+      <w:r>
+        <w:rPr>
+          <w:rFonts w:hint="default" w:ascii="宋体" w:hAnsi="宋体" w:eastAsia="宋体" w:cs="宋体"/>
+          <w:b/>
+          <w:bCs/>
+          <w:sz w:val="18"/>
+          <w:szCs w:val="18"/>
+        </w:rPr>
+        <w:t>${</w:t>
+      </w:r>
+      <w:r>
+        <w:rPr>
+          <w:rFonts w:hint="eastAsia" w:ascii="宋体" w:hAnsi="宋体" w:cs="宋体"/>
+          <w:b/>
+          <w:bCs/>
+          <w:sz w:val="18"/>
+          <w:szCs w:val="18"/>
+          <w:lang w:val="en-US" w:eastAsia="zh-CN"/>
+        </w:rPr>
+        <w:t>ProjectType</w:t>
+      </w:r>
+      <w:r>
         <w:rPr>
           <w:rFonts w:hint="eastAsia" w:ascii="宋体" w:hAnsi="宋体" w:eastAsia="宋体" w:cs="宋体"/>
+          <w:b/>
+          <w:bCs/>
+          <w:sz w:val="18"/>
+          <w:szCs w:val="18"/>
+          <w:lang w:val="en-US" w:eastAsia="zh-CN"/>
         </w:rPr>
-      </w:pPr>
+        <w:t>Stats</w:t>
+      </w:r>
+      <w:r>
+        <w:rPr>
+          <w:rFonts w:hint="default" w:ascii="宋体" w:hAnsi="宋体" w:eastAsia="宋体" w:cs="宋体"/>
+          <w:b/>
+          <w:bCs/>
+          <w:sz w:val="18"/>
+          <w:szCs w:val="18"/>
+        </w:rPr>
+        <w:t>}</w:t>
+      </w:r>
     </w:p>
     <w:p>
       <w:pPr>
@@ -12330,6 +11581,8 @@
         <w:jc w:val="center"/>
         <w:rPr>
           <w:rFonts w:hint="eastAsia" w:ascii="宋体" w:hAnsi="宋体" w:eastAsia="宋体" w:cs="宋体"/>
+          <w:sz w:val="18"/>
+          <w:szCs w:val="18"/>
         </w:rPr>
       </w:pPr>
       <w:r>
@@ -12337,8 +11590,8 @@
           <w:rFonts w:hint="default" w:ascii="宋体" w:hAnsi="宋体" w:eastAsia="宋体" w:cs="宋体"/>
           <w:b/>
           <w:bCs/>
-          <w:sz w:val="24"/>
-          <w:szCs w:val="24"/>
+          <w:sz w:val="18"/>
+          <w:szCs w:val="18"/>
         </w:rPr>
         <w:t>${</w:t>
       </w:r>
@@ -12347,8 +11600,8 @@
           <w:rFonts w:hint="eastAsia" w:ascii="宋体" w:hAnsi="宋体" w:cs="宋体"/>
           <w:b/>
           <w:bCs/>
-          <w:sz w:val="24"/>
-          <w:szCs w:val="24"/>
+          <w:sz w:val="18"/>
+          <w:szCs w:val="18"/>
           <w:lang w:val="en-US" w:eastAsia="zh-CN"/>
         </w:rPr>
         <w:t>T</w:t>
@@ -12358,8 +11611,8 @@
           <w:rFonts w:hint="default" w:ascii="宋体" w:hAnsi="宋体" w:eastAsia="宋体" w:cs="宋体"/>
           <w:b/>
           <w:bCs/>
-          <w:sz w:val="24"/>
-          <w:szCs w:val="24"/>
+          <w:sz w:val="18"/>
+          <w:szCs w:val="18"/>
         </w:rPr>
         <w:t>ime</w:t>
       </w:r>
@@ -12368,8 +11621,8 @@
           <w:rFonts w:hint="eastAsia" w:ascii="宋体" w:hAnsi="宋体" w:cs="宋体"/>
           <w:b/>
           <w:bCs/>
-          <w:sz w:val="24"/>
-          <w:szCs w:val="24"/>
+          <w:sz w:val="18"/>
+          <w:szCs w:val="18"/>
           <w:lang w:val="en-US" w:eastAsia="zh-CN"/>
         </w:rPr>
         <w:t>SlotStats</w:t>
@@ -12379,8 +11632,8 @@
           <w:rFonts w:hint="default" w:ascii="宋体" w:hAnsi="宋体" w:eastAsia="宋体" w:cs="宋体"/>
           <w:b/>
           <w:bCs/>
-          <w:sz w:val="24"/>
-          <w:szCs w:val="24"/>
+          <w:sz w:val="18"/>
+          <w:szCs w:val="18"/>
         </w:rPr>
         <w:t>}</w:t>
       </w:r>
@@ -12408,64 +11661,78 @@
         <w:jc w:val="center"/>
         <w:rPr>
           <w:rFonts w:hint="eastAsia" w:ascii="宋体" w:hAnsi="宋体" w:eastAsia="宋体" w:cs="宋体"/>
+          <w:sz w:val="18"/>
+          <w:szCs w:val="18"/>
         </w:rPr>
       </w:pPr>
       <w:r>
         <w:rPr>
-          <w:rFonts w:hint="default" w:ascii="宋体" w:hAnsi="宋体" w:eastAsia="宋体" w:cs="宋体"/>
+          <w:rFonts w:hint="eastAsia" w:ascii="宋体" w:hAnsi="宋体" w:eastAsia="宋体" w:cs="宋体"/>
           <w:b/>
           <w:bCs/>
-          <w:sz w:val="24"/>
-          <w:szCs w:val="24"/>
+          <w:sz w:val="18"/>
+          <w:szCs w:val="18"/>
         </w:rPr>
         <w:t>${</w:t>
       </w:r>
       <w:r>
         <w:rPr>
-          <w:rFonts w:hint="eastAsia"/>
+          <w:rFonts w:hint="eastAsia" w:ascii="宋体" w:hAnsi="宋体" w:eastAsia="宋体" w:cs="宋体"/>
+          <w:sz w:val="18"/>
+          <w:szCs w:val="18"/>
         </w:rPr>
         <w:t>Time</w:t>
       </w:r>
       <w:r>
         <w:rPr>
-          <w:rFonts w:hint="eastAsia"/>
+          <w:rFonts w:hint="eastAsia" w:ascii="宋体" w:hAnsi="宋体" w:eastAsia="宋体" w:cs="宋体"/>
+          <w:sz w:val="18"/>
+          <w:szCs w:val="18"/>
           <w:lang w:val="en-US" w:eastAsia="zh-CN"/>
         </w:rPr>
         <w:t>C</w:t>
       </w:r>
       <w:r>
         <w:rPr>
-          <w:rFonts w:hint="eastAsia"/>
+          <w:rFonts w:hint="eastAsia" w:ascii="宋体" w:hAnsi="宋体" w:eastAsia="宋体" w:cs="宋体"/>
+          <w:sz w:val="18"/>
+          <w:szCs w:val="18"/>
         </w:rPr>
         <w:t>onsumption</w:t>
       </w:r>
       <w:r>
         <w:rPr>
-          <w:rFonts w:hint="eastAsia"/>
+          <w:rFonts w:hint="eastAsia" w:ascii="宋体" w:hAnsi="宋体" w:eastAsia="宋体" w:cs="宋体"/>
+          <w:sz w:val="18"/>
+          <w:szCs w:val="18"/>
           <w:lang w:val="en-US" w:eastAsia="zh-CN"/>
         </w:rPr>
         <w:t>S</w:t>
       </w:r>
       <w:r>
         <w:rPr>
-          <w:rFonts w:hint="eastAsia"/>
+          <w:rFonts w:hint="eastAsia" w:ascii="宋体" w:hAnsi="宋体" w:eastAsia="宋体" w:cs="宋体"/>
+          <w:sz w:val="18"/>
+          <w:szCs w:val="18"/>
         </w:rPr>
         <w:t>tat</w:t>
       </w:r>
       <w:r>
         <w:rPr>
-          <w:rFonts w:hint="eastAsia"/>
+          <w:rFonts w:hint="eastAsia" w:ascii="宋体" w:hAnsi="宋体" w:eastAsia="宋体" w:cs="宋体"/>
+          <w:sz w:val="18"/>
+          <w:szCs w:val="18"/>
           <w:lang w:val="en-US" w:eastAsia="zh-CN"/>
         </w:rPr>
         <w:t>s</w:t>
       </w:r>
       <w:r>
         <w:rPr>
-          <w:rFonts w:hint="default" w:ascii="宋体" w:hAnsi="宋体" w:eastAsia="宋体" w:cs="宋体"/>
+          <w:rFonts w:hint="eastAsia" w:ascii="宋体" w:hAnsi="宋体" w:eastAsia="宋体" w:cs="宋体"/>
           <w:b/>
           <w:bCs/>
-          <w:sz w:val="24"/>
-          <w:szCs w:val="24"/>
+          <w:sz w:val="18"/>
+          <w:szCs w:val="18"/>
         </w:rPr>
         <w:t>}</w:t>
       </w:r>
@@ -12503,6 +11770,8 @@
         <w:jc w:val="center"/>
         <w:rPr>
           <w:rFonts w:hint="eastAsia" w:ascii="宋体" w:hAnsi="宋体" w:eastAsia="宋体" w:cs="宋体"/>
+          <w:sz w:val="16"/>
+          <w:szCs w:val="16"/>
         </w:rPr>
       </w:pPr>
       <w:r>
@@ -12510,8 +11779,8 @@
           <w:rFonts w:hint="default" w:ascii="宋体" w:hAnsi="宋体" w:eastAsia="宋体" w:cs="宋体"/>
           <w:b/>
           <w:bCs/>
-          <w:sz w:val="24"/>
-          <w:szCs w:val="24"/>
+          <w:sz w:val="16"/>
+          <w:szCs w:val="16"/>
         </w:rPr>
         <w:t>${</w:t>
       </w:r>
@@ -12520,19 +11789,19 @@
           <w:rFonts w:hint="eastAsia" w:ascii="宋体" w:hAnsi="宋体" w:cs="宋体"/>
           <w:b/>
           <w:bCs/>
-          <w:sz w:val="24"/>
-          <w:szCs w:val="24"/>
+          <w:sz w:val="16"/>
+          <w:szCs w:val="16"/>
           <w:lang w:val="en-US" w:eastAsia="zh-CN"/>
         </w:rPr>
-        <w:t>MoreThan30M</w:t>
+        <w:t>OvertimeWorkOrder</w:t>
       </w:r>
       <w:r>
         <w:rPr>
           <w:rFonts w:hint="default" w:ascii="宋体" w:hAnsi="宋体" w:eastAsia="宋体" w:cs="宋体"/>
           <w:b/>
           <w:bCs/>
-          <w:sz w:val="24"/>
-          <w:szCs w:val="24"/>
+          <w:sz w:val="16"/>
+          <w:szCs w:val="16"/>
         </w:rPr>
         <w:t>}</w:t>
       </w:r>

--- a/src/main/resources/doc/month.docx
+++ b/src/main/resources/doc/month.docx
@@ -814,7 +814,7 @@
                 <w:ilvl w:val="0"/>
                 <w:numId w:val="0"/>
               </w:numPr>
-              <w:ind w:left="0" w:leftChars="0" w:firstLine="0" w:firstLineChars="0"/>
+              <w:spacing w:line="10" w:lineRule="atLeast"/>
               <w:jc w:val="center"/>
               <w:rPr>
                 <w:rFonts w:hint="eastAsia" w:ascii="宋体" w:hAnsi="宋体" w:eastAsia="宋体" w:cs="宋体"/>
@@ -824,11 +824,34 @@
             </w:pPr>
             <w:r>
               <w:rPr>
-                <w:rFonts w:hint="eastAsia" w:ascii="宋体" w:hAnsi="宋体" w:eastAsia="宋体" w:cs="宋体"/>
-                <w:vertAlign w:val="baseline"/>
-                <w:lang w:val="en-US" w:eastAsia="zh-CN"/>
-              </w:rPr>
-              <w:t>32</w:t>
+                <w:rFonts w:hint="default" w:ascii="宋体" w:hAnsi="宋体" w:eastAsia="宋体" w:cs="宋体"/>
+                <w:b w:val="0"/>
+                <w:bCs w:val="0"/>
+                <w:sz w:val="16"/>
+                <w:szCs w:val="16"/>
+              </w:rPr>
+              <w:t>${</w:t>
+            </w:r>
+            <w:r>
+              <w:rPr>
+                <w:rFonts w:hint="eastAsia" w:ascii="宋体" w:hAnsi="宋体" w:eastAsia="宋体" w:cs="宋体"/>
+                <w:b w:val="0"/>
+                <w:bCs w:val="0"/>
+                <w:sz w:val="16"/>
+                <w:szCs w:val="16"/>
+                <w:lang w:val="en-US" w:eastAsia="zh-CN"/>
+              </w:rPr>
+              <w:t>0101</w:t>
+            </w:r>
+            <w:r>
+              <w:rPr>
+                <w:rFonts w:hint="default" w:ascii="宋体" w:hAnsi="宋体" w:eastAsia="宋体" w:cs="宋体"/>
+                <w:b w:val="0"/>
+                <w:bCs w:val="0"/>
+                <w:sz w:val="16"/>
+                <w:szCs w:val="16"/>
+              </w:rPr>
+              <w:t>}</w:t>
             </w:r>
           </w:p>
         </w:tc>
@@ -857,11 +880,42 @@
             </w:pPr>
             <w:r>
               <w:rPr>
+                <w:rFonts w:hint="default" w:ascii="宋体" w:hAnsi="宋体" w:eastAsia="宋体" w:cs="宋体"/>
+                <w:b w:val="0"/>
+                <w:bCs w:val="0"/>
+                <w:sz w:val="16"/>
+                <w:szCs w:val="16"/>
+              </w:rPr>
+              <w:t>${</w:t>
+            </w:r>
+            <w:r>
+              <w:rPr>
+                <w:rFonts w:hint="eastAsia" w:ascii="宋体" w:hAnsi="宋体" w:eastAsia="宋体" w:cs="宋体"/>
+                <w:b w:val="0"/>
+                <w:bCs w:val="0"/>
+                <w:sz w:val="16"/>
+                <w:szCs w:val="16"/>
+                <w:lang w:val="en-US" w:eastAsia="zh-CN"/>
+              </w:rPr>
+              <w:t>01011</w:t>
+            </w:r>
+            <w:r>
+              <w:rPr>
+                <w:rFonts w:hint="default" w:ascii="宋体" w:hAnsi="宋体" w:eastAsia="宋体" w:cs="宋体"/>
+                <w:b w:val="0"/>
+                <w:bCs w:val="0"/>
+                <w:sz w:val="16"/>
+                <w:szCs w:val="16"/>
+              </w:rPr>
+              <w:t>}</w:t>
+            </w:r>
+            <w:r>
+              <w:rPr>
                 <w:rFonts w:hint="eastAsia" w:ascii="宋体" w:hAnsi="宋体" w:eastAsia="宋体" w:cs="宋体"/>
                 <w:vertAlign w:val="baseline"/>
                 <w:lang w:val="en-US" w:eastAsia="zh-CN"/>
               </w:rPr>
-              <w:t>33.68%</w:t>
+              <w:t>%</w:t>
             </w:r>
           </w:p>
         </w:tc>
@@ -885,11 +939,42 @@
             </w:pPr>
             <w:r>
               <w:rPr>
+                <w:rFonts w:hint="default" w:ascii="宋体" w:hAnsi="宋体" w:eastAsia="宋体" w:cs="宋体"/>
+                <w:b w:val="0"/>
+                <w:bCs w:val="0"/>
+                <w:sz w:val="16"/>
+                <w:szCs w:val="16"/>
+              </w:rPr>
+              <w:t>${</w:t>
+            </w:r>
+            <w:r>
+              <w:rPr>
+                <w:rFonts w:hint="eastAsia" w:ascii="宋体" w:hAnsi="宋体" w:eastAsia="宋体" w:cs="宋体"/>
+                <w:b w:val="0"/>
+                <w:bCs w:val="0"/>
+                <w:sz w:val="16"/>
+                <w:szCs w:val="16"/>
+                <w:lang w:val="en-US" w:eastAsia="zh-CN"/>
+              </w:rPr>
+              <w:t>01</w:t>
+            </w:r>
+            <w:r>
+              <w:rPr>
+                <w:rFonts w:hint="default" w:ascii="宋体" w:hAnsi="宋体" w:eastAsia="宋体" w:cs="宋体"/>
+                <w:b w:val="0"/>
+                <w:bCs w:val="0"/>
+                <w:sz w:val="16"/>
+                <w:szCs w:val="16"/>
+              </w:rPr>
+              <w:t>}</w:t>
+            </w:r>
+            <w:r>
+              <w:rPr>
                 <w:rFonts w:hint="eastAsia" w:ascii="宋体" w:hAnsi="宋体" w:eastAsia="宋体" w:cs="宋体"/>
                 <w:vertAlign w:val="baseline"/>
                 <w:lang w:val="en-US" w:eastAsia="zh-CN"/>
               </w:rPr>
-              <w:t>38.94%</w:t>
+              <w:t>%</w:t>
             </w:r>
           </w:p>
         </w:tc>
@@ -1010,7 +1095,7 @@
                 <w:ilvl w:val="0"/>
                 <w:numId w:val="0"/>
               </w:numPr>
-              <w:ind w:left="0" w:leftChars="0" w:firstLine="0" w:firstLineChars="0"/>
+              <w:spacing w:line="10" w:lineRule="atLeast"/>
               <w:jc w:val="center"/>
               <w:rPr>
                 <w:rFonts w:hint="eastAsia" w:ascii="宋体" w:hAnsi="宋体" w:eastAsia="宋体" w:cs="宋体"/>
@@ -1020,11 +1105,34 @@
             </w:pPr>
             <w:r>
               <w:rPr>
-                <w:rFonts w:hint="eastAsia" w:ascii="宋体" w:hAnsi="宋体" w:eastAsia="宋体" w:cs="宋体"/>
-                <w:vertAlign w:val="baseline"/>
-                <w:lang w:val="en-US" w:eastAsia="zh-CN"/>
-              </w:rPr>
-              <w:t>1</w:t>
+                <w:rFonts w:hint="default" w:ascii="宋体" w:hAnsi="宋体" w:eastAsia="宋体" w:cs="宋体"/>
+                <w:b w:val="0"/>
+                <w:bCs w:val="0"/>
+                <w:sz w:val="16"/>
+                <w:szCs w:val="16"/>
+              </w:rPr>
+              <w:t>${</w:t>
+            </w:r>
+            <w:r>
+              <w:rPr>
+                <w:rFonts w:hint="eastAsia" w:ascii="宋体" w:hAnsi="宋体" w:eastAsia="宋体" w:cs="宋体"/>
+                <w:b w:val="0"/>
+                <w:bCs w:val="0"/>
+                <w:sz w:val="16"/>
+                <w:szCs w:val="16"/>
+                <w:lang w:val="en-US" w:eastAsia="zh-CN"/>
+              </w:rPr>
+              <w:t>0102</w:t>
+            </w:r>
+            <w:r>
+              <w:rPr>
+                <w:rFonts w:hint="default" w:ascii="宋体" w:hAnsi="宋体" w:eastAsia="宋体" w:cs="宋体"/>
+                <w:b w:val="0"/>
+                <w:bCs w:val="0"/>
+                <w:sz w:val="16"/>
+                <w:szCs w:val="16"/>
+              </w:rPr>
+              <w:t>}</w:t>
             </w:r>
           </w:p>
         </w:tc>
@@ -1053,11 +1161,42 @@
             </w:pPr>
             <w:r>
               <w:rPr>
+                <w:rFonts w:hint="default" w:ascii="宋体" w:hAnsi="宋体" w:eastAsia="宋体" w:cs="宋体"/>
+                <w:b w:val="0"/>
+                <w:bCs w:val="0"/>
+                <w:sz w:val="16"/>
+                <w:szCs w:val="16"/>
+              </w:rPr>
+              <w:t>${</w:t>
+            </w:r>
+            <w:r>
+              <w:rPr>
+                <w:rFonts w:hint="eastAsia" w:ascii="宋体" w:hAnsi="宋体" w:eastAsia="宋体" w:cs="宋体"/>
+                <w:b w:val="0"/>
+                <w:bCs w:val="0"/>
+                <w:sz w:val="16"/>
+                <w:szCs w:val="16"/>
+                <w:lang w:val="en-US" w:eastAsia="zh-CN"/>
+              </w:rPr>
+              <w:t>01021</w:t>
+            </w:r>
+            <w:r>
+              <w:rPr>
+                <w:rFonts w:hint="default" w:ascii="宋体" w:hAnsi="宋体" w:eastAsia="宋体" w:cs="宋体"/>
+                <w:b w:val="0"/>
+                <w:bCs w:val="0"/>
+                <w:sz w:val="16"/>
+                <w:szCs w:val="16"/>
+              </w:rPr>
+              <w:t>}</w:t>
+            </w:r>
+            <w:r>
+              <w:rPr>
                 <w:rFonts w:hint="eastAsia" w:ascii="宋体" w:hAnsi="宋体" w:eastAsia="宋体" w:cs="宋体"/>
                 <w:vertAlign w:val="baseline"/>
                 <w:lang w:val="en-US" w:eastAsia="zh-CN"/>
               </w:rPr>
-              <w:t>1.05%</w:t>
+              <w:t>%</w:t>
             </w:r>
           </w:p>
         </w:tc>
@@ -1205,11 +1344,34 @@
             </w:pPr>
             <w:r>
               <w:rPr>
-                <w:rFonts w:hint="eastAsia" w:ascii="宋体" w:hAnsi="宋体" w:eastAsia="宋体" w:cs="宋体"/>
-                <w:vertAlign w:val="baseline"/>
-                <w:lang w:val="en-US" w:eastAsia="zh-CN"/>
-              </w:rPr>
-              <w:t>3</w:t>
+                <w:rFonts w:hint="default" w:ascii="宋体" w:hAnsi="宋体" w:eastAsia="宋体" w:cs="宋体"/>
+                <w:b w:val="0"/>
+                <w:bCs w:val="0"/>
+                <w:sz w:val="16"/>
+                <w:szCs w:val="16"/>
+              </w:rPr>
+              <w:t>${</w:t>
+            </w:r>
+            <w:r>
+              <w:rPr>
+                <w:rFonts w:hint="eastAsia" w:ascii="宋体" w:hAnsi="宋体" w:eastAsia="宋体" w:cs="宋体"/>
+                <w:b w:val="0"/>
+                <w:bCs w:val="0"/>
+                <w:sz w:val="16"/>
+                <w:szCs w:val="16"/>
+                <w:lang w:val="en-US" w:eastAsia="zh-CN"/>
+              </w:rPr>
+              <w:t>0103</w:t>
+            </w:r>
+            <w:r>
+              <w:rPr>
+                <w:rFonts w:hint="default" w:ascii="宋体" w:hAnsi="宋体" w:eastAsia="宋体" w:cs="宋体"/>
+                <w:b w:val="0"/>
+                <w:bCs w:val="0"/>
+                <w:sz w:val="16"/>
+                <w:szCs w:val="16"/>
+              </w:rPr>
+              <w:t>}</w:t>
             </w:r>
           </w:p>
         </w:tc>
@@ -1238,11 +1400,42 @@
             </w:pPr>
             <w:r>
               <w:rPr>
+                <w:rFonts w:hint="default" w:ascii="宋体" w:hAnsi="宋体" w:eastAsia="宋体" w:cs="宋体"/>
+                <w:b w:val="0"/>
+                <w:bCs w:val="0"/>
+                <w:sz w:val="16"/>
+                <w:szCs w:val="16"/>
+              </w:rPr>
+              <w:t>${</w:t>
+            </w:r>
+            <w:r>
+              <w:rPr>
+                <w:rFonts w:hint="eastAsia" w:ascii="宋体" w:hAnsi="宋体" w:eastAsia="宋体" w:cs="宋体"/>
+                <w:b w:val="0"/>
+                <w:bCs w:val="0"/>
+                <w:sz w:val="16"/>
+                <w:szCs w:val="16"/>
+                <w:lang w:val="en-US" w:eastAsia="zh-CN"/>
+              </w:rPr>
+              <w:t>01031</w:t>
+            </w:r>
+            <w:r>
+              <w:rPr>
+                <w:rFonts w:hint="default" w:ascii="宋体" w:hAnsi="宋体" w:eastAsia="宋体" w:cs="宋体"/>
+                <w:b w:val="0"/>
+                <w:bCs w:val="0"/>
+                <w:sz w:val="16"/>
+                <w:szCs w:val="16"/>
+              </w:rPr>
+              <w:t>}</w:t>
+            </w:r>
+            <w:r>
+              <w:rPr>
                 <w:rFonts w:hint="eastAsia" w:ascii="宋体" w:hAnsi="宋体" w:eastAsia="宋体" w:cs="宋体"/>
                 <w:vertAlign w:val="baseline"/>
                 <w:lang w:val="en-US" w:eastAsia="zh-CN"/>
               </w:rPr>
-              <w:t>3.16%</w:t>
+              <w:t>%</w:t>
             </w:r>
           </w:p>
         </w:tc>
@@ -1390,11 +1583,34 @@
             </w:pPr>
             <w:r>
               <w:rPr>
-                <w:rFonts w:hint="eastAsia" w:ascii="宋体" w:hAnsi="宋体" w:eastAsia="宋体" w:cs="宋体"/>
-                <w:vertAlign w:val="baseline"/>
-                <w:lang w:val="en-US" w:eastAsia="zh-CN"/>
-              </w:rPr>
-              <w:t>0</w:t>
+                <w:rFonts w:hint="default" w:ascii="宋体" w:hAnsi="宋体" w:eastAsia="宋体" w:cs="宋体"/>
+                <w:b w:val="0"/>
+                <w:bCs w:val="0"/>
+                <w:sz w:val="16"/>
+                <w:szCs w:val="16"/>
+              </w:rPr>
+              <w:t>${</w:t>
+            </w:r>
+            <w:r>
+              <w:rPr>
+                <w:rFonts w:hint="eastAsia" w:ascii="宋体" w:hAnsi="宋体" w:eastAsia="宋体" w:cs="宋体"/>
+                <w:b w:val="0"/>
+                <w:bCs w:val="0"/>
+                <w:sz w:val="16"/>
+                <w:szCs w:val="16"/>
+                <w:lang w:val="en-US" w:eastAsia="zh-CN"/>
+              </w:rPr>
+              <w:t>0104</w:t>
+            </w:r>
+            <w:r>
+              <w:rPr>
+                <w:rFonts w:hint="default" w:ascii="宋体" w:hAnsi="宋体" w:eastAsia="宋体" w:cs="宋体"/>
+                <w:b w:val="0"/>
+                <w:bCs w:val="0"/>
+                <w:sz w:val="16"/>
+                <w:szCs w:val="16"/>
+              </w:rPr>
+              <w:t>}</w:t>
             </w:r>
           </w:p>
         </w:tc>
@@ -1423,11 +1639,42 @@
             </w:pPr>
             <w:r>
               <w:rPr>
+                <w:rFonts w:hint="default" w:ascii="宋体" w:hAnsi="宋体" w:eastAsia="宋体" w:cs="宋体"/>
+                <w:b w:val="0"/>
+                <w:bCs w:val="0"/>
+                <w:sz w:val="16"/>
+                <w:szCs w:val="16"/>
+              </w:rPr>
+              <w:t>${</w:t>
+            </w:r>
+            <w:r>
+              <w:rPr>
+                <w:rFonts w:hint="eastAsia" w:ascii="宋体" w:hAnsi="宋体" w:eastAsia="宋体" w:cs="宋体"/>
+                <w:b w:val="0"/>
+                <w:bCs w:val="0"/>
+                <w:sz w:val="16"/>
+                <w:szCs w:val="16"/>
+                <w:lang w:val="en-US" w:eastAsia="zh-CN"/>
+              </w:rPr>
+              <w:t>01041</w:t>
+            </w:r>
+            <w:r>
+              <w:rPr>
+                <w:rFonts w:hint="default" w:ascii="宋体" w:hAnsi="宋体" w:eastAsia="宋体" w:cs="宋体"/>
+                <w:b w:val="0"/>
+                <w:bCs w:val="0"/>
+                <w:sz w:val="16"/>
+                <w:szCs w:val="16"/>
+              </w:rPr>
+              <w:t>}</w:t>
+            </w:r>
+            <w:r>
+              <w:rPr>
                 <w:rFonts w:hint="eastAsia" w:ascii="宋体" w:hAnsi="宋体" w:eastAsia="宋体" w:cs="宋体"/>
                 <w:vertAlign w:val="baseline"/>
                 <w:lang w:val="en-US" w:eastAsia="zh-CN"/>
               </w:rPr>
-              <w:t>0.00%</w:t>
+              <w:t>%</w:t>
             </w:r>
           </w:p>
         </w:tc>
@@ -1575,11 +1822,34 @@
             </w:pPr>
             <w:r>
               <w:rPr>
-                <w:rFonts w:hint="eastAsia" w:ascii="宋体" w:hAnsi="宋体" w:eastAsia="宋体" w:cs="宋体"/>
-                <w:vertAlign w:val="baseline"/>
-                <w:lang w:val="en-US" w:eastAsia="zh-CN"/>
-              </w:rPr>
-              <w:t>1</w:t>
+                <w:rFonts w:hint="default" w:ascii="宋体" w:hAnsi="宋体" w:eastAsia="宋体" w:cs="宋体"/>
+                <w:b w:val="0"/>
+                <w:bCs w:val="0"/>
+                <w:sz w:val="16"/>
+                <w:szCs w:val="16"/>
+              </w:rPr>
+              <w:t>${</w:t>
+            </w:r>
+            <w:r>
+              <w:rPr>
+                <w:rFonts w:hint="eastAsia" w:ascii="宋体" w:hAnsi="宋体" w:eastAsia="宋体" w:cs="宋体"/>
+                <w:b w:val="0"/>
+                <w:bCs w:val="0"/>
+                <w:sz w:val="16"/>
+                <w:szCs w:val="16"/>
+                <w:lang w:val="en-US" w:eastAsia="zh-CN"/>
+              </w:rPr>
+              <w:t>0105</w:t>
+            </w:r>
+            <w:r>
+              <w:rPr>
+                <w:rFonts w:hint="default" w:ascii="宋体" w:hAnsi="宋体" w:eastAsia="宋体" w:cs="宋体"/>
+                <w:b w:val="0"/>
+                <w:bCs w:val="0"/>
+                <w:sz w:val="16"/>
+                <w:szCs w:val="16"/>
+              </w:rPr>
+              <w:t>}</w:t>
             </w:r>
           </w:p>
         </w:tc>
@@ -1608,11 +1878,42 @@
             </w:pPr>
             <w:r>
               <w:rPr>
+                <w:rFonts w:hint="default" w:ascii="宋体" w:hAnsi="宋体" w:eastAsia="宋体" w:cs="宋体"/>
+                <w:b w:val="0"/>
+                <w:bCs w:val="0"/>
+                <w:sz w:val="16"/>
+                <w:szCs w:val="16"/>
+              </w:rPr>
+              <w:t>${</w:t>
+            </w:r>
+            <w:r>
+              <w:rPr>
+                <w:rFonts w:hint="eastAsia" w:ascii="宋体" w:hAnsi="宋体" w:eastAsia="宋体" w:cs="宋体"/>
+                <w:b w:val="0"/>
+                <w:bCs w:val="0"/>
+                <w:sz w:val="16"/>
+                <w:szCs w:val="16"/>
+                <w:lang w:val="en-US" w:eastAsia="zh-CN"/>
+              </w:rPr>
+              <w:t>01051</w:t>
+            </w:r>
+            <w:r>
+              <w:rPr>
+                <w:rFonts w:hint="default" w:ascii="宋体" w:hAnsi="宋体" w:eastAsia="宋体" w:cs="宋体"/>
+                <w:b w:val="0"/>
+                <w:bCs w:val="0"/>
+                <w:sz w:val="16"/>
+                <w:szCs w:val="16"/>
+              </w:rPr>
+              <w:t>}</w:t>
+            </w:r>
+            <w:r>
+              <w:rPr>
                 <w:rFonts w:hint="eastAsia" w:ascii="宋体" w:hAnsi="宋体" w:eastAsia="宋体" w:cs="宋体"/>
                 <w:vertAlign w:val="baseline"/>
                 <w:lang w:val="en-US" w:eastAsia="zh-CN"/>
               </w:rPr>
-              <w:t>1.05%</w:t>
+              <w:t>%</w:t>
             </w:r>
           </w:p>
         </w:tc>
@@ -1760,11 +2061,34 @@
             </w:pPr>
             <w:r>
               <w:rPr>
-                <w:rFonts w:hint="eastAsia" w:ascii="宋体" w:hAnsi="宋体" w:eastAsia="宋体" w:cs="宋体"/>
-                <w:vertAlign w:val="baseline"/>
-                <w:lang w:val="en-US" w:eastAsia="zh-CN"/>
-              </w:rPr>
-              <w:t>0</w:t>
+                <w:rFonts w:hint="default" w:ascii="宋体" w:hAnsi="宋体" w:eastAsia="宋体" w:cs="宋体"/>
+                <w:b w:val="0"/>
+                <w:bCs w:val="0"/>
+                <w:sz w:val="16"/>
+                <w:szCs w:val="16"/>
+              </w:rPr>
+              <w:t>${</w:t>
+            </w:r>
+            <w:r>
+              <w:rPr>
+                <w:rFonts w:hint="eastAsia" w:ascii="宋体" w:hAnsi="宋体" w:eastAsia="宋体" w:cs="宋体"/>
+                <w:b w:val="0"/>
+                <w:bCs w:val="0"/>
+                <w:sz w:val="16"/>
+                <w:szCs w:val="16"/>
+                <w:lang w:val="en-US" w:eastAsia="zh-CN"/>
+              </w:rPr>
+              <w:t>0106</w:t>
+            </w:r>
+            <w:r>
+              <w:rPr>
+                <w:rFonts w:hint="default" w:ascii="宋体" w:hAnsi="宋体" w:eastAsia="宋体" w:cs="宋体"/>
+                <w:b w:val="0"/>
+                <w:bCs w:val="0"/>
+                <w:sz w:val="16"/>
+                <w:szCs w:val="16"/>
+              </w:rPr>
+              <w:t>}</w:t>
             </w:r>
           </w:p>
         </w:tc>
@@ -1793,11 +2117,42 @@
             </w:pPr>
             <w:r>
               <w:rPr>
+                <w:rFonts w:hint="default" w:ascii="宋体" w:hAnsi="宋体" w:eastAsia="宋体" w:cs="宋体"/>
+                <w:b w:val="0"/>
+                <w:bCs w:val="0"/>
+                <w:sz w:val="16"/>
+                <w:szCs w:val="16"/>
+              </w:rPr>
+              <w:t>${</w:t>
+            </w:r>
+            <w:r>
+              <w:rPr>
+                <w:rFonts w:hint="eastAsia" w:ascii="宋体" w:hAnsi="宋体" w:eastAsia="宋体" w:cs="宋体"/>
+                <w:b w:val="0"/>
+                <w:bCs w:val="0"/>
+                <w:sz w:val="16"/>
+                <w:szCs w:val="16"/>
+                <w:lang w:val="en-US" w:eastAsia="zh-CN"/>
+              </w:rPr>
+              <w:t>01061</w:t>
+            </w:r>
+            <w:r>
+              <w:rPr>
+                <w:rFonts w:hint="default" w:ascii="宋体" w:hAnsi="宋体" w:eastAsia="宋体" w:cs="宋体"/>
+                <w:b w:val="0"/>
+                <w:bCs w:val="0"/>
+                <w:sz w:val="16"/>
+                <w:szCs w:val="16"/>
+              </w:rPr>
+              <w:t>}</w:t>
+            </w:r>
+            <w:r>
+              <w:rPr>
                 <w:rFonts w:hint="eastAsia" w:ascii="宋体" w:hAnsi="宋体" w:eastAsia="宋体" w:cs="宋体"/>
                 <w:vertAlign w:val="baseline"/>
                 <w:lang w:val="en-US" w:eastAsia="zh-CN"/>
               </w:rPr>
-              <w:t>0.00%</w:t>
+              <w:t>%</w:t>
             </w:r>
           </w:p>
         </w:tc>
@@ -1960,11 +2315,34 @@
             </w:pPr>
             <w:r>
               <w:rPr>
-                <w:rFonts w:hint="eastAsia" w:ascii="宋体" w:hAnsi="宋体" w:eastAsia="宋体" w:cs="宋体"/>
-                <w:vertAlign w:val="baseline"/>
-                <w:lang w:val="en-US" w:eastAsia="zh-CN"/>
-              </w:rPr>
-              <w:t>6</w:t>
+                <w:rFonts w:hint="default" w:ascii="宋体" w:hAnsi="宋体" w:eastAsia="宋体" w:cs="宋体"/>
+                <w:b w:val="0"/>
+                <w:bCs w:val="0"/>
+                <w:sz w:val="16"/>
+                <w:szCs w:val="16"/>
+              </w:rPr>
+              <w:t>${</w:t>
+            </w:r>
+            <w:r>
+              <w:rPr>
+                <w:rFonts w:hint="eastAsia" w:ascii="宋体" w:hAnsi="宋体" w:eastAsia="宋体" w:cs="宋体"/>
+                <w:b w:val="0"/>
+                <w:bCs w:val="0"/>
+                <w:sz w:val="16"/>
+                <w:szCs w:val="16"/>
+                <w:lang w:val="en-US" w:eastAsia="zh-CN"/>
+              </w:rPr>
+              <w:t>0201</w:t>
+            </w:r>
+            <w:r>
+              <w:rPr>
+                <w:rFonts w:hint="default" w:ascii="宋体" w:hAnsi="宋体" w:eastAsia="宋体" w:cs="宋体"/>
+                <w:b w:val="0"/>
+                <w:bCs w:val="0"/>
+                <w:sz w:val="16"/>
+                <w:szCs w:val="16"/>
+              </w:rPr>
+              <w:t>}</w:t>
             </w:r>
           </w:p>
         </w:tc>
@@ -1992,11 +2370,42 @@
             </w:pPr>
             <w:r>
               <w:rPr>
+                <w:rFonts w:hint="default" w:ascii="宋体" w:hAnsi="宋体" w:eastAsia="宋体" w:cs="宋体"/>
+                <w:b w:val="0"/>
+                <w:bCs w:val="0"/>
+                <w:sz w:val="16"/>
+                <w:szCs w:val="16"/>
+              </w:rPr>
+              <w:t>${</w:t>
+            </w:r>
+            <w:r>
+              <w:rPr>
+                <w:rFonts w:hint="eastAsia" w:ascii="宋体" w:hAnsi="宋体" w:eastAsia="宋体" w:cs="宋体"/>
+                <w:b w:val="0"/>
+                <w:bCs w:val="0"/>
+                <w:sz w:val="16"/>
+                <w:szCs w:val="16"/>
+                <w:lang w:val="en-US" w:eastAsia="zh-CN"/>
+              </w:rPr>
+              <w:t>02011</w:t>
+            </w:r>
+            <w:r>
+              <w:rPr>
+                <w:rFonts w:hint="default" w:ascii="宋体" w:hAnsi="宋体" w:eastAsia="宋体" w:cs="宋体"/>
+                <w:b w:val="0"/>
+                <w:bCs w:val="0"/>
+                <w:sz w:val="16"/>
+                <w:szCs w:val="16"/>
+              </w:rPr>
+              <w:t>}</w:t>
+            </w:r>
+            <w:r>
+              <w:rPr>
                 <w:rFonts w:hint="eastAsia" w:ascii="宋体" w:hAnsi="宋体" w:eastAsia="宋体" w:cs="宋体"/>
                 <w:vertAlign w:val="baseline"/>
                 <w:lang w:val="en-US" w:eastAsia="zh-CN"/>
               </w:rPr>
-              <w:t>6.32%</w:t>
+              <w:t>%</w:t>
             </w:r>
           </w:p>
         </w:tc>
@@ -2019,11 +2428,42 @@
             </w:pPr>
             <w:r>
               <w:rPr>
+                <w:rFonts w:hint="default" w:ascii="宋体" w:hAnsi="宋体" w:eastAsia="宋体" w:cs="宋体"/>
+                <w:b w:val="0"/>
+                <w:bCs w:val="0"/>
+                <w:sz w:val="16"/>
+                <w:szCs w:val="16"/>
+              </w:rPr>
+              <w:t>${</w:t>
+            </w:r>
+            <w:r>
+              <w:rPr>
+                <w:rFonts w:hint="eastAsia" w:ascii="宋体" w:hAnsi="宋体" w:eastAsia="宋体" w:cs="宋体"/>
+                <w:b w:val="0"/>
+                <w:bCs w:val="0"/>
+                <w:sz w:val="16"/>
+                <w:szCs w:val="16"/>
+                <w:lang w:val="en-US" w:eastAsia="zh-CN"/>
+              </w:rPr>
+              <w:t>02</w:t>
+            </w:r>
+            <w:r>
+              <w:rPr>
+                <w:rFonts w:hint="default" w:ascii="宋体" w:hAnsi="宋体" w:eastAsia="宋体" w:cs="宋体"/>
+                <w:b w:val="0"/>
+                <w:bCs w:val="0"/>
+                <w:sz w:val="16"/>
+                <w:szCs w:val="16"/>
+              </w:rPr>
+              <w:t>}</w:t>
+            </w:r>
+            <w:r>
+              <w:rPr>
                 <w:rFonts w:hint="eastAsia" w:ascii="宋体" w:hAnsi="宋体" w:eastAsia="宋体" w:cs="宋体"/>
                 <w:vertAlign w:val="baseline"/>
                 <w:lang w:val="en-US" w:eastAsia="zh-CN"/>
               </w:rPr>
-              <w:t>15.79%</w:t>
+              <w:t>%</w:t>
             </w:r>
           </w:p>
         </w:tc>
@@ -2154,11 +2594,34 @@
             </w:pPr>
             <w:r>
               <w:rPr>
-                <w:rFonts w:hint="eastAsia" w:ascii="宋体" w:hAnsi="宋体" w:eastAsia="宋体" w:cs="宋体"/>
-                <w:vertAlign w:val="baseline"/>
-                <w:lang w:val="en-US" w:eastAsia="zh-CN"/>
-              </w:rPr>
-              <w:t>1</w:t>
+                <w:rFonts w:hint="default" w:ascii="宋体" w:hAnsi="宋体" w:eastAsia="宋体" w:cs="宋体"/>
+                <w:b w:val="0"/>
+                <w:bCs w:val="0"/>
+                <w:sz w:val="16"/>
+                <w:szCs w:val="16"/>
+              </w:rPr>
+              <w:t>${</w:t>
+            </w:r>
+            <w:r>
+              <w:rPr>
+                <w:rFonts w:hint="eastAsia" w:ascii="宋体" w:hAnsi="宋体" w:eastAsia="宋体" w:cs="宋体"/>
+                <w:b w:val="0"/>
+                <w:bCs w:val="0"/>
+                <w:sz w:val="16"/>
+                <w:szCs w:val="16"/>
+                <w:lang w:val="en-US" w:eastAsia="zh-CN"/>
+              </w:rPr>
+              <w:t>0202</w:t>
+            </w:r>
+            <w:r>
+              <w:rPr>
+                <w:rFonts w:hint="default" w:ascii="宋体" w:hAnsi="宋体" w:eastAsia="宋体" w:cs="宋体"/>
+                <w:b w:val="0"/>
+                <w:bCs w:val="0"/>
+                <w:sz w:val="16"/>
+                <w:szCs w:val="16"/>
+              </w:rPr>
+              <w:t>}</w:t>
             </w:r>
           </w:p>
         </w:tc>
@@ -2186,11 +2649,42 @@
             </w:pPr>
             <w:r>
               <w:rPr>
+                <w:rFonts w:hint="default" w:ascii="宋体" w:hAnsi="宋体" w:eastAsia="宋体" w:cs="宋体"/>
+                <w:b w:val="0"/>
+                <w:bCs w:val="0"/>
+                <w:sz w:val="16"/>
+                <w:szCs w:val="16"/>
+              </w:rPr>
+              <w:t>${</w:t>
+            </w:r>
+            <w:r>
+              <w:rPr>
+                <w:rFonts w:hint="eastAsia" w:ascii="宋体" w:hAnsi="宋体" w:eastAsia="宋体" w:cs="宋体"/>
+                <w:b w:val="0"/>
+                <w:bCs w:val="0"/>
+                <w:sz w:val="16"/>
+                <w:szCs w:val="16"/>
+                <w:lang w:val="en-US" w:eastAsia="zh-CN"/>
+              </w:rPr>
+              <w:t>02021</w:t>
+            </w:r>
+            <w:r>
+              <w:rPr>
+                <w:rFonts w:hint="default" w:ascii="宋体" w:hAnsi="宋体" w:eastAsia="宋体" w:cs="宋体"/>
+                <w:b w:val="0"/>
+                <w:bCs w:val="0"/>
+                <w:sz w:val="16"/>
+                <w:szCs w:val="16"/>
+              </w:rPr>
+              <w:t>}</w:t>
+            </w:r>
+            <w:r>
+              <w:rPr>
                 <w:rFonts w:hint="eastAsia" w:ascii="宋体" w:hAnsi="宋体" w:eastAsia="宋体" w:cs="宋体"/>
                 <w:vertAlign w:val="baseline"/>
                 <w:lang w:val="en-US" w:eastAsia="zh-CN"/>
               </w:rPr>
-              <w:t>1.05%</w:t>
+              <w:t>%</w:t>
             </w:r>
           </w:p>
         </w:tc>
@@ -2337,11 +2831,34 @@
             </w:pPr>
             <w:r>
               <w:rPr>
-                <w:rFonts w:hint="eastAsia" w:ascii="宋体" w:hAnsi="宋体" w:eastAsia="宋体" w:cs="宋体"/>
-                <w:vertAlign w:val="baseline"/>
-                <w:lang w:val="en-US" w:eastAsia="zh-CN"/>
-              </w:rPr>
-              <w:t>0</w:t>
+                <w:rFonts w:hint="default" w:ascii="宋体" w:hAnsi="宋体" w:eastAsia="宋体" w:cs="宋体"/>
+                <w:b w:val="0"/>
+                <w:bCs w:val="0"/>
+                <w:sz w:val="16"/>
+                <w:szCs w:val="16"/>
+              </w:rPr>
+              <w:t>${</w:t>
+            </w:r>
+            <w:r>
+              <w:rPr>
+                <w:rFonts w:hint="eastAsia" w:ascii="宋体" w:hAnsi="宋体" w:eastAsia="宋体" w:cs="宋体"/>
+                <w:b w:val="0"/>
+                <w:bCs w:val="0"/>
+                <w:sz w:val="16"/>
+                <w:szCs w:val="16"/>
+                <w:lang w:val="en-US" w:eastAsia="zh-CN"/>
+              </w:rPr>
+              <w:t>0203</w:t>
+            </w:r>
+            <w:r>
+              <w:rPr>
+                <w:rFonts w:hint="default" w:ascii="宋体" w:hAnsi="宋体" w:eastAsia="宋体" w:cs="宋体"/>
+                <w:b w:val="0"/>
+                <w:bCs w:val="0"/>
+                <w:sz w:val="16"/>
+                <w:szCs w:val="16"/>
+              </w:rPr>
+              <w:t>}</w:t>
             </w:r>
           </w:p>
         </w:tc>
@@ -2369,11 +2886,42 @@
             </w:pPr>
             <w:r>
               <w:rPr>
+                <w:rFonts w:hint="default" w:ascii="宋体" w:hAnsi="宋体" w:eastAsia="宋体" w:cs="宋体"/>
+                <w:b w:val="0"/>
+                <w:bCs w:val="0"/>
+                <w:sz w:val="16"/>
+                <w:szCs w:val="16"/>
+              </w:rPr>
+              <w:t>${</w:t>
+            </w:r>
+            <w:r>
+              <w:rPr>
+                <w:rFonts w:hint="eastAsia" w:ascii="宋体" w:hAnsi="宋体" w:eastAsia="宋体" w:cs="宋体"/>
+                <w:b w:val="0"/>
+                <w:bCs w:val="0"/>
+                <w:sz w:val="16"/>
+                <w:szCs w:val="16"/>
+                <w:lang w:val="en-US" w:eastAsia="zh-CN"/>
+              </w:rPr>
+              <w:t>02031</w:t>
+            </w:r>
+            <w:r>
+              <w:rPr>
+                <w:rFonts w:hint="default" w:ascii="宋体" w:hAnsi="宋体" w:eastAsia="宋体" w:cs="宋体"/>
+                <w:b w:val="0"/>
+                <w:bCs w:val="0"/>
+                <w:sz w:val="16"/>
+                <w:szCs w:val="16"/>
+              </w:rPr>
+              <w:t>}</w:t>
+            </w:r>
+            <w:r>
+              <w:rPr>
                 <w:rFonts w:hint="eastAsia" w:ascii="宋体" w:hAnsi="宋体" w:eastAsia="宋体" w:cs="宋体"/>
                 <w:vertAlign w:val="baseline"/>
                 <w:lang w:val="en-US" w:eastAsia="zh-CN"/>
               </w:rPr>
-              <w:t>0.00%</w:t>
+              <w:t>%</w:t>
             </w:r>
           </w:p>
         </w:tc>
@@ -2520,11 +3068,34 @@
             </w:pPr>
             <w:r>
               <w:rPr>
-                <w:rFonts w:hint="eastAsia" w:ascii="宋体" w:hAnsi="宋体" w:eastAsia="宋体" w:cs="宋体"/>
-                <w:vertAlign w:val="baseline"/>
-                <w:lang w:val="en-US" w:eastAsia="zh-CN"/>
-              </w:rPr>
-              <w:t>0</w:t>
+                <w:rFonts w:hint="default" w:ascii="宋体" w:hAnsi="宋体" w:eastAsia="宋体" w:cs="宋体"/>
+                <w:b w:val="0"/>
+                <w:bCs w:val="0"/>
+                <w:sz w:val="16"/>
+                <w:szCs w:val="16"/>
+              </w:rPr>
+              <w:t>${</w:t>
+            </w:r>
+            <w:r>
+              <w:rPr>
+                <w:rFonts w:hint="eastAsia" w:ascii="宋体" w:hAnsi="宋体" w:eastAsia="宋体" w:cs="宋体"/>
+                <w:b w:val="0"/>
+                <w:bCs w:val="0"/>
+                <w:sz w:val="16"/>
+                <w:szCs w:val="16"/>
+                <w:lang w:val="en-US" w:eastAsia="zh-CN"/>
+              </w:rPr>
+              <w:t>0204</w:t>
+            </w:r>
+            <w:r>
+              <w:rPr>
+                <w:rFonts w:hint="default" w:ascii="宋体" w:hAnsi="宋体" w:eastAsia="宋体" w:cs="宋体"/>
+                <w:b w:val="0"/>
+                <w:bCs w:val="0"/>
+                <w:sz w:val="16"/>
+                <w:szCs w:val="16"/>
+              </w:rPr>
+              <w:t>}</w:t>
             </w:r>
           </w:p>
         </w:tc>
@@ -2552,11 +3123,42 @@
             </w:pPr>
             <w:r>
               <w:rPr>
+                <w:rFonts w:hint="default" w:ascii="宋体" w:hAnsi="宋体" w:eastAsia="宋体" w:cs="宋体"/>
+                <w:b w:val="0"/>
+                <w:bCs w:val="0"/>
+                <w:sz w:val="16"/>
+                <w:szCs w:val="16"/>
+              </w:rPr>
+              <w:t>${</w:t>
+            </w:r>
+            <w:r>
+              <w:rPr>
+                <w:rFonts w:hint="eastAsia" w:ascii="宋体" w:hAnsi="宋体" w:eastAsia="宋体" w:cs="宋体"/>
+                <w:b w:val="0"/>
+                <w:bCs w:val="0"/>
+                <w:sz w:val="16"/>
+                <w:szCs w:val="16"/>
+                <w:lang w:val="en-US" w:eastAsia="zh-CN"/>
+              </w:rPr>
+              <w:t>02041</w:t>
+            </w:r>
+            <w:r>
+              <w:rPr>
+                <w:rFonts w:hint="default" w:ascii="宋体" w:hAnsi="宋体" w:eastAsia="宋体" w:cs="宋体"/>
+                <w:b w:val="0"/>
+                <w:bCs w:val="0"/>
+                <w:sz w:val="16"/>
+                <w:szCs w:val="16"/>
+              </w:rPr>
+              <w:t>}</w:t>
+            </w:r>
+            <w:r>
+              <w:rPr>
                 <w:rFonts w:hint="eastAsia" w:ascii="宋体" w:hAnsi="宋体" w:eastAsia="宋体" w:cs="宋体"/>
                 <w:vertAlign w:val="baseline"/>
                 <w:lang w:val="en-US" w:eastAsia="zh-CN"/>
               </w:rPr>
-              <w:t>0.00%</w:t>
+              <w:t>%</w:t>
             </w:r>
           </w:p>
         </w:tc>
@@ -2703,11 +3305,34 @@
             </w:pPr>
             <w:r>
               <w:rPr>
-                <w:rFonts w:hint="eastAsia" w:ascii="宋体" w:hAnsi="宋体" w:eastAsia="宋体" w:cs="宋体"/>
-                <w:vertAlign w:val="baseline"/>
-                <w:lang w:val="en-US" w:eastAsia="zh-CN"/>
-              </w:rPr>
-              <w:t>8</w:t>
+                <w:rFonts w:hint="default" w:ascii="宋体" w:hAnsi="宋体" w:eastAsia="宋体" w:cs="宋体"/>
+                <w:b w:val="0"/>
+                <w:bCs w:val="0"/>
+                <w:sz w:val="16"/>
+                <w:szCs w:val="16"/>
+              </w:rPr>
+              <w:t>${</w:t>
+            </w:r>
+            <w:r>
+              <w:rPr>
+                <w:rFonts w:hint="eastAsia" w:ascii="宋体" w:hAnsi="宋体" w:eastAsia="宋体" w:cs="宋体"/>
+                <w:b w:val="0"/>
+                <w:bCs w:val="0"/>
+                <w:sz w:val="16"/>
+                <w:szCs w:val="16"/>
+                <w:lang w:val="en-US" w:eastAsia="zh-CN"/>
+              </w:rPr>
+              <w:t>0205</w:t>
+            </w:r>
+            <w:r>
+              <w:rPr>
+                <w:rFonts w:hint="default" w:ascii="宋体" w:hAnsi="宋体" w:eastAsia="宋体" w:cs="宋体"/>
+                <w:b w:val="0"/>
+                <w:bCs w:val="0"/>
+                <w:sz w:val="16"/>
+                <w:szCs w:val="16"/>
+              </w:rPr>
+              <w:t>}</w:t>
             </w:r>
           </w:p>
         </w:tc>
@@ -2735,11 +3360,42 @@
             </w:pPr>
             <w:r>
               <w:rPr>
+                <w:rFonts w:hint="default" w:ascii="宋体" w:hAnsi="宋体" w:eastAsia="宋体" w:cs="宋体"/>
+                <w:b w:val="0"/>
+                <w:bCs w:val="0"/>
+                <w:sz w:val="16"/>
+                <w:szCs w:val="16"/>
+              </w:rPr>
+              <w:t>${</w:t>
+            </w:r>
+            <w:r>
+              <w:rPr>
+                <w:rFonts w:hint="eastAsia" w:ascii="宋体" w:hAnsi="宋体" w:eastAsia="宋体" w:cs="宋体"/>
+                <w:b w:val="0"/>
+                <w:bCs w:val="0"/>
+                <w:sz w:val="16"/>
+                <w:szCs w:val="16"/>
+                <w:lang w:val="en-US" w:eastAsia="zh-CN"/>
+              </w:rPr>
+              <w:t>02051</w:t>
+            </w:r>
+            <w:r>
+              <w:rPr>
+                <w:rFonts w:hint="default" w:ascii="宋体" w:hAnsi="宋体" w:eastAsia="宋体" w:cs="宋体"/>
+                <w:b w:val="0"/>
+                <w:bCs w:val="0"/>
+                <w:sz w:val="16"/>
+                <w:szCs w:val="16"/>
+              </w:rPr>
+              <w:t>}</w:t>
+            </w:r>
+            <w:r>
+              <w:rPr>
                 <w:rFonts w:hint="eastAsia" w:ascii="宋体" w:hAnsi="宋体" w:eastAsia="宋体" w:cs="宋体"/>
                 <w:vertAlign w:val="baseline"/>
                 <w:lang w:val="en-US" w:eastAsia="zh-CN"/>
               </w:rPr>
-              <w:t>8.42%</w:t>
+              <w:t>%</w:t>
             </w:r>
           </w:p>
         </w:tc>
@@ -2900,11 +3556,34 @@
             </w:pPr>
             <w:r>
               <w:rPr>
-                <w:rFonts w:hint="eastAsia" w:ascii="宋体" w:hAnsi="宋体" w:eastAsia="宋体" w:cs="宋体"/>
-                <w:vertAlign w:val="baseline"/>
-                <w:lang w:val="en-US" w:eastAsia="zh-CN"/>
-              </w:rPr>
-              <w:t>3</w:t>
+                <w:rFonts w:hint="default" w:ascii="宋体" w:hAnsi="宋体" w:eastAsia="宋体" w:cs="宋体"/>
+                <w:b w:val="0"/>
+                <w:bCs w:val="0"/>
+                <w:sz w:val="16"/>
+                <w:szCs w:val="16"/>
+              </w:rPr>
+              <w:t>${</w:t>
+            </w:r>
+            <w:r>
+              <w:rPr>
+                <w:rFonts w:hint="eastAsia" w:ascii="宋体" w:hAnsi="宋体" w:eastAsia="宋体" w:cs="宋体"/>
+                <w:b w:val="0"/>
+                <w:bCs w:val="0"/>
+                <w:sz w:val="16"/>
+                <w:szCs w:val="16"/>
+                <w:lang w:val="en-US" w:eastAsia="zh-CN"/>
+              </w:rPr>
+              <w:t>0301</w:t>
+            </w:r>
+            <w:r>
+              <w:rPr>
+                <w:rFonts w:hint="default" w:ascii="宋体" w:hAnsi="宋体" w:eastAsia="宋体" w:cs="宋体"/>
+                <w:b w:val="0"/>
+                <w:bCs w:val="0"/>
+                <w:sz w:val="16"/>
+                <w:szCs w:val="16"/>
+              </w:rPr>
+              <w:t>}</w:t>
             </w:r>
           </w:p>
         </w:tc>
@@ -2932,11 +3611,42 @@
             </w:pPr>
             <w:r>
               <w:rPr>
+                <w:rFonts w:hint="default" w:ascii="宋体" w:hAnsi="宋体" w:eastAsia="宋体" w:cs="宋体"/>
+                <w:b w:val="0"/>
+                <w:bCs w:val="0"/>
+                <w:sz w:val="16"/>
+                <w:szCs w:val="16"/>
+              </w:rPr>
+              <w:t>${</w:t>
+            </w:r>
+            <w:r>
+              <w:rPr>
+                <w:rFonts w:hint="eastAsia" w:ascii="宋体" w:hAnsi="宋体" w:eastAsia="宋体" w:cs="宋体"/>
+                <w:b w:val="0"/>
+                <w:bCs w:val="0"/>
+                <w:sz w:val="16"/>
+                <w:szCs w:val="16"/>
+                <w:lang w:val="en-US" w:eastAsia="zh-CN"/>
+              </w:rPr>
+              <w:t>03011</w:t>
+            </w:r>
+            <w:r>
+              <w:rPr>
+                <w:rFonts w:hint="default" w:ascii="宋体" w:hAnsi="宋体" w:eastAsia="宋体" w:cs="宋体"/>
+                <w:b w:val="0"/>
+                <w:bCs w:val="0"/>
+                <w:sz w:val="16"/>
+                <w:szCs w:val="16"/>
+              </w:rPr>
+              <w:t>}</w:t>
+            </w:r>
+            <w:r>
+              <w:rPr>
                 <w:rFonts w:hint="eastAsia" w:ascii="宋体" w:hAnsi="宋体" w:eastAsia="宋体" w:cs="宋体"/>
                 <w:vertAlign w:val="baseline"/>
                 <w:lang w:val="en-US" w:eastAsia="zh-CN"/>
               </w:rPr>
-              <w:t>3.16%</w:t>
+              <w:t>%</w:t>
             </w:r>
           </w:p>
         </w:tc>
@@ -2959,11 +3669,42 @@
             </w:pPr>
             <w:r>
               <w:rPr>
+                <w:rFonts w:hint="default" w:ascii="宋体" w:hAnsi="宋体" w:eastAsia="宋体" w:cs="宋体"/>
+                <w:b w:val="0"/>
+                <w:bCs w:val="0"/>
+                <w:sz w:val="16"/>
+                <w:szCs w:val="16"/>
+              </w:rPr>
+              <w:t>${</w:t>
+            </w:r>
+            <w:r>
+              <w:rPr>
+                <w:rFonts w:hint="eastAsia" w:ascii="宋体" w:hAnsi="宋体" w:eastAsia="宋体" w:cs="宋体"/>
+                <w:b w:val="0"/>
+                <w:bCs w:val="0"/>
+                <w:sz w:val="16"/>
+                <w:szCs w:val="16"/>
+                <w:lang w:val="en-US" w:eastAsia="zh-CN"/>
+              </w:rPr>
+              <w:t>03</w:t>
+            </w:r>
+            <w:r>
+              <w:rPr>
+                <w:rFonts w:hint="default" w:ascii="宋体" w:hAnsi="宋体" w:eastAsia="宋体" w:cs="宋体"/>
+                <w:b w:val="0"/>
+                <w:bCs w:val="0"/>
+                <w:sz w:val="16"/>
+                <w:szCs w:val="16"/>
+              </w:rPr>
+              <w:t>}</w:t>
+            </w:r>
+            <w:r>
+              <w:rPr>
                 <w:rFonts w:hint="eastAsia" w:ascii="宋体" w:hAnsi="宋体" w:eastAsia="宋体" w:cs="宋体"/>
                 <w:vertAlign w:val="baseline"/>
                 <w:lang w:val="en-US" w:eastAsia="zh-CN"/>
               </w:rPr>
-              <w:t>18.94%</w:t>
+              <w:t>%</w:t>
             </w:r>
           </w:p>
         </w:tc>
@@ -3086,11 +3827,34 @@
             </w:pPr>
             <w:r>
               <w:rPr>
-                <w:rFonts w:hint="eastAsia" w:ascii="宋体" w:hAnsi="宋体" w:eastAsia="宋体" w:cs="宋体"/>
-                <w:vertAlign w:val="baseline"/>
-                <w:lang w:val="en-US" w:eastAsia="zh-CN"/>
-              </w:rPr>
-              <w:t>8</w:t>
+                <w:rFonts w:hint="default" w:ascii="宋体" w:hAnsi="宋体" w:eastAsia="宋体" w:cs="宋体"/>
+                <w:b w:val="0"/>
+                <w:bCs w:val="0"/>
+                <w:sz w:val="16"/>
+                <w:szCs w:val="16"/>
+              </w:rPr>
+              <w:t>${</w:t>
+            </w:r>
+            <w:r>
+              <w:rPr>
+                <w:rFonts w:hint="eastAsia" w:ascii="宋体" w:hAnsi="宋体" w:eastAsia="宋体" w:cs="宋体"/>
+                <w:b w:val="0"/>
+                <w:bCs w:val="0"/>
+                <w:sz w:val="16"/>
+                <w:szCs w:val="16"/>
+                <w:lang w:val="en-US" w:eastAsia="zh-CN"/>
+              </w:rPr>
+              <w:t>0302</w:t>
+            </w:r>
+            <w:r>
+              <w:rPr>
+                <w:rFonts w:hint="default" w:ascii="宋体" w:hAnsi="宋体" w:eastAsia="宋体" w:cs="宋体"/>
+                <w:b w:val="0"/>
+                <w:bCs w:val="0"/>
+                <w:sz w:val="16"/>
+                <w:szCs w:val="16"/>
+              </w:rPr>
+              <w:t>}</w:t>
             </w:r>
           </w:p>
         </w:tc>
@@ -3118,11 +3882,42 @@
             </w:pPr>
             <w:r>
               <w:rPr>
+                <w:rFonts w:hint="default" w:ascii="宋体" w:hAnsi="宋体" w:eastAsia="宋体" w:cs="宋体"/>
+                <w:b w:val="0"/>
+                <w:bCs w:val="0"/>
+                <w:sz w:val="16"/>
+                <w:szCs w:val="16"/>
+              </w:rPr>
+              <w:t>${</w:t>
+            </w:r>
+            <w:r>
+              <w:rPr>
+                <w:rFonts w:hint="eastAsia" w:ascii="宋体" w:hAnsi="宋体" w:eastAsia="宋体" w:cs="宋体"/>
+                <w:b w:val="0"/>
+                <w:bCs w:val="0"/>
+                <w:sz w:val="16"/>
+                <w:szCs w:val="16"/>
+                <w:lang w:val="en-US" w:eastAsia="zh-CN"/>
+              </w:rPr>
+              <w:t>03021</w:t>
+            </w:r>
+            <w:r>
+              <w:rPr>
+                <w:rFonts w:hint="default" w:ascii="宋体" w:hAnsi="宋体" w:eastAsia="宋体" w:cs="宋体"/>
+                <w:b w:val="0"/>
+                <w:bCs w:val="0"/>
+                <w:sz w:val="16"/>
+                <w:szCs w:val="16"/>
+              </w:rPr>
+              <w:t>}</w:t>
+            </w:r>
+            <w:r>
+              <w:rPr>
                 <w:rFonts w:hint="eastAsia" w:ascii="宋体" w:hAnsi="宋体" w:eastAsia="宋体" w:cs="宋体"/>
                 <w:vertAlign w:val="baseline"/>
                 <w:lang w:val="en-US" w:eastAsia="zh-CN"/>
               </w:rPr>
-              <w:t>8.42%</w:t>
+              <w:t>%</w:t>
             </w:r>
           </w:p>
         </w:tc>
@@ -3261,11 +4056,34 @@
             </w:pPr>
             <w:r>
               <w:rPr>
-                <w:rFonts w:hint="eastAsia" w:ascii="宋体" w:hAnsi="宋体" w:eastAsia="宋体" w:cs="宋体"/>
-                <w:vertAlign w:val="baseline"/>
-                <w:lang w:val="en-US" w:eastAsia="zh-CN"/>
-              </w:rPr>
-              <w:t>0</w:t>
+                <w:rFonts w:hint="default" w:ascii="宋体" w:hAnsi="宋体" w:eastAsia="宋体" w:cs="宋体"/>
+                <w:b w:val="0"/>
+                <w:bCs w:val="0"/>
+                <w:sz w:val="16"/>
+                <w:szCs w:val="16"/>
+              </w:rPr>
+              <w:t>${</w:t>
+            </w:r>
+            <w:r>
+              <w:rPr>
+                <w:rFonts w:hint="eastAsia" w:ascii="宋体" w:hAnsi="宋体" w:eastAsia="宋体" w:cs="宋体"/>
+                <w:b w:val="0"/>
+                <w:bCs w:val="0"/>
+                <w:sz w:val="16"/>
+                <w:szCs w:val="16"/>
+                <w:lang w:val="en-US" w:eastAsia="zh-CN"/>
+              </w:rPr>
+              <w:t>0303</w:t>
+            </w:r>
+            <w:r>
+              <w:rPr>
+                <w:rFonts w:hint="default" w:ascii="宋体" w:hAnsi="宋体" w:eastAsia="宋体" w:cs="宋体"/>
+                <w:b w:val="0"/>
+                <w:bCs w:val="0"/>
+                <w:sz w:val="16"/>
+                <w:szCs w:val="16"/>
+              </w:rPr>
+              <w:t>}</w:t>
             </w:r>
           </w:p>
         </w:tc>
@@ -3293,11 +4111,42 @@
             </w:pPr>
             <w:r>
               <w:rPr>
+                <w:rFonts w:hint="default" w:ascii="宋体" w:hAnsi="宋体" w:eastAsia="宋体" w:cs="宋体"/>
+                <w:b w:val="0"/>
+                <w:bCs w:val="0"/>
+                <w:sz w:val="16"/>
+                <w:szCs w:val="16"/>
+              </w:rPr>
+              <w:t>${</w:t>
+            </w:r>
+            <w:r>
+              <w:rPr>
+                <w:rFonts w:hint="eastAsia" w:ascii="宋体" w:hAnsi="宋体" w:eastAsia="宋体" w:cs="宋体"/>
+                <w:b w:val="0"/>
+                <w:bCs w:val="0"/>
+                <w:sz w:val="16"/>
+                <w:szCs w:val="16"/>
+                <w:lang w:val="en-US" w:eastAsia="zh-CN"/>
+              </w:rPr>
+              <w:t>03031</w:t>
+            </w:r>
+            <w:r>
+              <w:rPr>
+                <w:rFonts w:hint="default" w:ascii="宋体" w:hAnsi="宋体" w:eastAsia="宋体" w:cs="宋体"/>
+                <w:b w:val="0"/>
+                <w:bCs w:val="0"/>
+                <w:sz w:val="16"/>
+                <w:szCs w:val="16"/>
+              </w:rPr>
+              <w:t>}</w:t>
+            </w:r>
+            <w:r>
+              <w:rPr>
                 <w:rFonts w:hint="eastAsia" w:ascii="宋体" w:hAnsi="宋体" w:eastAsia="宋体" w:cs="宋体"/>
                 <w:vertAlign w:val="baseline"/>
                 <w:lang w:val="en-US" w:eastAsia="zh-CN"/>
               </w:rPr>
-              <w:t>0.00%</w:t>
+              <w:t>%</w:t>
             </w:r>
           </w:p>
         </w:tc>
@@ -3436,11 +4285,34 @@
             </w:pPr>
             <w:r>
               <w:rPr>
-                <w:rFonts w:hint="eastAsia" w:ascii="宋体" w:hAnsi="宋体" w:eastAsia="宋体" w:cs="宋体"/>
-                <w:vertAlign w:val="baseline"/>
-                <w:lang w:val="en-US" w:eastAsia="zh-CN"/>
-              </w:rPr>
-              <w:t>1</w:t>
+                <w:rFonts w:hint="default" w:ascii="宋体" w:hAnsi="宋体" w:eastAsia="宋体" w:cs="宋体"/>
+                <w:b w:val="0"/>
+                <w:bCs w:val="0"/>
+                <w:sz w:val="16"/>
+                <w:szCs w:val="16"/>
+              </w:rPr>
+              <w:t>${</w:t>
+            </w:r>
+            <w:r>
+              <w:rPr>
+                <w:rFonts w:hint="eastAsia" w:ascii="宋体" w:hAnsi="宋体" w:eastAsia="宋体" w:cs="宋体"/>
+                <w:b w:val="0"/>
+                <w:bCs w:val="0"/>
+                <w:sz w:val="16"/>
+                <w:szCs w:val="16"/>
+                <w:lang w:val="en-US" w:eastAsia="zh-CN"/>
+              </w:rPr>
+              <w:t>0304</w:t>
+            </w:r>
+            <w:r>
+              <w:rPr>
+                <w:rFonts w:hint="default" w:ascii="宋体" w:hAnsi="宋体" w:eastAsia="宋体" w:cs="宋体"/>
+                <w:b w:val="0"/>
+                <w:bCs w:val="0"/>
+                <w:sz w:val="16"/>
+                <w:szCs w:val="16"/>
+              </w:rPr>
+              <w:t>}</w:t>
             </w:r>
           </w:p>
         </w:tc>
@@ -3468,11 +4340,42 @@
             </w:pPr>
             <w:r>
               <w:rPr>
+                <w:rFonts w:hint="default" w:ascii="宋体" w:hAnsi="宋体" w:eastAsia="宋体" w:cs="宋体"/>
+                <w:b w:val="0"/>
+                <w:bCs w:val="0"/>
+                <w:sz w:val="16"/>
+                <w:szCs w:val="16"/>
+              </w:rPr>
+              <w:t>${</w:t>
+            </w:r>
+            <w:r>
+              <w:rPr>
+                <w:rFonts w:hint="eastAsia" w:ascii="宋体" w:hAnsi="宋体" w:eastAsia="宋体" w:cs="宋体"/>
+                <w:b w:val="0"/>
+                <w:bCs w:val="0"/>
+                <w:sz w:val="16"/>
+                <w:szCs w:val="16"/>
+                <w:lang w:val="en-US" w:eastAsia="zh-CN"/>
+              </w:rPr>
+              <w:t>03041</w:t>
+            </w:r>
+            <w:r>
+              <w:rPr>
+                <w:rFonts w:hint="default" w:ascii="宋体" w:hAnsi="宋体" w:eastAsia="宋体" w:cs="宋体"/>
+                <w:b w:val="0"/>
+                <w:bCs w:val="0"/>
+                <w:sz w:val="16"/>
+                <w:szCs w:val="16"/>
+              </w:rPr>
+              <w:t>}</w:t>
+            </w:r>
+            <w:r>
+              <w:rPr>
                 <w:rFonts w:hint="eastAsia" w:ascii="宋体" w:hAnsi="宋体" w:eastAsia="宋体" w:cs="宋体"/>
                 <w:vertAlign w:val="baseline"/>
                 <w:lang w:val="en-US" w:eastAsia="zh-CN"/>
               </w:rPr>
-              <w:t>1.05%</w:t>
+              <w:t>%</w:t>
             </w:r>
           </w:p>
         </w:tc>
@@ -3611,11 +4514,34 @@
             </w:pPr>
             <w:r>
               <w:rPr>
-                <w:rFonts w:hint="eastAsia" w:ascii="宋体" w:hAnsi="宋体" w:eastAsia="宋体" w:cs="宋体"/>
-                <w:vertAlign w:val="baseline"/>
-                <w:lang w:val="en-US" w:eastAsia="zh-CN"/>
-              </w:rPr>
-              <w:t>0</w:t>
+                <w:rFonts w:hint="default" w:ascii="宋体" w:hAnsi="宋体" w:eastAsia="宋体" w:cs="宋体"/>
+                <w:b w:val="0"/>
+                <w:bCs w:val="0"/>
+                <w:sz w:val="16"/>
+                <w:szCs w:val="16"/>
+              </w:rPr>
+              <w:t>${</w:t>
+            </w:r>
+            <w:r>
+              <w:rPr>
+                <w:rFonts w:hint="eastAsia" w:ascii="宋体" w:hAnsi="宋体" w:eastAsia="宋体" w:cs="宋体"/>
+                <w:b w:val="0"/>
+                <w:bCs w:val="0"/>
+                <w:sz w:val="16"/>
+                <w:szCs w:val="16"/>
+                <w:lang w:val="en-US" w:eastAsia="zh-CN"/>
+              </w:rPr>
+              <w:t>0305</w:t>
+            </w:r>
+            <w:r>
+              <w:rPr>
+                <w:rFonts w:hint="default" w:ascii="宋体" w:hAnsi="宋体" w:eastAsia="宋体" w:cs="宋体"/>
+                <w:b w:val="0"/>
+                <w:bCs w:val="0"/>
+                <w:sz w:val="16"/>
+                <w:szCs w:val="16"/>
+              </w:rPr>
+              <w:t>}</w:t>
             </w:r>
           </w:p>
         </w:tc>
@@ -3643,11 +4569,42 @@
             </w:pPr>
             <w:r>
               <w:rPr>
+                <w:rFonts w:hint="default" w:ascii="宋体" w:hAnsi="宋体" w:eastAsia="宋体" w:cs="宋体"/>
+                <w:b w:val="0"/>
+                <w:bCs w:val="0"/>
+                <w:sz w:val="16"/>
+                <w:szCs w:val="16"/>
+              </w:rPr>
+              <w:t>${</w:t>
+            </w:r>
+            <w:r>
+              <w:rPr>
+                <w:rFonts w:hint="eastAsia" w:ascii="宋体" w:hAnsi="宋体" w:eastAsia="宋体" w:cs="宋体"/>
+                <w:b w:val="0"/>
+                <w:bCs w:val="0"/>
+                <w:sz w:val="16"/>
+                <w:szCs w:val="16"/>
+                <w:lang w:val="en-US" w:eastAsia="zh-CN"/>
+              </w:rPr>
+              <w:t>03051</w:t>
+            </w:r>
+            <w:r>
+              <w:rPr>
+                <w:rFonts w:hint="default" w:ascii="宋体" w:hAnsi="宋体" w:eastAsia="宋体" w:cs="宋体"/>
+                <w:b w:val="0"/>
+                <w:bCs w:val="0"/>
+                <w:sz w:val="16"/>
+                <w:szCs w:val="16"/>
+              </w:rPr>
+              <w:t>}</w:t>
+            </w:r>
+            <w:r>
+              <w:rPr>
                 <w:rFonts w:hint="eastAsia" w:ascii="宋体" w:hAnsi="宋体" w:eastAsia="宋体" w:cs="宋体"/>
                 <w:vertAlign w:val="baseline"/>
                 <w:lang w:val="en-US" w:eastAsia="zh-CN"/>
               </w:rPr>
-              <w:t>0.00%</w:t>
+              <w:t>%</w:t>
             </w:r>
           </w:p>
         </w:tc>
@@ -3786,11 +4743,34 @@
             </w:pPr>
             <w:r>
               <w:rPr>
-                <w:rFonts w:hint="eastAsia" w:ascii="宋体" w:hAnsi="宋体" w:eastAsia="宋体" w:cs="宋体"/>
-                <w:vertAlign w:val="baseline"/>
-                <w:lang w:val="en-US" w:eastAsia="zh-CN"/>
-              </w:rPr>
-              <w:t>0</w:t>
+                <w:rFonts w:hint="default" w:ascii="宋体" w:hAnsi="宋体" w:eastAsia="宋体" w:cs="宋体"/>
+                <w:b w:val="0"/>
+                <w:bCs w:val="0"/>
+                <w:sz w:val="16"/>
+                <w:szCs w:val="16"/>
+              </w:rPr>
+              <w:t>${</w:t>
+            </w:r>
+            <w:r>
+              <w:rPr>
+                <w:rFonts w:hint="eastAsia" w:ascii="宋体" w:hAnsi="宋体" w:eastAsia="宋体" w:cs="宋体"/>
+                <w:b w:val="0"/>
+                <w:bCs w:val="0"/>
+                <w:sz w:val="16"/>
+                <w:szCs w:val="16"/>
+                <w:lang w:val="en-US" w:eastAsia="zh-CN"/>
+              </w:rPr>
+              <w:t>0306</w:t>
+            </w:r>
+            <w:r>
+              <w:rPr>
+                <w:rFonts w:hint="default" w:ascii="宋体" w:hAnsi="宋体" w:eastAsia="宋体" w:cs="宋体"/>
+                <w:b w:val="0"/>
+                <w:bCs w:val="0"/>
+                <w:sz w:val="16"/>
+                <w:szCs w:val="16"/>
+              </w:rPr>
+              <w:t>}</w:t>
             </w:r>
           </w:p>
         </w:tc>
@@ -3818,11 +4798,42 @@
             </w:pPr>
             <w:r>
               <w:rPr>
+                <w:rFonts w:hint="default" w:ascii="宋体" w:hAnsi="宋体" w:eastAsia="宋体" w:cs="宋体"/>
+                <w:b w:val="0"/>
+                <w:bCs w:val="0"/>
+                <w:sz w:val="16"/>
+                <w:szCs w:val="16"/>
+              </w:rPr>
+              <w:t>${</w:t>
+            </w:r>
+            <w:r>
+              <w:rPr>
+                <w:rFonts w:hint="eastAsia" w:ascii="宋体" w:hAnsi="宋体" w:eastAsia="宋体" w:cs="宋体"/>
+                <w:b w:val="0"/>
+                <w:bCs w:val="0"/>
+                <w:sz w:val="16"/>
+                <w:szCs w:val="16"/>
+                <w:lang w:val="en-US" w:eastAsia="zh-CN"/>
+              </w:rPr>
+              <w:t>03061</w:t>
+            </w:r>
+            <w:r>
+              <w:rPr>
+                <w:rFonts w:hint="default" w:ascii="宋体" w:hAnsi="宋体" w:eastAsia="宋体" w:cs="宋体"/>
+                <w:b w:val="0"/>
+                <w:bCs w:val="0"/>
+                <w:sz w:val="16"/>
+                <w:szCs w:val="16"/>
+              </w:rPr>
+              <w:t>}</w:t>
+            </w:r>
+            <w:r>
+              <w:rPr>
                 <w:rFonts w:hint="eastAsia" w:ascii="宋体" w:hAnsi="宋体" w:eastAsia="宋体" w:cs="宋体"/>
                 <w:vertAlign w:val="baseline"/>
                 <w:lang w:val="en-US" w:eastAsia="zh-CN"/>
               </w:rPr>
-              <w:t>0.00%</w:t>
+              <w:t>%</w:t>
             </w:r>
           </w:p>
         </w:tc>
@@ -3963,11 +4974,34 @@
             </w:pPr>
             <w:r>
               <w:rPr>
-                <w:rFonts w:hint="eastAsia" w:ascii="宋体" w:hAnsi="宋体" w:eastAsia="宋体" w:cs="宋体"/>
-                <w:vertAlign w:val="baseline"/>
-                <w:lang w:val="en-US" w:eastAsia="zh-CN"/>
-              </w:rPr>
-              <w:t>1</w:t>
+                <w:rFonts w:hint="default" w:ascii="宋体" w:hAnsi="宋体" w:eastAsia="宋体" w:cs="宋体"/>
+                <w:b w:val="0"/>
+                <w:bCs w:val="0"/>
+                <w:sz w:val="16"/>
+                <w:szCs w:val="16"/>
+              </w:rPr>
+              <w:t>${</w:t>
+            </w:r>
+            <w:r>
+              <w:rPr>
+                <w:rFonts w:hint="eastAsia" w:ascii="宋体" w:hAnsi="宋体" w:eastAsia="宋体" w:cs="宋体"/>
+                <w:b w:val="0"/>
+                <w:bCs w:val="0"/>
+                <w:sz w:val="16"/>
+                <w:szCs w:val="16"/>
+                <w:lang w:val="en-US" w:eastAsia="zh-CN"/>
+              </w:rPr>
+              <w:t>0307</w:t>
+            </w:r>
+            <w:r>
+              <w:rPr>
+                <w:rFonts w:hint="default" w:ascii="宋体" w:hAnsi="宋体" w:eastAsia="宋体" w:cs="宋体"/>
+                <w:b w:val="0"/>
+                <w:bCs w:val="0"/>
+                <w:sz w:val="16"/>
+                <w:szCs w:val="16"/>
+              </w:rPr>
+              <w:t>}</w:t>
             </w:r>
           </w:p>
         </w:tc>
@@ -3996,11 +5030,42 @@
             </w:pPr>
             <w:r>
               <w:rPr>
+                <w:rFonts w:hint="default" w:ascii="宋体" w:hAnsi="宋体" w:eastAsia="宋体" w:cs="宋体"/>
+                <w:b w:val="0"/>
+                <w:bCs w:val="0"/>
+                <w:sz w:val="16"/>
+                <w:szCs w:val="16"/>
+              </w:rPr>
+              <w:t>${</w:t>
+            </w:r>
+            <w:r>
+              <w:rPr>
+                <w:rFonts w:hint="eastAsia" w:ascii="宋体" w:hAnsi="宋体" w:eastAsia="宋体" w:cs="宋体"/>
+                <w:b w:val="0"/>
+                <w:bCs w:val="0"/>
+                <w:sz w:val="16"/>
+                <w:szCs w:val="16"/>
+                <w:lang w:val="en-US" w:eastAsia="zh-CN"/>
+              </w:rPr>
+              <w:t>03071</w:t>
+            </w:r>
+            <w:r>
+              <w:rPr>
+                <w:rFonts w:hint="default" w:ascii="宋体" w:hAnsi="宋体" w:eastAsia="宋体" w:cs="宋体"/>
+                <w:b w:val="0"/>
+                <w:bCs w:val="0"/>
+                <w:sz w:val="16"/>
+                <w:szCs w:val="16"/>
+              </w:rPr>
+              <w:t>}</w:t>
+            </w:r>
+            <w:r>
+              <w:rPr>
                 <w:rFonts w:hint="eastAsia" w:ascii="宋体" w:hAnsi="宋体" w:eastAsia="宋体" w:cs="宋体"/>
                 <w:vertAlign w:val="baseline"/>
                 <w:lang w:val="en-US" w:eastAsia="zh-CN"/>
               </w:rPr>
-              <w:t>1.05%</w:t>
+              <w:t>%</w:t>
             </w:r>
           </w:p>
         </w:tc>
@@ -4142,11 +5207,34 @@
             </w:pPr>
             <w:r>
               <w:rPr>
-                <w:rFonts w:hint="eastAsia" w:ascii="宋体" w:hAnsi="宋体" w:eastAsia="宋体" w:cs="宋体"/>
-                <w:vertAlign w:val="baseline"/>
-                <w:lang w:val="en-US" w:eastAsia="zh-CN"/>
-              </w:rPr>
-              <w:t>0</w:t>
+                <w:rFonts w:hint="default" w:ascii="宋体" w:hAnsi="宋体" w:eastAsia="宋体" w:cs="宋体"/>
+                <w:b w:val="0"/>
+                <w:bCs w:val="0"/>
+                <w:sz w:val="16"/>
+                <w:szCs w:val="16"/>
+              </w:rPr>
+              <w:t>${</w:t>
+            </w:r>
+            <w:r>
+              <w:rPr>
+                <w:rFonts w:hint="eastAsia" w:ascii="宋体" w:hAnsi="宋体" w:eastAsia="宋体" w:cs="宋体"/>
+                <w:b w:val="0"/>
+                <w:bCs w:val="0"/>
+                <w:sz w:val="16"/>
+                <w:szCs w:val="16"/>
+                <w:lang w:val="en-US" w:eastAsia="zh-CN"/>
+              </w:rPr>
+              <w:t>0308</w:t>
+            </w:r>
+            <w:r>
+              <w:rPr>
+                <w:rFonts w:hint="default" w:ascii="宋体" w:hAnsi="宋体" w:eastAsia="宋体" w:cs="宋体"/>
+                <w:b w:val="0"/>
+                <w:bCs w:val="0"/>
+                <w:sz w:val="16"/>
+                <w:szCs w:val="16"/>
+              </w:rPr>
+              <w:t>}</w:t>
             </w:r>
           </w:p>
         </w:tc>
@@ -4175,11 +5263,42 @@
             </w:pPr>
             <w:r>
               <w:rPr>
+                <w:rFonts w:hint="default" w:ascii="宋体" w:hAnsi="宋体" w:eastAsia="宋体" w:cs="宋体"/>
+                <w:b w:val="0"/>
+                <w:bCs w:val="0"/>
+                <w:sz w:val="16"/>
+                <w:szCs w:val="16"/>
+              </w:rPr>
+              <w:t>${</w:t>
+            </w:r>
+            <w:r>
+              <w:rPr>
+                <w:rFonts w:hint="eastAsia" w:ascii="宋体" w:hAnsi="宋体" w:eastAsia="宋体" w:cs="宋体"/>
+                <w:b w:val="0"/>
+                <w:bCs w:val="0"/>
+                <w:sz w:val="16"/>
+                <w:szCs w:val="16"/>
+                <w:lang w:val="en-US" w:eastAsia="zh-CN"/>
+              </w:rPr>
+              <w:t>03081</w:t>
+            </w:r>
+            <w:r>
+              <w:rPr>
+                <w:rFonts w:hint="default" w:ascii="宋体" w:hAnsi="宋体" w:eastAsia="宋体" w:cs="宋体"/>
+                <w:b w:val="0"/>
+                <w:bCs w:val="0"/>
+                <w:sz w:val="16"/>
+                <w:szCs w:val="16"/>
+              </w:rPr>
+              <w:t>}</w:t>
+            </w:r>
+            <w:r>
+              <w:rPr>
                 <w:rFonts w:hint="eastAsia" w:ascii="宋体" w:hAnsi="宋体" w:eastAsia="宋体" w:cs="宋体"/>
                 <w:vertAlign w:val="baseline"/>
                 <w:lang w:val="en-US" w:eastAsia="zh-CN"/>
               </w:rPr>
-              <w:t>0.00%</w:t>
+              <w:t>%</w:t>
             </w:r>
           </w:p>
         </w:tc>
@@ -4319,11 +5438,34 @@
             </w:pPr>
             <w:r>
               <w:rPr>
-                <w:rFonts w:hint="eastAsia" w:ascii="宋体" w:hAnsi="宋体" w:eastAsia="宋体" w:cs="宋体"/>
-                <w:vertAlign w:val="baseline"/>
-                <w:lang w:val="en-US" w:eastAsia="zh-CN"/>
-              </w:rPr>
-              <w:t>0</w:t>
+                <w:rFonts w:hint="default" w:ascii="宋体" w:hAnsi="宋体" w:eastAsia="宋体" w:cs="宋体"/>
+                <w:b w:val="0"/>
+                <w:bCs w:val="0"/>
+                <w:sz w:val="16"/>
+                <w:szCs w:val="16"/>
+              </w:rPr>
+              <w:t>${</w:t>
+            </w:r>
+            <w:r>
+              <w:rPr>
+                <w:rFonts w:hint="eastAsia" w:ascii="宋体" w:hAnsi="宋体" w:eastAsia="宋体" w:cs="宋体"/>
+                <w:b w:val="0"/>
+                <w:bCs w:val="0"/>
+                <w:sz w:val="16"/>
+                <w:szCs w:val="16"/>
+                <w:lang w:val="en-US" w:eastAsia="zh-CN"/>
+              </w:rPr>
+              <w:t>0309</w:t>
+            </w:r>
+            <w:r>
+              <w:rPr>
+                <w:rFonts w:hint="default" w:ascii="宋体" w:hAnsi="宋体" w:eastAsia="宋体" w:cs="宋体"/>
+                <w:b w:val="0"/>
+                <w:bCs w:val="0"/>
+                <w:sz w:val="16"/>
+                <w:szCs w:val="16"/>
+              </w:rPr>
+              <w:t>}</w:t>
             </w:r>
           </w:p>
         </w:tc>
@@ -4351,11 +5493,42 @@
             </w:pPr>
             <w:r>
               <w:rPr>
+                <w:rFonts w:hint="default" w:ascii="宋体" w:hAnsi="宋体" w:eastAsia="宋体" w:cs="宋体"/>
+                <w:b w:val="0"/>
+                <w:bCs w:val="0"/>
+                <w:sz w:val="16"/>
+                <w:szCs w:val="16"/>
+              </w:rPr>
+              <w:t>${</w:t>
+            </w:r>
+            <w:r>
+              <w:rPr>
+                <w:rFonts w:hint="eastAsia" w:ascii="宋体" w:hAnsi="宋体" w:eastAsia="宋体" w:cs="宋体"/>
+                <w:b w:val="0"/>
+                <w:bCs w:val="0"/>
+                <w:sz w:val="16"/>
+                <w:szCs w:val="16"/>
+                <w:lang w:val="en-US" w:eastAsia="zh-CN"/>
+              </w:rPr>
+              <w:t>03091</w:t>
+            </w:r>
+            <w:r>
+              <w:rPr>
+                <w:rFonts w:hint="default" w:ascii="宋体" w:hAnsi="宋体" w:eastAsia="宋体" w:cs="宋体"/>
+                <w:b w:val="0"/>
+                <w:bCs w:val="0"/>
+                <w:sz w:val="16"/>
+                <w:szCs w:val="16"/>
+              </w:rPr>
+              <w:t>}</w:t>
+            </w:r>
+            <w:r>
+              <w:rPr>
                 <w:rFonts w:hint="eastAsia" w:ascii="宋体" w:hAnsi="宋体" w:eastAsia="宋体" w:cs="宋体"/>
                 <w:vertAlign w:val="baseline"/>
                 <w:lang w:val="en-US" w:eastAsia="zh-CN"/>
               </w:rPr>
-              <w:t>0.00%</w:t>
+              <w:t>%</w:t>
             </w:r>
           </w:p>
         </w:tc>
@@ -4500,11 +5673,34 @@
             </w:pPr>
             <w:r>
               <w:rPr>
-                <w:rFonts w:hint="eastAsia" w:ascii="宋体" w:hAnsi="宋体" w:eastAsia="宋体" w:cs="宋体"/>
-                <w:vertAlign w:val="baseline"/>
-                <w:lang w:val="en-US" w:eastAsia="zh-CN"/>
-              </w:rPr>
-              <w:t>5</w:t>
+                <w:rFonts w:hint="default" w:ascii="宋体" w:hAnsi="宋体" w:eastAsia="宋体" w:cs="宋体"/>
+                <w:b w:val="0"/>
+                <w:bCs w:val="0"/>
+                <w:sz w:val="16"/>
+                <w:szCs w:val="16"/>
+              </w:rPr>
+              <w:t>${</w:t>
+            </w:r>
+            <w:r>
+              <w:rPr>
+                <w:rFonts w:hint="eastAsia" w:ascii="宋体" w:hAnsi="宋体" w:eastAsia="宋体" w:cs="宋体"/>
+                <w:b w:val="0"/>
+                <w:bCs w:val="0"/>
+                <w:sz w:val="16"/>
+                <w:szCs w:val="16"/>
+                <w:lang w:val="en-US" w:eastAsia="zh-CN"/>
+              </w:rPr>
+              <w:t>0310</w:t>
+            </w:r>
+            <w:r>
+              <w:rPr>
+                <w:rFonts w:hint="default" w:ascii="宋体" w:hAnsi="宋体" w:eastAsia="宋体" w:cs="宋体"/>
+                <w:b w:val="0"/>
+                <w:bCs w:val="0"/>
+                <w:sz w:val="16"/>
+                <w:szCs w:val="16"/>
+              </w:rPr>
+              <w:t>}</w:t>
             </w:r>
           </w:p>
         </w:tc>
@@ -4532,11 +5728,42 @@
             </w:pPr>
             <w:r>
               <w:rPr>
+                <w:rFonts w:hint="default" w:ascii="宋体" w:hAnsi="宋体" w:eastAsia="宋体" w:cs="宋体"/>
+                <w:b w:val="0"/>
+                <w:bCs w:val="0"/>
+                <w:sz w:val="16"/>
+                <w:szCs w:val="16"/>
+              </w:rPr>
+              <w:t>${</w:t>
+            </w:r>
+            <w:r>
+              <w:rPr>
+                <w:rFonts w:hint="eastAsia" w:ascii="宋体" w:hAnsi="宋体" w:eastAsia="宋体" w:cs="宋体"/>
+                <w:b w:val="0"/>
+                <w:bCs w:val="0"/>
+                <w:sz w:val="16"/>
+                <w:szCs w:val="16"/>
+                <w:lang w:val="en-US" w:eastAsia="zh-CN"/>
+              </w:rPr>
+              <w:t>03101</w:t>
+            </w:r>
+            <w:r>
+              <w:rPr>
+                <w:rFonts w:hint="default" w:ascii="宋体" w:hAnsi="宋体" w:eastAsia="宋体" w:cs="宋体"/>
+                <w:b w:val="0"/>
+                <w:bCs w:val="0"/>
+                <w:sz w:val="16"/>
+                <w:szCs w:val="16"/>
+              </w:rPr>
+              <w:t>}</w:t>
+            </w:r>
+            <w:r>
+              <w:rPr>
                 <w:rFonts w:hint="eastAsia" w:ascii="宋体" w:hAnsi="宋体" w:eastAsia="宋体" w:cs="宋体"/>
                 <w:vertAlign w:val="baseline"/>
                 <w:lang w:val="en-US" w:eastAsia="zh-CN"/>
               </w:rPr>
-              <w:t>5.26%</w:t>
+              <w:t>%</w:t>
             </w:r>
           </w:p>
         </w:tc>
@@ -4693,65 +5920,150 @@
             </w:pPr>
             <w:r>
               <w:rPr>
+                <w:rFonts w:hint="default" w:ascii="宋体" w:hAnsi="宋体" w:eastAsia="宋体" w:cs="宋体"/>
+                <w:b w:val="0"/>
+                <w:bCs w:val="0"/>
+                <w:sz w:val="16"/>
+                <w:szCs w:val="16"/>
+              </w:rPr>
+              <w:t>${</w:t>
+            </w:r>
+            <w:r>
+              <w:rPr>
+                <w:rFonts w:hint="eastAsia" w:ascii="宋体" w:hAnsi="宋体" w:eastAsia="宋体" w:cs="宋体"/>
+                <w:b w:val="0"/>
+                <w:bCs w:val="0"/>
+                <w:sz w:val="16"/>
+                <w:szCs w:val="16"/>
+                <w:lang w:val="en-US" w:eastAsia="zh-CN"/>
+              </w:rPr>
+              <w:t>0401</w:t>
+            </w:r>
+            <w:r>
+              <w:rPr>
+                <w:rFonts w:hint="default" w:ascii="宋体" w:hAnsi="宋体" w:eastAsia="宋体" w:cs="宋体"/>
+                <w:b w:val="0"/>
+                <w:bCs w:val="0"/>
+                <w:sz w:val="16"/>
+                <w:szCs w:val="16"/>
+              </w:rPr>
+              <w:t>}</w:t>
+            </w:r>
+          </w:p>
+        </w:tc>
+        <w:tc>
+          <w:tcPr>
+            <w:tcW w:w="750" w:type="dxa"/>
+            <w:tcBorders>
+              <w:top w:val="single" w:color="auto" w:sz="4" w:space="0"/>
+              <w:bottom w:val="single" w:color="auto" w:sz="4" w:space="0"/>
+            </w:tcBorders>
+            <w:vAlign w:val="center"/>
+          </w:tcPr>
+          <w:p>
+            <w:pPr>
+              <w:jc w:val="center"/>
+              <w:rPr>
+                <w:rFonts w:hint="eastAsia" w:ascii="宋体" w:hAnsi="宋体" w:eastAsia="宋体" w:cs="宋体"/>
+                <w:szCs w:val="21"/>
+              </w:rPr>
+            </w:pPr>
+            <w:r>
+              <w:rPr>
+                <w:rFonts w:hint="default" w:ascii="宋体" w:hAnsi="宋体" w:eastAsia="宋体" w:cs="宋体"/>
+                <w:b w:val="0"/>
+                <w:bCs w:val="0"/>
+                <w:sz w:val="16"/>
+                <w:szCs w:val="16"/>
+              </w:rPr>
+              <w:t>${</w:t>
+            </w:r>
+            <w:r>
+              <w:rPr>
+                <w:rFonts w:hint="eastAsia" w:ascii="宋体" w:hAnsi="宋体" w:eastAsia="宋体" w:cs="宋体"/>
+                <w:b w:val="0"/>
+                <w:bCs w:val="0"/>
+                <w:sz w:val="16"/>
+                <w:szCs w:val="16"/>
+                <w:lang w:val="en-US" w:eastAsia="zh-CN"/>
+              </w:rPr>
+              <w:t>04011</w:t>
+            </w:r>
+            <w:r>
+              <w:rPr>
+                <w:rFonts w:hint="default" w:ascii="宋体" w:hAnsi="宋体" w:eastAsia="宋体" w:cs="宋体"/>
+                <w:b w:val="0"/>
+                <w:bCs w:val="0"/>
+                <w:sz w:val="16"/>
+                <w:szCs w:val="16"/>
+              </w:rPr>
+              <w:t>}</w:t>
+            </w:r>
+            <w:r>
+              <w:rPr>
                 <w:rFonts w:hint="eastAsia" w:ascii="宋体" w:hAnsi="宋体" w:eastAsia="宋体" w:cs="宋体"/>
                 <w:vertAlign w:val="baseline"/>
                 <w:lang w:val="en-US" w:eastAsia="zh-CN"/>
               </w:rPr>
-              <w:t>0</w:t>
-            </w:r>
-          </w:p>
-        </w:tc>
-        <w:tc>
-          <w:tcPr>
-            <w:tcW w:w="750" w:type="dxa"/>
-            <w:tcBorders>
-              <w:top w:val="single" w:color="auto" w:sz="4" w:space="0"/>
-              <w:bottom w:val="single" w:color="auto" w:sz="4" w:space="0"/>
-            </w:tcBorders>
-            <w:vAlign w:val="center"/>
-          </w:tcPr>
-          <w:p>
-            <w:pPr>
-              <w:jc w:val="center"/>
-              <w:rPr>
-                <w:rFonts w:hint="eastAsia" w:ascii="宋体" w:hAnsi="宋体" w:eastAsia="宋体" w:cs="宋体"/>
-                <w:szCs w:val="21"/>
-              </w:rPr>
-            </w:pPr>
+              <w:t>%</w:t>
+            </w:r>
+          </w:p>
+        </w:tc>
+        <w:tc>
+          <w:tcPr>
+            <w:tcW w:w="750" w:type="dxa"/>
+            <w:vMerge w:val="restart"/>
+            <w:tcBorders>
+              <w:top w:val="single" w:color="auto" w:sz="4" w:space="0"/>
+            </w:tcBorders>
+            <w:vAlign w:val="center"/>
+          </w:tcPr>
+          <w:p>
+            <w:pPr>
+              <w:jc w:val="center"/>
+              <w:rPr>
+                <w:rFonts w:hint="eastAsia" w:ascii="宋体" w:hAnsi="宋体" w:eastAsia="宋体" w:cs="宋体"/>
+                <w:szCs w:val="21"/>
+              </w:rPr>
+            </w:pPr>
+            <w:r>
+              <w:rPr>
+                <w:rFonts w:hint="default" w:ascii="宋体" w:hAnsi="宋体" w:eastAsia="宋体" w:cs="宋体"/>
+                <w:b w:val="0"/>
+                <w:bCs w:val="0"/>
+                <w:sz w:val="16"/>
+                <w:szCs w:val="16"/>
+              </w:rPr>
+              <w:t>${</w:t>
+            </w:r>
+            <w:r>
+              <w:rPr>
+                <w:rFonts w:hint="eastAsia" w:ascii="宋体" w:hAnsi="宋体" w:eastAsia="宋体" w:cs="宋体"/>
+                <w:b w:val="0"/>
+                <w:bCs w:val="0"/>
+                <w:sz w:val="16"/>
+                <w:szCs w:val="16"/>
+                <w:lang w:val="en-US" w:eastAsia="zh-CN"/>
+              </w:rPr>
+              <w:t>04</w:t>
+            </w:r>
+            <w:r>
+              <w:rPr>
+                <w:rFonts w:hint="default" w:ascii="宋体" w:hAnsi="宋体" w:eastAsia="宋体" w:cs="宋体"/>
+                <w:b w:val="0"/>
+                <w:bCs w:val="0"/>
+                <w:sz w:val="16"/>
+                <w:szCs w:val="16"/>
+              </w:rPr>
+              <w:t>}</w:t>
+            </w:r>
             <w:r>
               <w:rPr>
                 <w:rFonts w:hint="eastAsia" w:ascii="宋体" w:hAnsi="宋体" w:eastAsia="宋体" w:cs="宋体"/>
                 <w:vertAlign w:val="baseline"/>
                 <w:lang w:val="en-US" w:eastAsia="zh-CN"/>
               </w:rPr>
-              <w:t>0.00%</w:t>
-            </w:r>
-          </w:p>
-        </w:tc>
-        <w:tc>
-          <w:tcPr>
-            <w:tcW w:w="750" w:type="dxa"/>
-            <w:vMerge w:val="restart"/>
-            <w:tcBorders>
-              <w:top w:val="single" w:color="auto" w:sz="4" w:space="0"/>
-            </w:tcBorders>
-            <w:vAlign w:val="center"/>
-          </w:tcPr>
-          <w:p>
-            <w:pPr>
-              <w:jc w:val="center"/>
-              <w:rPr>
-                <w:rFonts w:hint="eastAsia" w:ascii="宋体" w:hAnsi="宋体" w:eastAsia="宋体" w:cs="宋体"/>
-                <w:szCs w:val="21"/>
-              </w:rPr>
-            </w:pPr>
-            <w:r>
-              <w:rPr>
-                <w:rFonts w:hint="eastAsia" w:ascii="宋体" w:hAnsi="宋体" w:eastAsia="宋体" w:cs="宋体"/>
-                <w:vertAlign w:val="baseline"/>
-                <w:lang w:val="en-US" w:eastAsia="zh-CN"/>
-              </w:rPr>
-              <w:t>2.10%</w:t>
+              <w:t>%</w:t>
             </w:r>
           </w:p>
         </w:tc>
@@ -4869,38 +6181,92 @@
             </w:pPr>
             <w:r>
               <w:rPr>
+                <w:rFonts w:hint="default" w:ascii="宋体" w:hAnsi="宋体" w:eastAsia="宋体" w:cs="宋体"/>
+                <w:b w:val="0"/>
+                <w:bCs w:val="0"/>
+                <w:sz w:val="16"/>
+                <w:szCs w:val="16"/>
+              </w:rPr>
+              <w:t>${</w:t>
+            </w:r>
+            <w:r>
+              <w:rPr>
+                <w:rFonts w:hint="eastAsia" w:ascii="宋体" w:hAnsi="宋体" w:eastAsia="宋体" w:cs="宋体"/>
+                <w:b w:val="0"/>
+                <w:bCs w:val="0"/>
+                <w:sz w:val="16"/>
+                <w:szCs w:val="16"/>
+                <w:lang w:val="en-US" w:eastAsia="zh-CN"/>
+              </w:rPr>
+              <w:t>0402</w:t>
+            </w:r>
+            <w:r>
+              <w:rPr>
+                <w:rFonts w:hint="default" w:ascii="宋体" w:hAnsi="宋体" w:eastAsia="宋体" w:cs="宋体"/>
+                <w:b w:val="0"/>
+                <w:bCs w:val="0"/>
+                <w:sz w:val="16"/>
+                <w:szCs w:val="16"/>
+              </w:rPr>
+              <w:t>}</w:t>
+            </w:r>
+          </w:p>
+        </w:tc>
+        <w:tc>
+          <w:tcPr>
+            <w:tcW w:w="750" w:type="dxa"/>
+            <w:tcBorders>
+              <w:top w:val="single" w:color="auto" w:sz="4" w:space="0"/>
+              <w:bottom w:val="single" w:color="auto" w:sz="4" w:space="0"/>
+            </w:tcBorders>
+            <w:vAlign w:val="center"/>
+          </w:tcPr>
+          <w:p>
+            <w:pPr>
+              <w:jc w:val="center"/>
+              <w:rPr>
+                <w:rFonts w:hint="eastAsia" w:ascii="宋体" w:hAnsi="宋体" w:eastAsia="宋体" w:cs="宋体"/>
+                <w:szCs w:val="21"/>
+              </w:rPr>
+            </w:pPr>
+            <w:r>
+              <w:rPr>
+                <w:rFonts w:hint="default" w:ascii="宋体" w:hAnsi="宋体" w:eastAsia="宋体" w:cs="宋体"/>
+                <w:b w:val="0"/>
+                <w:bCs w:val="0"/>
+                <w:sz w:val="16"/>
+                <w:szCs w:val="16"/>
+              </w:rPr>
+              <w:t>${</w:t>
+            </w:r>
+            <w:r>
+              <w:rPr>
+                <w:rFonts w:hint="eastAsia" w:ascii="宋体" w:hAnsi="宋体" w:eastAsia="宋体" w:cs="宋体"/>
+                <w:b w:val="0"/>
+                <w:bCs w:val="0"/>
+                <w:sz w:val="16"/>
+                <w:szCs w:val="16"/>
+                <w:lang w:val="en-US" w:eastAsia="zh-CN"/>
+              </w:rPr>
+              <w:t>04021</w:t>
+            </w:r>
+            <w:r>
+              <w:rPr>
+                <w:rFonts w:hint="default" w:ascii="宋体" w:hAnsi="宋体" w:eastAsia="宋体" w:cs="宋体"/>
+                <w:b w:val="0"/>
+                <w:bCs w:val="0"/>
+                <w:sz w:val="16"/>
+                <w:szCs w:val="16"/>
+              </w:rPr>
+              <w:t>}</w:t>
+            </w:r>
+            <w:r>
+              <w:rPr>
                 <w:rFonts w:hint="eastAsia" w:ascii="宋体" w:hAnsi="宋体" w:eastAsia="宋体" w:cs="宋体"/>
                 <w:vertAlign w:val="baseline"/>
                 <w:lang w:val="en-US" w:eastAsia="zh-CN"/>
               </w:rPr>
-              <w:t>0</w:t>
-            </w:r>
-          </w:p>
-        </w:tc>
-        <w:tc>
-          <w:tcPr>
-            <w:tcW w:w="750" w:type="dxa"/>
-            <w:tcBorders>
-              <w:top w:val="single" w:color="auto" w:sz="4" w:space="0"/>
-              <w:bottom w:val="single" w:color="auto" w:sz="4" w:space="0"/>
-            </w:tcBorders>
-            <w:vAlign w:val="center"/>
-          </w:tcPr>
-          <w:p>
-            <w:pPr>
-              <w:jc w:val="center"/>
-              <w:rPr>
-                <w:rFonts w:hint="eastAsia" w:ascii="宋体" w:hAnsi="宋体" w:eastAsia="宋体" w:cs="宋体"/>
-                <w:szCs w:val="21"/>
-              </w:rPr>
-            </w:pPr>
-            <w:r>
-              <w:rPr>
-                <w:rFonts w:hint="eastAsia" w:ascii="宋体" w:hAnsi="宋体" w:eastAsia="宋体" w:cs="宋体"/>
-                <w:vertAlign w:val="baseline"/>
-                <w:lang w:val="en-US" w:eastAsia="zh-CN"/>
-              </w:rPr>
-              <w:t>0.00%</w:t>
+              <w:t>%</w:t>
             </w:r>
           </w:p>
         </w:tc>
@@ -5034,38 +6400,92 @@
             </w:pPr>
             <w:r>
               <w:rPr>
+                <w:rFonts w:hint="default" w:ascii="宋体" w:hAnsi="宋体" w:eastAsia="宋体" w:cs="宋体"/>
+                <w:b w:val="0"/>
+                <w:bCs w:val="0"/>
+                <w:sz w:val="16"/>
+                <w:szCs w:val="16"/>
+              </w:rPr>
+              <w:t>${</w:t>
+            </w:r>
+            <w:r>
+              <w:rPr>
+                <w:rFonts w:hint="eastAsia" w:ascii="宋体" w:hAnsi="宋体" w:eastAsia="宋体" w:cs="宋体"/>
+                <w:b w:val="0"/>
+                <w:bCs w:val="0"/>
+                <w:sz w:val="16"/>
+                <w:szCs w:val="16"/>
+                <w:lang w:val="en-US" w:eastAsia="zh-CN"/>
+              </w:rPr>
+              <w:t>0403</w:t>
+            </w:r>
+            <w:r>
+              <w:rPr>
+                <w:rFonts w:hint="default" w:ascii="宋体" w:hAnsi="宋体" w:eastAsia="宋体" w:cs="宋体"/>
+                <w:b w:val="0"/>
+                <w:bCs w:val="0"/>
+                <w:sz w:val="16"/>
+                <w:szCs w:val="16"/>
+              </w:rPr>
+              <w:t>}</w:t>
+            </w:r>
+          </w:p>
+        </w:tc>
+        <w:tc>
+          <w:tcPr>
+            <w:tcW w:w="750" w:type="dxa"/>
+            <w:tcBorders>
+              <w:top w:val="single" w:color="auto" w:sz="4" w:space="0"/>
+              <w:bottom w:val="single" w:color="auto" w:sz="4" w:space="0"/>
+            </w:tcBorders>
+            <w:vAlign w:val="center"/>
+          </w:tcPr>
+          <w:p>
+            <w:pPr>
+              <w:jc w:val="center"/>
+              <w:rPr>
+                <w:rFonts w:hint="eastAsia" w:ascii="宋体" w:hAnsi="宋体" w:eastAsia="宋体" w:cs="宋体"/>
+                <w:szCs w:val="21"/>
+              </w:rPr>
+            </w:pPr>
+            <w:r>
+              <w:rPr>
+                <w:rFonts w:hint="default" w:ascii="宋体" w:hAnsi="宋体" w:eastAsia="宋体" w:cs="宋体"/>
+                <w:b w:val="0"/>
+                <w:bCs w:val="0"/>
+                <w:sz w:val="16"/>
+                <w:szCs w:val="16"/>
+              </w:rPr>
+              <w:t>${</w:t>
+            </w:r>
+            <w:r>
+              <w:rPr>
+                <w:rFonts w:hint="eastAsia" w:ascii="宋体" w:hAnsi="宋体" w:eastAsia="宋体" w:cs="宋体"/>
+                <w:b w:val="0"/>
+                <w:bCs w:val="0"/>
+                <w:sz w:val="16"/>
+                <w:szCs w:val="16"/>
+                <w:lang w:val="en-US" w:eastAsia="zh-CN"/>
+              </w:rPr>
+              <w:t>04031</w:t>
+            </w:r>
+            <w:r>
+              <w:rPr>
+                <w:rFonts w:hint="default" w:ascii="宋体" w:hAnsi="宋体" w:eastAsia="宋体" w:cs="宋体"/>
+                <w:b w:val="0"/>
+                <w:bCs w:val="0"/>
+                <w:sz w:val="16"/>
+                <w:szCs w:val="16"/>
+              </w:rPr>
+              <w:t>}</w:t>
+            </w:r>
+            <w:r>
+              <w:rPr>
                 <w:rFonts w:hint="eastAsia" w:ascii="宋体" w:hAnsi="宋体" w:eastAsia="宋体" w:cs="宋体"/>
                 <w:vertAlign w:val="baseline"/>
                 <w:lang w:val="en-US" w:eastAsia="zh-CN"/>
               </w:rPr>
-              <w:t>0</w:t>
-            </w:r>
-          </w:p>
-        </w:tc>
-        <w:tc>
-          <w:tcPr>
-            <w:tcW w:w="750" w:type="dxa"/>
-            <w:tcBorders>
-              <w:top w:val="single" w:color="auto" w:sz="4" w:space="0"/>
-              <w:bottom w:val="single" w:color="auto" w:sz="4" w:space="0"/>
-            </w:tcBorders>
-            <w:vAlign w:val="center"/>
-          </w:tcPr>
-          <w:p>
-            <w:pPr>
-              <w:jc w:val="center"/>
-              <w:rPr>
-                <w:rFonts w:hint="eastAsia" w:ascii="宋体" w:hAnsi="宋体" w:eastAsia="宋体" w:cs="宋体"/>
-                <w:szCs w:val="21"/>
-              </w:rPr>
-            </w:pPr>
-            <w:r>
-              <w:rPr>
-                <w:rFonts w:hint="eastAsia" w:ascii="宋体" w:hAnsi="宋体" w:eastAsia="宋体" w:cs="宋体"/>
-                <w:vertAlign w:val="baseline"/>
-                <w:lang w:val="en-US" w:eastAsia="zh-CN"/>
-              </w:rPr>
-              <w:t>0.00%</w:t>
+              <w:t>%</w:t>
             </w:r>
           </w:p>
         </w:tc>
@@ -5199,38 +6619,92 @@
             </w:pPr>
             <w:r>
               <w:rPr>
+                <w:rFonts w:hint="default" w:ascii="宋体" w:hAnsi="宋体" w:eastAsia="宋体" w:cs="宋体"/>
+                <w:b w:val="0"/>
+                <w:bCs w:val="0"/>
+                <w:sz w:val="16"/>
+                <w:szCs w:val="16"/>
+              </w:rPr>
+              <w:t>${</w:t>
+            </w:r>
+            <w:r>
+              <w:rPr>
+                <w:rFonts w:hint="eastAsia" w:ascii="宋体" w:hAnsi="宋体" w:eastAsia="宋体" w:cs="宋体"/>
+                <w:b w:val="0"/>
+                <w:bCs w:val="0"/>
+                <w:sz w:val="16"/>
+                <w:szCs w:val="16"/>
+                <w:lang w:val="en-US" w:eastAsia="zh-CN"/>
+              </w:rPr>
+              <w:t>0404</w:t>
+            </w:r>
+            <w:r>
+              <w:rPr>
+                <w:rFonts w:hint="default" w:ascii="宋体" w:hAnsi="宋体" w:eastAsia="宋体" w:cs="宋体"/>
+                <w:b w:val="0"/>
+                <w:bCs w:val="0"/>
+                <w:sz w:val="16"/>
+                <w:szCs w:val="16"/>
+              </w:rPr>
+              <w:t>}</w:t>
+            </w:r>
+          </w:p>
+        </w:tc>
+        <w:tc>
+          <w:tcPr>
+            <w:tcW w:w="750" w:type="dxa"/>
+            <w:tcBorders>
+              <w:top w:val="single" w:color="auto" w:sz="4" w:space="0"/>
+              <w:bottom w:val="single" w:color="auto" w:sz="4" w:space="0"/>
+            </w:tcBorders>
+            <w:vAlign w:val="center"/>
+          </w:tcPr>
+          <w:p>
+            <w:pPr>
+              <w:jc w:val="center"/>
+              <w:rPr>
+                <w:rFonts w:hint="eastAsia" w:ascii="宋体" w:hAnsi="宋体" w:eastAsia="宋体" w:cs="宋体"/>
+                <w:szCs w:val="21"/>
+              </w:rPr>
+            </w:pPr>
+            <w:r>
+              <w:rPr>
+                <w:rFonts w:hint="default" w:ascii="宋体" w:hAnsi="宋体" w:eastAsia="宋体" w:cs="宋体"/>
+                <w:b w:val="0"/>
+                <w:bCs w:val="0"/>
+                <w:sz w:val="16"/>
+                <w:szCs w:val="16"/>
+              </w:rPr>
+              <w:t>${</w:t>
+            </w:r>
+            <w:r>
+              <w:rPr>
+                <w:rFonts w:hint="eastAsia" w:ascii="宋体" w:hAnsi="宋体" w:eastAsia="宋体" w:cs="宋体"/>
+                <w:b w:val="0"/>
+                <w:bCs w:val="0"/>
+                <w:sz w:val="16"/>
+                <w:szCs w:val="16"/>
+                <w:lang w:val="en-US" w:eastAsia="zh-CN"/>
+              </w:rPr>
+              <w:t>04041</w:t>
+            </w:r>
+            <w:r>
+              <w:rPr>
+                <w:rFonts w:hint="default" w:ascii="宋体" w:hAnsi="宋体" w:eastAsia="宋体" w:cs="宋体"/>
+                <w:b w:val="0"/>
+                <w:bCs w:val="0"/>
+                <w:sz w:val="16"/>
+                <w:szCs w:val="16"/>
+              </w:rPr>
+              <w:t>}</w:t>
+            </w:r>
+            <w:r>
+              <w:rPr>
                 <w:rFonts w:hint="eastAsia" w:ascii="宋体" w:hAnsi="宋体" w:eastAsia="宋体" w:cs="宋体"/>
                 <w:vertAlign w:val="baseline"/>
                 <w:lang w:val="en-US" w:eastAsia="zh-CN"/>
               </w:rPr>
-              <w:t>0</w:t>
-            </w:r>
-          </w:p>
-        </w:tc>
-        <w:tc>
-          <w:tcPr>
-            <w:tcW w:w="750" w:type="dxa"/>
-            <w:tcBorders>
-              <w:top w:val="single" w:color="auto" w:sz="4" w:space="0"/>
-              <w:bottom w:val="single" w:color="auto" w:sz="4" w:space="0"/>
-            </w:tcBorders>
-            <w:vAlign w:val="center"/>
-          </w:tcPr>
-          <w:p>
-            <w:pPr>
-              <w:jc w:val="center"/>
-              <w:rPr>
-                <w:rFonts w:hint="eastAsia" w:ascii="宋体" w:hAnsi="宋体" w:eastAsia="宋体" w:cs="宋体"/>
-                <w:szCs w:val="21"/>
-              </w:rPr>
-            </w:pPr>
-            <w:r>
-              <w:rPr>
-                <w:rFonts w:hint="eastAsia" w:ascii="宋体" w:hAnsi="宋体" w:eastAsia="宋体" w:cs="宋体"/>
-                <w:vertAlign w:val="baseline"/>
-                <w:lang w:val="en-US" w:eastAsia="zh-CN"/>
-              </w:rPr>
-              <w:t>0.00%</w:t>
+              <w:t>%</w:t>
             </w:r>
           </w:p>
         </w:tc>
@@ -5364,38 +6838,92 @@
             </w:pPr>
             <w:r>
               <w:rPr>
+                <w:rFonts w:hint="default" w:ascii="宋体" w:hAnsi="宋体" w:eastAsia="宋体" w:cs="宋体"/>
+                <w:b w:val="0"/>
+                <w:bCs w:val="0"/>
+                <w:sz w:val="16"/>
+                <w:szCs w:val="16"/>
+              </w:rPr>
+              <w:t>${</w:t>
+            </w:r>
+            <w:r>
+              <w:rPr>
+                <w:rFonts w:hint="eastAsia" w:ascii="宋体" w:hAnsi="宋体" w:eastAsia="宋体" w:cs="宋体"/>
+                <w:b w:val="0"/>
+                <w:bCs w:val="0"/>
+                <w:sz w:val="16"/>
+                <w:szCs w:val="16"/>
+                <w:lang w:val="en-US" w:eastAsia="zh-CN"/>
+              </w:rPr>
+              <w:t>0405</w:t>
+            </w:r>
+            <w:r>
+              <w:rPr>
+                <w:rFonts w:hint="default" w:ascii="宋体" w:hAnsi="宋体" w:eastAsia="宋体" w:cs="宋体"/>
+                <w:b w:val="0"/>
+                <w:bCs w:val="0"/>
+                <w:sz w:val="16"/>
+                <w:szCs w:val="16"/>
+              </w:rPr>
+              <w:t>}</w:t>
+            </w:r>
+          </w:p>
+        </w:tc>
+        <w:tc>
+          <w:tcPr>
+            <w:tcW w:w="750" w:type="dxa"/>
+            <w:tcBorders>
+              <w:top w:val="single" w:color="auto" w:sz="4" w:space="0"/>
+              <w:bottom w:val="single" w:color="auto" w:sz="4" w:space="0"/>
+            </w:tcBorders>
+            <w:vAlign w:val="center"/>
+          </w:tcPr>
+          <w:p>
+            <w:pPr>
+              <w:jc w:val="center"/>
+              <w:rPr>
+                <w:rFonts w:hint="eastAsia" w:ascii="宋体" w:hAnsi="宋体" w:eastAsia="宋体" w:cs="宋体"/>
+                <w:szCs w:val="21"/>
+              </w:rPr>
+            </w:pPr>
+            <w:r>
+              <w:rPr>
+                <w:rFonts w:hint="default" w:ascii="宋体" w:hAnsi="宋体" w:eastAsia="宋体" w:cs="宋体"/>
+                <w:b w:val="0"/>
+                <w:bCs w:val="0"/>
+                <w:sz w:val="16"/>
+                <w:szCs w:val="16"/>
+              </w:rPr>
+              <w:t>${</w:t>
+            </w:r>
+            <w:r>
+              <w:rPr>
+                <w:rFonts w:hint="eastAsia" w:ascii="宋体" w:hAnsi="宋体" w:eastAsia="宋体" w:cs="宋体"/>
+                <w:b w:val="0"/>
+                <w:bCs w:val="0"/>
+                <w:sz w:val="16"/>
+                <w:szCs w:val="16"/>
+                <w:lang w:val="en-US" w:eastAsia="zh-CN"/>
+              </w:rPr>
+              <w:t>04051</w:t>
+            </w:r>
+            <w:r>
+              <w:rPr>
+                <w:rFonts w:hint="default" w:ascii="宋体" w:hAnsi="宋体" w:eastAsia="宋体" w:cs="宋体"/>
+                <w:b w:val="0"/>
+                <w:bCs w:val="0"/>
+                <w:sz w:val="16"/>
+                <w:szCs w:val="16"/>
+              </w:rPr>
+              <w:t>}</w:t>
+            </w:r>
+            <w:r>
+              <w:rPr>
                 <w:rFonts w:hint="eastAsia" w:ascii="宋体" w:hAnsi="宋体" w:eastAsia="宋体" w:cs="宋体"/>
                 <w:vertAlign w:val="baseline"/>
                 <w:lang w:val="en-US" w:eastAsia="zh-CN"/>
               </w:rPr>
-              <w:t>0</w:t>
-            </w:r>
-          </w:p>
-        </w:tc>
-        <w:tc>
-          <w:tcPr>
-            <w:tcW w:w="750" w:type="dxa"/>
-            <w:tcBorders>
-              <w:top w:val="single" w:color="auto" w:sz="4" w:space="0"/>
-              <w:bottom w:val="single" w:color="auto" w:sz="4" w:space="0"/>
-            </w:tcBorders>
-            <w:vAlign w:val="center"/>
-          </w:tcPr>
-          <w:p>
-            <w:pPr>
-              <w:jc w:val="center"/>
-              <w:rPr>
-                <w:rFonts w:hint="eastAsia" w:ascii="宋体" w:hAnsi="宋体" w:eastAsia="宋体" w:cs="宋体"/>
-                <w:szCs w:val="21"/>
-              </w:rPr>
-            </w:pPr>
-            <w:r>
-              <w:rPr>
-                <w:rFonts w:hint="eastAsia" w:ascii="宋体" w:hAnsi="宋体" w:eastAsia="宋体" w:cs="宋体"/>
-                <w:vertAlign w:val="baseline"/>
-                <w:lang w:val="en-US" w:eastAsia="zh-CN"/>
-              </w:rPr>
-              <w:t>0.00%</w:t>
+              <w:t>%</w:t>
             </w:r>
           </w:p>
         </w:tc>
@@ -5529,38 +7057,92 @@
             </w:pPr>
             <w:r>
               <w:rPr>
+                <w:rFonts w:hint="default" w:ascii="宋体" w:hAnsi="宋体" w:eastAsia="宋体" w:cs="宋体"/>
+                <w:b w:val="0"/>
+                <w:bCs w:val="0"/>
+                <w:sz w:val="16"/>
+                <w:szCs w:val="16"/>
+              </w:rPr>
+              <w:t>${</w:t>
+            </w:r>
+            <w:r>
+              <w:rPr>
+                <w:rFonts w:hint="eastAsia" w:ascii="宋体" w:hAnsi="宋体" w:eastAsia="宋体" w:cs="宋体"/>
+                <w:b w:val="0"/>
+                <w:bCs w:val="0"/>
+                <w:sz w:val="16"/>
+                <w:szCs w:val="16"/>
+                <w:lang w:val="en-US" w:eastAsia="zh-CN"/>
+              </w:rPr>
+              <w:t>0406</w:t>
+            </w:r>
+            <w:r>
+              <w:rPr>
+                <w:rFonts w:hint="default" w:ascii="宋体" w:hAnsi="宋体" w:eastAsia="宋体" w:cs="宋体"/>
+                <w:b w:val="0"/>
+                <w:bCs w:val="0"/>
+                <w:sz w:val="16"/>
+                <w:szCs w:val="16"/>
+              </w:rPr>
+              <w:t>}</w:t>
+            </w:r>
+          </w:p>
+        </w:tc>
+        <w:tc>
+          <w:tcPr>
+            <w:tcW w:w="750" w:type="dxa"/>
+            <w:tcBorders>
+              <w:top w:val="single" w:color="auto" w:sz="4" w:space="0"/>
+              <w:bottom w:val="single" w:color="auto" w:sz="4" w:space="0"/>
+            </w:tcBorders>
+            <w:vAlign w:val="center"/>
+          </w:tcPr>
+          <w:p>
+            <w:pPr>
+              <w:jc w:val="center"/>
+              <w:rPr>
+                <w:rFonts w:hint="eastAsia" w:ascii="宋体" w:hAnsi="宋体" w:eastAsia="宋体" w:cs="宋体"/>
+                <w:szCs w:val="21"/>
+              </w:rPr>
+            </w:pPr>
+            <w:r>
+              <w:rPr>
+                <w:rFonts w:hint="default" w:ascii="宋体" w:hAnsi="宋体" w:eastAsia="宋体" w:cs="宋体"/>
+                <w:b w:val="0"/>
+                <w:bCs w:val="0"/>
+                <w:sz w:val="16"/>
+                <w:szCs w:val="16"/>
+              </w:rPr>
+              <w:t>${</w:t>
+            </w:r>
+            <w:r>
+              <w:rPr>
+                <w:rFonts w:hint="eastAsia" w:ascii="宋体" w:hAnsi="宋体" w:eastAsia="宋体" w:cs="宋体"/>
+                <w:b w:val="0"/>
+                <w:bCs w:val="0"/>
+                <w:sz w:val="16"/>
+                <w:szCs w:val="16"/>
+                <w:lang w:val="en-US" w:eastAsia="zh-CN"/>
+              </w:rPr>
+              <w:t>04061</w:t>
+            </w:r>
+            <w:r>
+              <w:rPr>
+                <w:rFonts w:hint="default" w:ascii="宋体" w:hAnsi="宋体" w:eastAsia="宋体" w:cs="宋体"/>
+                <w:b w:val="0"/>
+                <w:bCs w:val="0"/>
+                <w:sz w:val="16"/>
+                <w:szCs w:val="16"/>
+              </w:rPr>
+              <w:t>}</w:t>
+            </w:r>
+            <w:r>
+              <w:rPr>
                 <w:rFonts w:hint="eastAsia" w:ascii="宋体" w:hAnsi="宋体" w:eastAsia="宋体" w:cs="宋体"/>
                 <w:vertAlign w:val="baseline"/>
                 <w:lang w:val="en-US" w:eastAsia="zh-CN"/>
               </w:rPr>
-              <w:t>1</w:t>
-            </w:r>
-          </w:p>
-        </w:tc>
-        <w:tc>
-          <w:tcPr>
-            <w:tcW w:w="750" w:type="dxa"/>
-            <w:tcBorders>
-              <w:top w:val="single" w:color="auto" w:sz="4" w:space="0"/>
-              <w:bottom w:val="single" w:color="auto" w:sz="4" w:space="0"/>
-            </w:tcBorders>
-            <w:vAlign w:val="center"/>
-          </w:tcPr>
-          <w:p>
-            <w:pPr>
-              <w:jc w:val="center"/>
-              <w:rPr>
-                <w:rFonts w:hint="eastAsia" w:ascii="宋体" w:hAnsi="宋体" w:eastAsia="宋体" w:cs="宋体"/>
-                <w:szCs w:val="21"/>
-              </w:rPr>
-            </w:pPr>
-            <w:r>
-              <w:rPr>
-                <w:rFonts w:hint="eastAsia" w:ascii="宋体" w:hAnsi="宋体" w:eastAsia="宋体" w:cs="宋体"/>
-                <w:vertAlign w:val="baseline"/>
-                <w:lang w:val="en-US" w:eastAsia="zh-CN"/>
-              </w:rPr>
-              <w:t>1.05%</w:t>
+              <w:t>%</w:t>
             </w:r>
           </w:p>
         </w:tc>
@@ -5710,38 +7292,92 @@
             </w:pPr>
             <w:r>
               <w:rPr>
+                <w:rFonts w:hint="default" w:ascii="宋体" w:hAnsi="宋体" w:eastAsia="宋体" w:cs="宋体"/>
+                <w:b w:val="0"/>
+                <w:bCs w:val="0"/>
+                <w:sz w:val="16"/>
+                <w:szCs w:val="16"/>
+              </w:rPr>
+              <w:t>${</w:t>
+            </w:r>
+            <w:r>
+              <w:rPr>
+                <w:rFonts w:hint="eastAsia" w:ascii="宋体" w:hAnsi="宋体" w:eastAsia="宋体" w:cs="宋体"/>
+                <w:b w:val="0"/>
+                <w:bCs w:val="0"/>
+                <w:sz w:val="16"/>
+                <w:szCs w:val="16"/>
+                <w:lang w:val="en-US" w:eastAsia="zh-CN"/>
+              </w:rPr>
+              <w:t>0407</w:t>
+            </w:r>
+            <w:r>
+              <w:rPr>
+                <w:rFonts w:hint="default" w:ascii="宋体" w:hAnsi="宋体" w:eastAsia="宋体" w:cs="宋体"/>
+                <w:b w:val="0"/>
+                <w:bCs w:val="0"/>
+                <w:sz w:val="16"/>
+                <w:szCs w:val="16"/>
+              </w:rPr>
+              <w:t>}</w:t>
+            </w:r>
+          </w:p>
+        </w:tc>
+        <w:tc>
+          <w:tcPr>
+            <w:tcW w:w="750" w:type="dxa"/>
+            <w:tcBorders>
+              <w:top w:val="single" w:color="auto" w:sz="4" w:space="0"/>
+              <w:bottom w:val="single" w:color="auto" w:sz="4" w:space="0"/>
+            </w:tcBorders>
+            <w:vAlign w:val="center"/>
+          </w:tcPr>
+          <w:p>
+            <w:pPr>
+              <w:jc w:val="center"/>
+              <w:rPr>
+                <w:rFonts w:hint="eastAsia" w:ascii="宋体" w:hAnsi="宋体" w:eastAsia="宋体" w:cs="宋体"/>
+                <w:szCs w:val="21"/>
+              </w:rPr>
+            </w:pPr>
+            <w:r>
+              <w:rPr>
+                <w:rFonts w:hint="default" w:ascii="宋体" w:hAnsi="宋体" w:eastAsia="宋体" w:cs="宋体"/>
+                <w:b w:val="0"/>
+                <w:bCs w:val="0"/>
+                <w:sz w:val="16"/>
+                <w:szCs w:val="16"/>
+              </w:rPr>
+              <w:t>${</w:t>
+            </w:r>
+            <w:r>
+              <w:rPr>
+                <w:rFonts w:hint="eastAsia" w:ascii="宋体" w:hAnsi="宋体" w:eastAsia="宋体" w:cs="宋体"/>
+                <w:b w:val="0"/>
+                <w:bCs w:val="0"/>
+                <w:sz w:val="16"/>
+                <w:szCs w:val="16"/>
+                <w:lang w:val="en-US" w:eastAsia="zh-CN"/>
+              </w:rPr>
+              <w:t>04071</w:t>
+            </w:r>
+            <w:r>
+              <w:rPr>
+                <w:rFonts w:hint="default" w:ascii="宋体" w:hAnsi="宋体" w:eastAsia="宋体" w:cs="宋体"/>
+                <w:b w:val="0"/>
+                <w:bCs w:val="0"/>
+                <w:sz w:val="16"/>
+                <w:szCs w:val="16"/>
+              </w:rPr>
+              <w:t>}</w:t>
+            </w:r>
+            <w:r>
+              <w:rPr>
                 <w:rFonts w:hint="eastAsia" w:ascii="宋体" w:hAnsi="宋体" w:eastAsia="宋体" w:cs="宋体"/>
                 <w:vertAlign w:val="baseline"/>
                 <w:lang w:val="en-US" w:eastAsia="zh-CN"/>
               </w:rPr>
-              <w:t>1</w:t>
-            </w:r>
-          </w:p>
-        </w:tc>
-        <w:tc>
-          <w:tcPr>
-            <w:tcW w:w="750" w:type="dxa"/>
-            <w:tcBorders>
-              <w:top w:val="single" w:color="auto" w:sz="4" w:space="0"/>
-              <w:bottom w:val="single" w:color="auto" w:sz="4" w:space="0"/>
-            </w:tcBorders>
-            <w:vAlign w:val="center"/>
-          </w:tcPr>
-          <w:p>
-            <w:pPr>
-              <w:jc w:val="center"/>
-              <w:rPr>
-                <w:rFonts w:hint="eastAsia" w:ascii="宋体" w:hAnsi="宋体" w:eastAsia="宋体" w:cs="宋体"/>
-                <w:szCs w:val="21"/>
-              </w:rPr>
-            </w:pPr>
-            <w:r>
-              <w:rPr>
-                <w:rFonts w:hint="eastAsia" w:ascii="宋体" w:hAnsi="宋体" w:eastAsia="宋体" w:cs="宋体"/>
-                <w:vertAlign w:val="baseline"/>
-                <w:lang w:val="en-US" w:eastAsia="zh-CN"/>
-              </w:rPr>
-              <w:t>1.05%</w:t>
+              <w:t>%</w:t>
             </w:r>
           </w:p>
         </w:tc>
@@ -5898,65 +7534,150 @@
             </w:pPr>
             <w:r>
               <w:rPr>
+                <w:rFonts w:hint="default" w:ascii="宋体" w:hAnsi="宋体" w:eastAsia="宋体" w:cs="宋体"/>
+                <w:b w:val="0"/>
+                <w:bCs w:val="0"/>
+                <w:sz w:val="16"/>
+                <w:szCs w:val="16"/>
+              </w:rPr>
+              <w:t>${</w:t>
+            </w:r>
+            <w:r>
+              <w:rPr>
+                <w:rFonts w:hint="eastAsia" w:ascii="宋体" w:hAnsi="宋体" w:eastAsia="宋体" w:cs="宋体"/>
+                <w:b w:val="0"/>
+                <w:bCs w:val="0"/>
+                <w:sz w:val="16"/>
+                <w:szCs w:val="16"/>
+                <w:lang w:val="en-US" w:eastAsia="zh-CN"/>
+              </w:rPr>
+              <w:t>0501</w:t>
+            </w:r>
+            <w:r>
+              <w:rPr>
+                <w:rFonts w:hint="default" w:ascii="宋体" w:hAnsi="宋体" w:eastAsia="宋体" w:cs="宋体"/>
+                <w:b w:val="0"/>
+                <w:bCs w:val="0"/>
+                <w:sz w:val="16"/>
+                <w:szCs w:val="16"/>
+              </w:rPr>
+              <w:t>}</w:t>
+            </w:r>
+          </w:p>
+        </w:tc>
+        <w:tc>
+          <w:tcPr>
+            <w:tcW w:w="750" w:type="dxa"/>
+            <w:tcBorders>
+              <w:top w:val="single" w:color="auto" w:sz="4" w:space="0"/>
+              <w:bottom w:val="single" w:color="auto" w:sz="4" w:space="0"/>
+            </w:tcBorders>
+            <w:vAlign w:val="center"/>
+          </w:tcPr>
+          <w:p>
+            <w:pPr>
+              <w:jc w:val="center"/>
+              <w:rPr>
+                <w:rFonts w:hint="eastAsia" w:ascii="宋体" w:hAnsi="宋体" w:eastAsia="宋体" w:cs="宋体"/>
+                <w:szCs w:val="21"/>
+              </w:rPr>
+            </w:pPr>
+            <w:r>
+              <w:rPr>
+                <w:rFonts w:hint="default" w:ascii="宋体" w:hAnsi="宋体" w:eastAsia="宋体" w:cs="宋体"/>
+                <w:b w:val="0"/>
+                <w:bCs w:val="0"/>
+                <w:sz w:val="16"/>
+                <w:szCs w:val="16"/>
+              </w:rPr>
+              <w:t>${</w:t>
+            </w:r>
+            <w:r>
+              <w:rPr>
+                <w:rFonts w:hint="eastAsia" w:ascii="宋体" w:hAnsi="宋体" w:eastAsia="宋体" w:cs="宋体"/>
+                <w:b w:val="0"/>
+                <w:bCs w:val="0"/>
+                <w:sz w:val="16"/>
+                <w:szCs w:val="16"/>
+                <w:lang w:val="en-US" w:eastAsia="zh-CN"/>
+              </w:rPr>
+              <w:t>05011</w:t>
+            </w:r>
+            <w:r>
+              <w:rPr>
+                <w:rFonts w:hint="default" w:ascii="宋体" w:hAnsi="宋体" w:eastAsia="宋体" w:cs="宋体"/>
+                <w:b w:val="0"/>
+                <w:bCs w:val="0"/>
+                <w:sz w:val="16"/>
+                <w:szCs w:val="16"/>
+              </w:rPr>
+              <w:t>}</w:t>
+            </w:r>
+            <w:r>
+              <w:rPr>
                 <w:rFonts w:hint="eastAsia" w:ascii="宋体" w:hAnsi="宋体" w:eastAsia="宋体" w:cs="宋体"/>
                 <w:vertAlign w:val="baseline"/>
                 <w:lang w:val="en-US" w:eastAsia="zh-CN"/>
               </w:rPr>
-              <w:t>0</w:t>
-            </w:r>
-          </w:p>
-        </w:tc>
-        <w:tc>
-          <w:tcPr>
-            <w:tcW w:w="750" w:type="dxa"/>
-            <w:tcBorders>
-              <w:top w:val="single" w:color="auto" w:sz="4" w:space="0"/>
-              <w:bottom w:val="single" w:color="auto" w:sz="4" w:space="0"/>
-            </w:tcBorders>
-            <w:vAlign w:val="center"/>
-          </w:tcPr>
-          <w:p>
-            <w:pPr>
-              <w:jc w:val="center"/>
-              <w:rPr>
-                <w:rFonts w:hint="eastAsia" w:ascii="宋体" w:hAnsi="宋体" w:eastAsia="宋体" w:cs="宋体"/>
-                <w:szCs w:val="21"/>
-              </w:rPr>
-            </w:pPr>
+              <w:t>%</w:t>
+            </w:r>
+          </w:p>
+        </w:tc>
+        <w:tc>
+          <w:tcPr>
+            <w:tcW w:w="750" w:type="dxa"/>
+            <w:vMerge w:val="restart"/>
+            <w:tcBorders>
+              <w:top w:val="single" w:color="auto" w:sz="4" w:space="0"/>
+            </w:tcBorders>
+            <w:vAlign w:val="center"/>
+          </w:tcPr>
+          <w:p>
+            <w:pPr>
+              <w:jc w:val="center"/>
+              <w:rPr>
+                <w:rFonts w:hint="eastAsia" w:ascii="宋体" w:hAnsi="宋体" w:eastAsia="宋体" w:cs="宋体"/>
+                <w:szCs w:val="21"/>
+              </w:rPr>
+            </w:pPr>
+            <w:r>
+              <w:rPr>
+                <w:rFonts w:hint="default" w:ascii="宋体" w:hAnsi="宋体" w:eastAsia="宋体" w:cs="宋体"/>
+                <w:b w:val="0"/>
+                <w:bCs w:val="0"/>
+                <w:sz w:val="16"/>
+                <w:szCs w:val="16"/>
+              </w:rPr>
+              <w:t>${</w:t>
+            </w:r>
+            <w:r>
+              <w:rPr>
+                <w:rFonts w:hint="eastAsia" w:ascii="宋体" w:hAnsi="宋体" w:eastAsia="宋体" w:cs="宋体"/>
+                <w:b w:val="0"/>
+                <w:bCs w:val="0"/>
+                <w:sz w:val="16"/>
+                <w:szCs w:val="16"/>
+                <w:lang w:val="en-US" w:eastAsia="zh-CN"/>
+              </w:rPr>
+              <w:t>05</w:t>
+            </w:r>
+            <w:r>
+              <w:rPr>
+                <w:rFonts w:hint="default" w:ascii="宋体" w:hAnsi="宋体" w:eastAsia="宋体" w:cs="宋体"/>
+                <w:b w:val="0"/>
+                <w:bCs w:val="0"/>
+                <w:sz w:val="16"/>
+                <w:szCs w:val="16"/>
+              </w:rPr>
+              <w:t>}</w:t>
+            </w:r>
             <w:r>
               <w:rPr>
                 <w:rFonts w:hint="eastAsia" w:ascii="宋体" w:hAnsi="宋体" w:eastAsia="宋体" w:cs="宋体"/>
                 <w:vertAlign w:val="baseline"/>
                 <w:lang w:val="en-US" w:eastAsia="zh-CN"/>
               </w:rPr>
-              <w:t>0.00%</w:t>
-            </w:r>
-          </w:p>
-        </w:tc>
-        <w:tc>
-          <w:tcPr>
-            <w:tcW w:w="750" w:type="dxa"/>
-            <w:vMerge w:val="restart"/>
-            <w:tcBorders>
-              <w:top w:val="single" w:color="auto" w:sz="4" w:space="0"/>
-            </w:tcBorders>
-            <w:vAlign w:val="center"/>
-          </w:tcPr>
-          <w:p>
-            <w:pPr>
-              <w:jc w:val="center"/>
-              <w:rPr>
-                <w:rFonts w:hint="eastAsia" w:ascii="宋体" w:hAnsi="宋体" w:eastAsia="宋体" w:cs="宋体"/>
-                <w:szCs w:val="21"/>
-              </w:rPr>
-            </w:pPr>
-            <w:r>
-              <w:rPr>
-                <w:rFonts w:hint="eastAsia" w:ascii="宋体" w:hAnsi="宋体" w:eastAsia="宋体" w:cs="宋体"/>
-                <w:vertAlign w:val="baseline"/>
-                <w:lang w:val="en-US" w:eastAsia="zh-CN"/>
-              </w:rPr>
-              <w:t>0.00%</w:t>
+              <w:t>%</w:t>
             </w:r>
           </w:p>
         </w:tc>
@@ -6074,38 +7795,92 @@
             </w:pPr>
             <w:r>
               <w:rPr>
+                <w:rFonts w:hint="default" w:ascii="宋体" w:hAnsi="宋体" w:eastAsia="宋体" w:cs="宋体"/>
+                <w:b w:val="0"/>
+                <w:bCs w:val="0"/>
+                <w:sz w:val="16"/>
+                <w:szCs w:val="16"/>
+              </w:rPr>
+              <w:t>${</w:t>
+            </w:r>
+            <w:r>
+              <w:rPr>
+                <w:rFonts w:hint="eastAsia" w:ascii="宋体" w:hAnsi="宋体" w:eastAsia="宋体" w:cs="宋体"/>
+                <w:b w:val="0"/>
+                <w:bCs w:val="0"/>
+                <w:sz w:val="16"/>
+                <w:szCs w:val="16"/>
+                <w:lang w:val="en-US" w:eastAsia="zh-CN"/>
+              </w:rPr>
+              <w:t>0502</w:t>
+            </w:r>
+            <w:r>
+              <w:rPr>
+                <w:rFonts w:hint="default" w:ascii="宋体" w:hAnsi="宋体" w:eastAsia="宋体" w:cs="宋体"/>
+                <w:b w:val="0"/>
+                <w:bCs w:val="0"/>
+                <w:sz w:val="16"/>
+                <w:szCs w:val="16"/>
+              </w:rPr>
+              <w:t>}</w:t>
+            </w:r>
+          </w:p>
+        </w:tc>
+        <w:tc>
+          <w:tcPr>
+            <w:tcW w:w="750" w:type="dxa"/>
+            <w:tcBorders>
+              <w:top w:val="single" w:color="auto" w:sz="4" w:space="0"/>
+              <w:bottom w:val="single" w:color="auto" w:sz="4" w:space="0"/>
+            </w:tcBorders>
+            <w:vAlign w:val="center"/>
+          </w:tcPr>
+          <w:p>
+            <w:pPr>
+              <w:jc w:val="center"/>
+              <w:rPr>
+                <w:rFonts w:hint="eastAsia" w:ascii="宋体" w:hAnsi="宋体" w:eastAsia="宋体" w:cs="宋体"/>
+                <w:szCs w:val="21"/>
+              </w:rPr>
+            </w:pPr>
+            <w:r>
+              <w:rPr>
+                <w:rFonts w:hint="default" w:ascii="宋体" w:hAnsi="宋体" w:eastAsia="宋体" w:cs="宋体"/>
+                <w:b w:val="0"/>
+                <w:bCs w:val="0"/>
+                <w:sz w:val="16"/>
+                <w:szCs w:val="16"/>
+              </w:rPr>
+              <w:t>${</w:t>
+            </w:r>
+            <w:r>
+              <w:rPr>
+                <w:rFonts w:hint="eastAsia" w:ascii="宋体" w:hAnsi="宋体" w:eastAsia="宋体" w:cs="宋体"/>
+                <w:b w:val="0"/>
+                <w:bCs w:val="0"/>
+                <w:sz w:val="16"/>
+                <w:szCs w:val="16"/>
+                <w:lang w:val="en-US" w:eastAsia="zh-CN"/>
+              </w:rPr>
+              <w:t>05021</w:t>
+            </w:r>
+            <w:r>
+              <w:rPr>
+                <w:rFonts w:hint="default" w:ascii="宋体" w:hAnsi="宋体" w:eastAsia="宋体" w:cs="宋体"/>
+                <w:b w:val="0"/>
+                <w:bCs w:val="0"/>
+                <w:sz w:val="16"/>
+                <w:szCs w:val="16"/>
+              </w:rPr>
+              <w:t>}</w:t>
+            </w:r>
+            <w:r>
+              <w:rPr>
                 <w:rFonts w:hint="eastAsia" w:ascii="宋体" w:hAnsi="宋体" w:eastAsia="宋体" w:cs="宋体"/>
                 <w:vertAlign w:val="baseline"/>
                 <w:lang w:val="en-US" w:eastAsia="zh-CN"/>
               </w:rPr>
-              <w:t>0</w:t>
-            </w:r>
-          </w:p>
-        </w:tc>
-        <w:tc>
-          <w:tcPr>
-            <w:tcW w:w="750" w:type="dxa"/>
-            <w:tcBorders>
-              <w:top w:val="single" w:color="auto" w:sz="4" w:space="0"/>
-              <w:bottom w:val="single" w:color="auto" w:sz="4" w:space="0"/>
-            </w:tcBorders>
-            <w:vAlign w:val="center"/>
-          </w:tcPr>
-          <w:p>
-            <w:pPr>
-              <w:jc w:val="center"/>
-              <w:rPr>
-                <w:rFonts w:hint="eastAsia" w:ascii="宋体" w:hAnsi="宋体" w:eastAsia="宋体" w:cs="宋体"/>
-                <w:szCs w:val="21"/>
-              </w:rPr>
-            </w:pPr>
-            <w:r>
-              <w:rPr>
-                <w:rFonts w:hint="eastAsia" w:ascii="宋体" w:hAnsi="宋体" w:eastAsia="宋体" w:cs="宋体"/>
-                <w:vertAlign w:val="baseline"/>
-                <w:lang w:val="en-US" w:eastAsia="zh-CN"/>
-              </w:rPr>
-              <w:t>0.00%</w:t>
+              <w:t>%</w:t>
             </w:r>
           </w:p>
         </w:tc>
@@ -6246,38 +8021,92 @@
             </w:pPr>
             <w:r>
               <w:rPr>
+                <w:rFonts w:hint="default" w:ascii="宋体" w:hAnsi="宋体" w:eastAsia="宋体" w:cs="宋体"/>
+                <w:b w:val="0"/>
+                <w:bCs w:val="0"/>
+                <w:sz w:val="16"/>
+                <w:szCs w:val="16"/>
+              </w:rPr>
+              <w:t>${</w:t>
+            </w:r>
+            <w:r>
+              <w:rPr>
+                <w:rFonts w:hint="eastAsia" w:ascii="宋体" w:hAnsi="宋体" w:eastAsia="宋体" w:cs="宋体"/>
+                <w:b w:val="0"/>
+                <w:bCs w:val="0"/>
+                <w:sz w:val="16"/>
+                <w:szCs w:val="16"/>
+                <w:lang w:val="en-US" w:eastAsia="zh-CN"/>
+              </w:rPr>
+              <w:t>0503</w:t>
+            </w:r>
+            <w:r>
+              <w:rPr>
+                <w:rFonts w:hint="default" w:ascii="宋体" w:hAnsi="宋体" w:eastAsia="宋体" w:cs="宋体"/>
+                <w:b w:val="0"/>
+                <w:bCs w:val="0"/>
+                <w:sz w:val="16"/>
+                <w:szCs w:val="16"/>
+              </w:rPr>
+              <w:t>}</w:t>
+            </w:r>
+          </w:p>
+        </w:tc>
+        <w:tc>
+          <w:tcPr>
+            <w:tcW w:w="750" w:type="dxa"/>
+            <w:tcBorders>
+              <w:top w:val="single" w:color="auto" w:sz="4" w:space="0"/>
+              <w:bottom w:val="single" w:color="auto" w:sz="4" w:space="0"/>
+            </w:tcBorders>
+            <w:vAlign w:val="center"/>
+          </w:tcPr>
+          <w:p>
+            <w:pPr>
+              <w:jc w:val="center"/>
+              <w:rPr>
+                <w:rFonts w:hint="eastAsia" w:ascii="宋体" w:hAnsi="宋体" w:eastAsia="宋体" w:cs="宋体"/>
+                <w:szCs w:val="21"/>
+              </w:rPr>
+            </w:pPr>
+            <w:r>
+              <w:rPr>
+                <w:rFonts w:hint="default" w:ascii="宋体" w:hAnsi="宋体" w:eastAsia="宋体" w:cs="宋体"/>
+                <w:b w:val="0"/>
+                <w:bCs w:val="0"/>
+                <w:sz w:val="16"/>
+                <w:szCs w:val="16"/>
+              </w:rPr>
+              <w:t>${</w:t>
+            </w:r>
+            <w:r>
+              <w:rPr>
+                <w:rFonts w:hint="eastAsia" w:ascii="宋体" w:hAnsi="宋体" w:eastAsia="宋体" w:cs="宋体"/>
+                <w:b w:val="0"/>
+                <w:bCs w:val="0"/>
+                <w:sz w:val="16"/>
+                <w:szCs w:val="16"/>
+                <w:lang w:val="en-US" w:eastAsia="zh-CN"/>
+              </w:rPr>
+              <w:t>05031</w:t>
+            </w:r>
+            <w:r>
+              <w:rPr>
+                <w:rFonts w:hint="default" w:ascii="宋体" w:hAnsi="宋体" w:eastAsia="宋体" w:cs="宋体"/>
+                <w:b w:val="0"/>
+                <w:bCs w:val="0"/>
+                <w:sz w:val="16"/>
+                <w:szCs w:val="16"/>
+              </w:rPr>
+              <w:t>}</w:t>
+            </w:r>
+            <w:r>
+              <w:rPr>
                 <w:rFonts w:hint="eastAsia" w:ascii="宋体" w:hAnsi="宋体" w:eastAsia="宋体" w:cs="宋体"/>
                 <w:vertAlign w:val="baseline"/>
                 <w:lang w:val="en-US" w:eastAsia="zh-CN"/>
               </w:rPr>
-              <w:t>0</w:t>
-            </w:r>
-          </w:p>
-        </w:tc>
-        <w:tc>
-          <w:tcPr>
-            <w:tcW w:w="750" w:type="dxa"/>
-            <w:tcBorders>
-              <w:top w:val="single" w:color="auto" w:sz="4" w:space="0"/>
-              <w:bottom w:val="single" w:color="auto" w:sz="4" w:space="0"/>
-            </w:tcBorders>
-            <w:vAlign w:val="center"/>
-          </w:tcPr>
-          <w:p>
-            <w:pPr>
-              <w:jc w:val="center"/>
-              <w:rPr>
-                <w:rFonts w:hint="eastAsia" w:ascii="宋体" w:hAnsi="宋体" w:eastAsia="宋体" w:cs="宋体"/>
-                <w:szCs w:val="21"/>
-              </w:rPr>
-            </w:pPr>
-            <w:r>
-              <w:rPr>
-                <w:rFonts w:hint="eastAsia" w:ascii="宋体" w:hAnsi="宋体" w:eastAsia="宋体" w:cs="宋体"/>
-                <w:vertAlign w:val="baseline"/>
-                <w:lang w:val="en-US" w:eastAsia="zh-CN"/>
-              </w:rPr>
-              <w:t>0.00%</w:t>
+              <w:t>%</w:t>
             </w:r>
           </w:p>
         </w:tc>
@@ -6434,65 +8263,150 @@
             </w:pPr>
             <w:r>
               <w:rPr>
+                <w:rFonts w:hint="default" w:ascii="宋体" w:hAnsi="宋体" w:eastAsia="宋体" w:cs="宋体"/>
+                <w:b w:val="0"/>
+                <w:bCs w:val="0"/>
+                <w:sz w:val="16"/>
+                <w:szCs w:val="16"/>
+              </w:rPr>
+              <w:t>${</w:t>
+            </w:r>
+            <w:r>
+              <w:rPr>
+                <w:rFonts w:hint="eastAsia" w:ascii="宋体" w:hAnsi="宋体" w:eastAsia="宋体" w:cs="宋体"/>
+                <w:b w:val="0"/>
+                <w:bCs w:val="0"/>
+                <w:sz w:val="16"/>
+                <w:szCs w:val="16"/>
+                <w:lang w:val="en-US" w:eastAsia="zh-CN"/>
+              </w:rPr>
+              <w:t>0601</w:t>
+            </w:r>
+            <w:r>
+              <w:rPr>
+                <w:rFonts w:hint="default" w:ascii="宋体" w:hAnsi="宋体" w:eastAsia="宋体" w:cs="宋体"/>
+                <w:b w:val="0"/>
+                <w:bCs w:val="0"/>
+                <w:sz w:val="16"/>
+                <w:szCs w:val="16"/>
+              </w:rPr>
+              <w:t>}</w:t>
+            </w:r>
+          </w:p>
+        </w:tc>
+        <w:tc>
+          <w:tcPr>
+            <w:tcW w:w="750" w:type="dxa"/>
+            <w:tcBorders>
+              <w:top w:val="single" w:color="auto" w:sz="4" w:space="0"/>
+              <w:bottom w:val="single" w:color="auto" w:sz="4" w:space="0"/>
+            </w:tcBorders>
+            <w:vAlign w:val="center"/>
+          </w:tcPr>
+          <w:p>
+            <w:pPr>
+              <w:jc w:val="center"/>
+              <w:rPr>
+                <w:rFonts w:hint="eastAsia" w:ascii="宋体" w:hAnsi="宋体" w:eastAsia="宋体" w:cs="宋体"/>
+                <w:szCs w:val="21"/>
+              </w:rPr>
+            </w:pPr>
+            <w:r>
+              <w:rPr>
+                <w:rFonts w:hint="default" w:ascii="宋体" w:hAnsi="宋体" w:eastAsia="宋体" w:cs="宋体"/>
+                <w:b w:val="0"/>
+                <w:bCs w:val="0"/>
+                <w:sz w:val="16"/>
+                <w:szCs w:val="16"/>
+              </w:rPr>
+              <w:t>${</w:t>
+            </w:r>
+            <w:r>
+              <w:rPr>
+                <w:rFonts w:hint="eastAsia" w:ascii="宋体" w:hAnsi="宋体" w:eastAsia="宋体" w:cs="宋体"/>
+                <w:b w:val="0"/>
+                <w:bCs w:val="0"/>
+                <w:sz w:val="16"/>
+                <w:szCs w:val="16"/>
+                <w:lang w:val="en-US" w:eastAsia="zh-CN"/>
+              </w:rPr>
+              <w:t>06011</w:t>
+            </w:r>
+            <w:r>
+              <w:rPr>
+                <w:rFonts w:hint="default" w:ascii="宋体" w:hAnsi="宋体" w:eastAsia="宋体" w:cs="宋体"/>
+                <w:b w:val="0"/>
+                <w:bCs w:val="0"/>
+                <w:sz w:val="16"/>
+                <w:szCs w:val="16"/>
+              </w:rPr>
+              <w:t>}</w:t>
+            </w:r>
+            <w:r>
+              <w:rPr>
                 <w:rFonts w:hint="eastAsia" w:ascii="宋体" w:hAnsi="宋体" w:eastAsia="宋体" w:cs="宋体"/>
                 <w:vertAlign w:val="baseline"/>
                 <w:lang w:val="en-US" w:eastAsia="zh-CN"/>
               </w:rPr>
-              <w:t>0</w:t>
-            </w:r>
-          </w:p>
-        </w:tc>
-        <w:tc>
-          <w:tcPr>
-            <w:tcW w:w="750" w:type="dxa"/>
-            <w:tcBorders>
-              <w:top w:val="single" w:color="auto" w:sz="4" w:space="0"/>
-              <w:bottom w:val="single" w:color="auto" w:sz="4" w:space="0"/>
-            </w:tcBorders>
-            <w:vAlign w:val="center"/>
-          </w:tcPr>
-          <w:p>
-            <w:pPr>
-              <w:jc w:val="center"/>
-              <w:rPr>
-                <w:rFonts w:hint="eastAsia" w:ascii="宋体" w:hAnsi="宋体" w:eastAsia="宋体" w:cs="宋体"/>
-                <w:szCs w:val="21"/>
-              </w:rPr>
-            </w:pPr>
+              <w:t>%</w:t>
+            </w:r>
+          </w:p>
+        </w:tc>
+        <w:tc>
+          <w:tcPr>
+            <w:tcW w:w="750" w:type="dxa"/>
+            <w:vMerge w:val="restart"/>
+            <w:tcBorders>
+              <w:top w:val="single" w:color="auto" w:sz="4" w:space="0"/>
+            </w:tcBorders>
+            <w:vAlign w:val="center"/>
+          </w:tcPr>
+          <w:p>
+            <w:pPr>
+              <w:jc w:val="center"/>
+              <w:rPr>
+                <w:rFonts w:hint="eastAsia" w:ascii="宋体" w:hAnsi="宋体" w:eastAsia="宋体" w:cs="宋体"/>
+                <w:szCs w:val="21"/>
+              </w:rPr>
+            </w:pPr>
+            <w:r>
+              <w:rPr>
+                <w:rFonts w:hint="default" w:ascii="宋体" w:hAnsi="宋体" w:eastAsia="宋体" w:cs="宋体"/>
+                <w:b w:val="0"/>
+                <w:bCs w:val="0"/>
+                <w:sz w:val="16"/>
+                <w:szCs w:val="16"/>
+              </w:rPr>
+              <w:t>${</w:t>
+            </w:r>
+            <w:r>
+              <w:rPr>
+                <w:rFonts w:hint="eastAsia" w:ascii="宋体" w:hAnsi="宋体" w:eastAsia="宋体" w:cs="宋体"/>
+                <w:b w:val="0"/>
+                <w:bCs w:val="0"/>
+                <w:sz w:val="16"/>
+                <w:szCs w:val="16"/>
+                <w:lang w:val="en-US" w:eastAsia="zh-CN"/>
+              </w:rPr>
+              <w:t>06</w:t>
+            </w:r>
+            <w:r>
+              <w:rPr>
+                <w:rFonts w:hint="default" w:ascii="宋体" w:hAnsi="宋体" w:eastAsia="宋体" w:cs="宋体"/>
+                <w:b w:val="0"/>
+                <w:bCs w:val="0"/>
+                <w:sz w:val="16"/>
+                <w:szCs w:val="16"/>
+              </w:rPr>
+              <w:t>}</w:t>
+            </w:r>
             <w:r>
               <w:rPr>
                 <w:rFonts w:hint="eastAsia" w:ascii="宋体" w:hAnsi="宋体" w:eastAsia="宋体" w:cs="宋体"/>
                 <w:vertAlign w:val="baseline"/>
                 <w:lang w:val="en-US" w:eastAsia="zh-CN"/>
               </w:rPr>
-              <w:t>0.00%</w:t>
-            </w:r>
-          </w:p>
-        </w:tc>
-        <w:tc>
-          <w:tcPr>
-            <w:tcW w:w="750" w:type="dxa"/>
-            <w:vMerge w:val="restart"/>
-            <w:tcBorders>
-              <w:top w:val="single" w:color="auto" w:sz="4" w:space="0"/>
-            </w:tcBorders>
-            <w:vAlign w:val="center"/>
-          </w:tcPr>
-          <w:p>
-            <w:pPr>
-              <w:jc w:val="center"/>
-              <w:rPr>
-                <w:rFonts w:hint="eastAsia" w:ascii="宋体" w:hAnsi="宋体" w:eastAsia="宋体" w:cs="宋体"/>
-                <w:szCs w:val="21"/>
-              </w:rPr>
-            </w:pPr>
-            <w:r>
-              <w:rPr>
-                <w:rFonts w:hint="eastAsia" w:ascii="宋体" w:hAnsi="宋体" w:eastAsia="宋体" w:cs="宋体"/>
-                <w:vertAlign w:val="baseline"/>
-                <w:lang w:val="en-US" w:eastAsia="zh-CN"/>
-              </w:rPr>
-              <w:t>2.10%</w:t>
+              <w:t>%</w:t>
             </w:r>
           </w:p>
         </w:tc>
@@ -6610,38 +8524,92 @@
             </w:pPr>
             <w:r>
               <w:rPr>
+                <w:rFonts w:hint="default" w:ascii="宋体" w:hAnsi="宋体" w:eastAsia="宋体" w:cs="宋体"/>
+                <w:b w:val="0"/>
+                <w:bCs w:val="0"/>
+                <w:sz w:val="16"/>
+                <w:szCs w:val="16"/>
+              </w:rPr>
+              <w:t>${</w:t>
+            </w:r>
+            <w:r>
+              <w:rPr>
+                <w:rFonts w:hint="eastAsia" w:ascii="宋体" w:hAnsi="宋体" w:eastAsia="宋体" w:cs="宋体"/>
+                <w:b w:val="0"/>
+                <w:bCs w:val="0"/>
+                <w:sz w:val="16"/>
+                <w:szCs w:val="16"/>
+                <w:lang w:val="en-US" w:eastAsia="zh-CN"/>
+              </w:rPr>
+              <w:t>0602</w:t>
+            </w:r>
+            <w:r>
+              <w:rPr>
+                <w:rFonts w:hint="default" w:ascii="宋体" w:hAnsi="宋体" w:eastAsia="宋体" w:cs="宋体"/>
+                <w:b w:val="0"/>
+                <w:bCs w:val="0"/>
+                <w:sz w:val="16"/>
+                <w:szCs w:val="16"/>
+              </w:rPr>
+              <w:t>}</w:t>
+            </w:r>
+          </w:p>
+        </w:tc>
+        <w:tc>
+          <w:tcPr>
+            <w:tcW w:w="750" w:type="dxa"/>
+            <w:tcBorders>
+              <w:top w:val="single" w:color="auto" w:sz="4" w:space="0"/>
+              <w:bottom w:val="single" w:color="auto" w:sz="4" w:space="0"/>
+            </w:tcBorders>
+            <w:vAlign w:val="center"/>
+          </w:tcPr>
+          <w:p>
+            <w:pPr>
+              <w:jc w:val="center"/>
+              <w:rPr>
+                <w:rFonts w:hint="eastAsia" w:ascii="宋体" w:hAnsi="宋体" w:eastAsia="宋体" w:cs="宋体"/>
+                <w:szCs w:val="21"/>
+              </w:rPr>
+            </w:pPr>
+            <w:r>
+              <w:rPr>
+                <w:rFonts w:hint="default" w:ascii="宋体" w:hAnsi="宋体" w:eastAsia="宋体" w:cs="宋体"/>
+                <w:b w:val="0"/>
+                <w:bCs w:val="0"/>
+                <w:sz w:val="16"/>
+                <w:szCs w:val="16"/>
+              </w:rPr>
+              <w:t>${</w:t>
+            </w:r>
+            <w:r>
+              <w:rPr>
+                <w:rFonts w:hint="eastAsia" w:ascii="宋体" w:hAnsi="宋体" w:eastAsia="宋体" w:cs="宋体"/>
+                <w:b w:val="0"/>
+                <w:bCs w:val="0"/>
+                <w:sz w:val="16"/>
+                <w:szCs w:val="16"/>
+                <w:lang w:val="en-US" w:eastAsia="zh-CN"/>
+              </w:rPr>
+              <w:t>06021</w:t>
+            </w:r>
+            <w:r>
+              <w:rPr>
+                <w:rFonts w:hint="default" w:ascii="宋体" w:hAnsi="宋体" w:eastAsia="宋体" w:cs="宋体"/>
+                <w:b w:val="0"/>
+                <w:bCs w:val="0"/>
+                <w:sz w:val="16"/>
+                <w:szCs w:val="16"/>
+              </w:rPr>
+              <w:t>}</w:t>
+            </w:r>
+            <w:r>
+              <w:rPr>
                 <w:rFonts w:hint="eastAsia" w:ascii="宋体" w:hAnsi="宋体" w:eastAsia="宋体" w:cs="宋体"/>
                 <w:vertAlign w:val="baseline"/>
                 <w:lang w:val="en-US" w:eastAsia="zh-CN"/>
               </w:rPr>
-              <w:t>1</w:t>
-            </w:r>
-          </w:p>
-        </w:tc>
-        <w:tc>
-          <w:tcPr>
-            <w:tcW w:w="750" w:type="dxa"/>
-            <w:tcBorders>
-              <w:top w:val="single" w:color="auto" w:sz="4" w:space="0"/>
-              <w:bottom w:val="single" w:color="auto" w:sz="4" w:space="0"/>
-            </w:tcBorders>
-            <w:vAlign w:val="center"/>
-          </w:tcPr>
-          <w:p>
-            <w:pPr>
-              <w:jc w:val="center"/>
-              <w:rPr>
-                <w:rFonts w:hint="eastAsia" w:ascii="宋体" w:hAnsi="宋体" w:eastAsia="宋体" w:cs="宋体"/>
-                <w:szCs w:val="21"/>
-              </w:rPr>
-            </w:pPr>
-            <w:r>
-              <w:rPr>
-                <w:rFonts w:hint="eastAsia" w:ascii="宋体" w:hAnsi="宋体" w:eastAsia="宋体" w:cs="宋体"/>
-                <w:vertAlign w:val="baseline"/>
-                <w:lang w:val="en-US" w:eastAsia="zh-CN"/>
-              </w:rPr>
-              <w:t>1.05%</w:t>
+              <w:t>%</w:t>
             </w:r>
           </w:p>
         </w:tc>
@@ -6775,38 +8743,92 @@
             </w:pPr>
             <w:r>
               <w:rPr>
+                <w:rFonts w:hint="default" w:ascii="宋体" w:hAnsi="宋体" w:eastAsia="宋体" w:cs="宋体"/>
+                <w:b w:val="0"/>
+                <w:bCs w:val="0"/>
+                <w:sz w:val="16"/>
+                <w:szCs w:val="16"/>
+              </w:rPr>
+              <w:t>${</w:t>
+            </w:r>
+            <w:r>
+              <w:rPr>
+                <w:rFonts w:hint="eastAsia" w:ascii="宋体" w:hAnsi="宋体" w:eastAsia="宋体" w:cs="宋体"/>
+                <w:b w:val="0"/>
+                <w:bCs w:val="0"/>
+                <w:sz w:val="16"/>
+                <w:szCs w:val="16"/>
+                <w:lang w:val="en-US" w:eastAsia="zh-CN"/>
+              </w:rPr>
+              <w:t>0606</w:t>
+            </w:r>
+            <w:r>
+              <w:rPr>
+                <w:rFonts w:hint="default" w:ascii="宋体" w:hAnsi="宋体" w:eastAsia="宋体" w:cs="宋体"/>
+                <w:b w:val="0"/>
+                <w:bCs w:val="0"/>
+                <w:sz w:val="16"/>
+                <w:szCs w:val="16"/>
+              </w:rPr>
+              <w:t>}</w:t>
+            </w:r>
+          </w:p>
+        </w:tc>
+        <w:tc>
+          <w:tcPr>
+            <w:tcW w:w="750" w:type="dxa"/>
+            <w:tcBorders>
+              <w:top w:val="single" w:color="auto" w:sz="4" w:space="0"/>
+              <w:bottom w:val="single" w:color="auto" w:sz="4" w:space="0"/>
+            </w:tcBorders>
+            <w:vAlign w:val="center"/>
+          </w:tcPr>
+          <w:p>
+            <w:pPr>
+              <w:jc w:val="center"/>
+              <w:rPr>
+                <w:rFonts w:hint="eastAsia" w:ascii="宋体" w:hAnsi="宋体" w:eastAsia="宋体" w:cs="宋体"/>
+                <w:szCs w:val="21"/>
+              </w:rPr>
+            </w:pPr>
+            <w:r>
+              <w:rPr>
+                <w:rFonts w:hint="default" w:ascii="宋体" w:hAnsi="宋体" w:eastAsia="宋体" w:cs="宋体"/>
+                <w:b w:val="0"/>
+                <w:bCs w:val="0"/>
+                <w:sz w:val="16"/>
+                <w:szCs w:val="16"/>
+              </w:rPr>
+              <w:t>${</w:t>
+            </w:r>
+            <w:r>
+              <w:rPr>
+                <w:rFonts w:hint="eastAsia" w:ascii="宋体" w:hAnsi="宋体" w:eastAsia="宋体" w:cs="宋体"/>
+                <w:b w:val="0"/>
+                <w:bCs w:val="0"/>
+                <w:sz w:val="16"/>
+                <w:szCs w:val="16"/>
+                <w:lang w:val="en-US" w:eastAsia="zh-CN"/>
+              </w:rPr>
+              <w:t>06061</w:t>
+            </w:r>
+            <w:r>
+              <w:rPr>
+                <w:rFonts w:hint="default" w:ascii="宋体" w:hAnsi="宋体" w:eastAsia="宋体" w:cs="宋体"/>
+                <w:b w:val="0"/>
+                <w:bCs w:val="0"/>
+                <w:sz w:val="16"/>
+                <w:szCs w:val="16"/>
+              </w:rPr>
+              <w:t>}</w:t>
+            </w:r>
+            <w:r>
+              <w:rPr>
                 <w:rFonts w:hint="eastAsia" w:ascii="宋体" w:hAnsi="宋体" w:eastAsia="宋体" w:cs="宋体"/>
                 <w:vertAlign w:val="baseline"/>
                 <w:lang w:val="en-US" w:eastAsia="zh-CN"/>
               </w:rPr>
-              <w:t>0</w:t>
-            </w:r>
-          </w:p>
-        </w:tc>
-        <w:tc>
-          <w:tcPr>
-            <w:tcW w:w="750" w:type="dxa"/>
-            <w:tcBorders>
-              <w:top w:val="single" w:color="auto" w:sz="4" w:space="0"/>
-              <w:bottom w:val="single" w:color="auto" w:sz="4" w:space="0"/>
-            </w:tcBorders>
-            <w:vAlign w:val="center"/>
-          </w:tcPr>
-          <w:p>
-            <w:pPr>
-              <w:jc w:val="center"/>
-              <w:rPr>
-                <w:rFonts w:hint="eastAsia" w:ascii="宋体" w:hAnsi="宋体" w:eastAsia="宋体" w:cs="宋体"/>
-                <w:szCs w:val="21"/>
-              </w:rPr>
-            </w:pPr>
-            <w:r>
-              <w:rPr>
-                <w:rFonts w:hint="eastAsia" w:ascii="宋体" w:hAnsi="宋体" w:eastAsia="宋体" w:cs="宋体"/>
-                <w:vertAlign w:val="baseline"/>
-                <w:lang w:val="en-US" w:eastAsia="zh-CN"/>
-              </w:rPr>
-              <w:t>0.00%</w:t>
+              <w:t>%</w:t>
             </w:r>
           </w:p>
         </w:tc>
@@ -6946,38 +8968,92 @@
             </w:pPr>
             <w:r>
               <w:rPr>
+                <w:rFonts w:hint="default" w:ascii="宋体" w:hAnsi="宋体" w:eastAsia="宋体" w:cs="宋体"/>
+                <w:b w:val="0"/>
+                <w:bCs w:val="0"/>
+                <w:sz w:val="16"/>
+                <w:szCs w:val="16"/>
+              </w:rPr>
+              <w:t>${</w:t>
+            </w:r>
+            <w:r>
+              <w:rPr>
+                <w:rFonts w:hint="eastAsia" w:ascii="宋体" w:hAnsi="宋体" w:eastAsia="宋体" w:cs="宋体"/>
+                <w:b w:val="0"/>
+                <w:bCs w:val="0"/>
+                <w:sz w:val="16"/>
+                <w:szCs w:val="16"/>
+                <w:lang w:val="en-US" w:eastAsia="zh-CN"/>
+              </w:rPr>
+              <w:t>0604</w:t>
+            </w:r>
+            <w:r>
+              <w:rPr>
+                <w:rFonts w:hint="default" w:ascii="宋体" w:hAnsi="宋体" w:eastAsia="宋体" w:cs="宋体"/>
+                <w:b w:val="0"/>
+                <w:bCs w:val="0"/>
+                <w:sz w:val="16"/>
+                <w:szCs w:val="16"/>
+              </w:rPr>
+              <w:t>}</w:t>
+            </w:r>
+          </w:p>
+        </w:tc>
+        <w:tc>
+          <w:tcPr>
+            <w:tcW w:w="750" w:type="dxa"/>
+            <w:tcBorders>
+              <w:top w:val="single" w:color="auto" w:sz="4" w:space="0"/>
+              <w:bottom w:val="single" w:color="auto" w:sz="8" w:space="0"/>
+            </w:tcBorders>
+            <w:vAlign w:val="center"/>
+          </w:tcPr>
+          <w:p>
+            <w:pPr>
+              <w:jc w:val="center"/>
+              <w:rPr>
+                <w:rFonts w:hint="eastAsia" w:ascii="宋体" w:hAnsi="宋体" w:eastAsia="宋体" w:cs="宋体"/>
+                <w:szCs w:val="21"/>
+              </w:rPr>
+            </w:pPr>
+            <w:r>
+              <w:rPr>
+                <w:rFonts w:hint="default" w:ascii="宋体" w:hAnsi="宋体" w:eastAsia="宋体" w:cs="宋体"/>
+                <w:b w:val="0"/>
+                <w:bCs w:val="0"/>
+                <w:sz w:val="16"/>
+                <w:szCs w:val="16"/>
+              </w:rPr>
+              <w:t>${</w:t>
+            </w:r>
+            <w:r>
+              <w:rPr>
+                <w:rFonts w:hint="eastAsia" w:ascii="宋体" w:hAnsi="宋体" w:eastAsia="宋体" w:cs="宋体"/>
+                <w:b w:val="0"/>
+                <w:bCs w:val="0"/>
+                <w:sz w:val="16"/>
+                <w:szCs w:val="16"/>
+                <w:lang w:val="en-US" w:eastAsia="zh-CN"/>
+              </w:rPr>
+              <w:t>06041</w:t>
+            </w:r>
+            <w:r>
+              <w:rPr>
+                <w:rFonts w:hint="default" w:ascii="宋体" w:hAnsi="宋体" w:eastAsia="宋体" w:cs="宋体"/>
+                <w:b w:val="0"/>
+                <w:bCs w:val="0"/>
+                <w:sz w:val="16"/>
+                <w:szCs w:val="16"/>
+              </w:rPr>
+              <w:t>}</w:t>
+            </w:r>
+            <w:r>
+              <w:rPr>
                 <w:rFonts w:hint="eastAsia" w:ascii="宋体" w:hAnsi="宋体" w:eastAsia="宋体" w:cs="宋体"/>
                 <w:vertAlign w:val="baseline"/>
                 <w:lang w:val="en-US" w:eastAsia="zh-CN"/>
               </w:rPr>
-              <w:t>1</w:t>
-            </w:r>
-          </w:p>
-        </w:tc>
-        <w:tc>
-          <w:tcPr>
-            <w:tcW w:w="750" w:type="dxa"/>
-            <w:tcBorders>
-              <w:top w:val="single" w:color="auto" w:sz="4" w:space="0"/>
-              <w:bottom w:val="single" w:color="auto" w:sz="8" w:space="0"/>
-            </w:tcBorders>
-            <w:vAlign w:val="center"/>
-          </w:tcPr>
-          <w:p>
-            <w:pPr>
-              <w:jc w:val="center"/>
-              <w:rPr>
-                <w:rFonts w:hint="eastAsia" w:ascii="宋体" w:hAnsi="宋体" w:eastAsia="宋体" w:cs="宋体"/>
-                <w:szCs w:val="21"/>
-              </w:rPr>
-            </w:pPr>
-            <w:r>
-              <w:rPr>
-                <w:rFonts w:hint="eastAsia" w:ascii="宋体" w:hAnsi="宋体" w:eastAsia="宋体" w:cs="宋体"/>
-                <w:vertAlign w:val="baseline"/>
-                <w:lang w:val="en-US" w:eastAsia="zh-CN"/>
-              </w:rPr>
-              <w:t>1.05%</w:t>
+              <w:t>%</w:t>
             </w:r>
           </w:p>
         </w:tc>
@@ -7134,65 +9210,150 @@
             </w:pPr>
             <w:r>
               <w:rPr>
+                <w:rFonts w:hint="default" w:ascii="宋体" w:hAnsi="宋体" w:eastAsia="宋体" w:cs="宋体"/>
+                <w:b w:val="0"/>
+                <w:bCs w:val="0"/>
+                <w:sz w:val="16"/>
+                <w:szCs w:val="16"/>
+              </w:rPr>
+              <w:t>${</w:t>
+            </w:r>
+            <w:r>
+              <w:rPr>
+                <w:rFonts w:hint="eastAsia" w:ascii="宋体" w:hAnsi="宋体" w:eastAsia="宋体" w:cs="宋体"/>
+                <w:b w:val="0"/>
+                <w:bCs w:val="0"/>
+                <w:sz w:val="16"/>
+                <w:szCs w:val="16"/>
+                <w:lang w:val="en-US" w:eastAsia="zh-CN"/>
+              </w:rPr>
+              <w:t>0701</w:t>
+            </w:r>
+            <w:r>
+              <w:rPr>
+                <w:rFonts w:hint="default" w:ascii="宋体" w:hAnsi="宋体" w:eastAsia="宋体" w:cs="宋体"/>
+                <w:b w:val="0"/>
+                <w:bCs w:val="0"/>
+                <w:sz w:val="16"/>
+                <w:szCs w:val="16"/>
+              </w:rPr>
+              <w:t>}</w:t>
+            </w:r>
+          </w:p>
+        </w:tc>
+        <w:tc>
+          <w:tcPr>
+            <w:tcW w:w="750" w:type="dxa"/>
+            <w:tcBorders>
+              <w:top w:val="single" w:color="auto" w:sz="8" w:space="0"/>
+              <w:bottom w:val="single" w:color="auto" w:sz="4" w:space="0"/>
+            </w:tcBorders>
+            <w:vAlign w:val="center"/>
+          </w:tcPr>
+          <w:p>
+            <w:pPr>
+              <w:jc w:val="center"/>
+              <w:rPr>
+                <w:rFonts w:hint="eastAsia" w:ascii="宋体" w:hAnsi="宋体" w:eastAsia="宋体" w:cs="宋体"/>
+                <w:szCs w:val="21"/>
+              </w:rPr>
+            </w:pPr>
+            <w:r>
+              <w:rPr>
+                <w:rFonts w:hint="default" w:ascii="宋体" w:hAnsi="宋体" w:eastAsia="宋体" w:cs="宋体"/>
+                <w:b w:val="0"/>
+                <w:bCs w:val="0"/>
+                <w:sz w:val="16"/>
+                <w:szCs w:val="16"/>
+              </w:rPr>
+              <w:t>${</w:t>
+            </w:r>
+            <w:r>
+              <w:rPr>
+                <w:rFonts w:hint="eastAsia" w:ascii="宋体" w:hAnsi="宋体" w:eastAsia="宋体" w:cs="宋体"/>
+                <w:b w:val="0"/>
+                <w:bCs w:val="0"/>
+                <w:sz w:val="16"/>
+                <w:szCs w:val="16"/>
+                <w:lang w:val="en-US" w:eastAsia="zh-CN"/>
+              </w:rPr>
+              <w:t>07011</w:t>
+            </w:r>
+            <w:r>
+              <w:rPr>
+                <w:rFonts w:hint="default" w:ascii="宋体" w:hAnsi="宋体" w:eastAsia="宋体" w:cs="宋体"/>
+                <w:b w:val="0"/>
+                <w:bCs w:val="0"/>
+                <w:sz w:val="16"/>
+                <w:szCs w:val="16"/>
+              </w:rPr>
+              <w:t>}</w:t>
+            </w:r>
+            <w:r>
+              <w:rPr>
                 <w:rFonts w:hint="eastAsia" w:ascii="宋体" w:hAnsi="宋体" w:eastAsia="宋体" w:cs="宋体"/>
                 <w:vertAlign w:val="baseline"/>
                 <w:lang w:val="en-US" w:eastAsia="zh-CN"/>
               </w:rPr>
-              <w:t>1</w:t>
-            </w:r>
-          </w:p>
-        </w:tc>
-        <w:tc>
-          <w:tcPr>
-            <w:tcW w:w="750" w:type="dxa"/>
+              <w:t>%</w:t>
+            </w:r>
+          </w:p>
+        </w:tc>
+        <w:tc>
+          <w:tcPr>
+            <w:tcW w:w="750" w:type="dxa"/>
+            <w:vMerge w:val="restart"/>
             <w:tcBorders>
               <w:top w:val="single" w:color="auto" w:sz="8" w:space="0"/>
-              <w:bottom w:val="single" w:color="auto" w:sz="4" w:space="0"/>
-            </w:tcBorders>
-            <w:vAlign w:val="center"/>
-          </w:tcPr>
-          <w:p>
-            <w:pPr>
-              <w:jc w:val="center"/>
-              <w:rPr>
-                <w:rFonts w:hint="eastAsia" w:ascii="宋体" w:hAnsi="宋体" w:eastAsia="宋体" w:cs="宋体"/>
-                <w:szCs w:val="21"/>
-              </w:rPr>
-            </w:pPr>
+            </w:tcBorders>
+            <w:vAlign w:val="center"/>
+          </w:tcPr>
+          <w:p>
+            <w:pPr>
+              <w:jc w:val="center"/>
+              <w:rPr>
+                <w:rFonts w:hint="eastAsia" w:ascii="宋体" w:hAnsi="宋体" w:eastAsia="宋体" w:cs="宋体"/>
+                <w:szCs w:val="21"/>
+              </w:rPr>
+            </w:pPr>
+            <w:r>
+              <w:rPr>
+                <w:rFonts w:hint="default" w:ascii="宋体" w:hAnsi="宋体" w:eastAsia="宋体" w:cs="宋体"/>
+                <w:b w:val="0"/>
+                <w:bCs w:val="0"/>
+                <w:sz w:val="16"/>
+                <w:szCs w:val="16"/>
+              </w:rPr>
+              <w:t>${</w:t>
+            </w:r>
+            <w:r>
+              <w:rPr>
+                <w:rFonts w:hint="eastAsia" w:ascii="宋体" w:hAnsi="宋体" w:eastAsia="宋体" w:cs="宋体"/>
+                <w:b w:val="0"/>
+                <w:bCs w:val="0"/>
+                <w:sz w:val="16"/>
+                <w:szCs w:val="16"/>
+                <w:lang w:val="en-US" w:eastAsia="zh-CN"/>
+              </w:rPr>
+              <w:t>07</w:t>
+            </w:r>
+            <w:r>
+              <w:rPr>
+                <w:rFonts w:hint="default" w:ascii="宋体" w:hAnsi="宋体" w:eastAsia="宋体" w:cs="宋体"/>
+                <w:b w:val="0"/>
+                <w:bCs w:val="0"/>
+                <w:sz w:val="16"/>
+                <w:szCs w:val="16"/>
+              </w:rPr>
+              <w:t>}</w:t>
+            </w:r>
             <w:r>
               <w:rPr>
                 <w:rFonts w:hint="eastAsia" w:ascii="宋体" w:hAnsi="宋体" w:eastAsia="宋体" w:cs="宋体"/>
                 <w:vertAlign w:val="baseline"/>
                 <w:lang w:val="en-US" w:eastAsia="zh-CN"/>
               </w:rPr>
-              <w:t>1.05%</w:t>
-            </w:r>
-          </w:p>
-        </w:tc>
-        <w:tc>
-          <w:tcPr>
-            <w:tcW w:w="750" w:type="dxa"/>
-            <w:vMerge w:val="restart"/>
-            <w:tcBorders>
-              <w:top w:val="single" w:color="auto" w:sz="8" w:space="0"/>
-            </w:tcBorders>
-            <w:vAlign w:val="center"/>
-          </w:tcPr>
-          <w:p>
-            <w:pPr>
-              <w:jc w:val="center"/>
-              <w:rPr>
-                <w:rFonts w:hint="eastAsia" w:ascii="宋体" w:hAnsi="宋体" w:eastAsia="宋体" w:cs="宋体"/>
-                <w:szCs w:val="21"/>
-              </w:rPr>
-            </w:pPr>
-            <w:r>
-              <w:rPr>
-                <w:rFonts w:hint="eastAsia" w:ascii="宋体" w:hAnsi="宋体" w:eastAsia="宋体" w:cs="宋体"/>
-                <w:vertAlign w:val="baseline"/>
-                <w:lang w:val="en-US" w:eastAsia="zh-CN"/>
-              </w:rPr>
-              <w:t>11.58%</w:t>
+              <w:t>%</w:t>
             </w:r>
           </w:p>
         </w:tc>
@@ -7310,38 +9471,92 @@
             </w:pPr>
             <w:r>
               <w:rPr>
+                <w:rFonts w:hint="default" w:ascii="宋体" w:hAnsi="宋体" w:eastAsia="宋体" w:cs="宋体"/>
+                <w:b w:val="0"/>
+                <w:bCs w:val="0"/>
+                <w:sz w:val="16"/>
+                <w:szCs w:val="16"/>
+              </w:rPr>
+              <w:t>${</w:t>
+            </w:r>
+            <w:r>
+              <w:rPr>
+                <w:rFonts w:hint="eastAsia" w:ascii="宋体" w:hAnsi="宋体" w:eastAsia="宋体" w:cs="宋体"/>
+                <w:b w:val="0"/>
+                <w:bCs w:val="0"/>
+                <w:sz w:val="16"/>
+                <w:szCs w:val="16"/>
+                <w:lang w:val="en-US" w:eastAsia="zh-CN"/>
+              </w:rPr>
+              <w:t>0702</w:t>
+            </w:r>
+            <w:r>
+              <w:rPr>
+                <w:rFonts w:hint="default" w:ascii="宋体" w:hAnsi="宋体" w:eastAsia="宋体" w:cs="宋体"/>
+                <w:b w:val="0"/>
+                <w:bCs w:val="0"/>
+                <w:sz w:val="16"/>
+                <w:szCs w:val="16"/>
+              </w:rPr>
+              <w:t>}</w:t>
+            </w:r>
+          </w:p>
+        </w:tc>
+        <w:tc>
+          <w:tcPr>
+            <w:tcW w:w="750" w:type="dxa"/>
+            <w:tcBorders>
+              <w:top w:val="single" w:color="auto" w:sz="4" w:space="0"/>
+              <w:bottom w:val="single" w:color="auto" w:sz="4" w:space="0"/>
+            </w:tcBorders>
+            <w:vAlign w:val="center"/>
+          </w:tcPr>
+          <w:p>
+            <w:pPr>
+              <w:jc w:val="center"/>
+              <w:rPr>
+                <w:rFonts w:hint="eastAsia" w:ascii="宋体" w:hAnsi="宋体" w:eastAsia="宋体" w:cs="宋体"/>
+                <w:szCs w:val="21"/>
+              </w:rPr>
+            </w:pPr>
+            <w:r>
+              <w:rPr>
+                <w:rFonts w:hint="default" w:ascii="宋体" w:hAnsi="宋体" w:eastAsia="宋体" w:cs="宋体"/>
+                <w:b w:val="0"/>
+                <w:bCs w:val="0"/>
+                <w:sz w:val="16"/>
+                <w:szCs w:val="16"/>
+              </w:rPr>
+              <w:t>${</w:t>
+            </w:r>
+            <w:r>
+              <w:rPr>
+                <w:rFonts w:hint="eastAsia" w:ascii="宋体" w:hAnsi="宋体" w:eastAsia="宋体" w:cs="宋体"/>
+                <w:b w:val="0"/>
+                <w:bCs w:val="0"/>
+                <w:sz w:val="16"/>
+                <w:szCs w:val="16"/>
+                <w:lang w:val="en-US" w:eastAsia="zh-CN"/>
+              </w:rPr>
+              <w:t>07021</w:t>
+            </w:r>
+            <w:r>
+              <w:rPr>
+                <w:rFonts w:hint="default" w:ascii="宋体" w:hAnsi="宋体" w:eastAsia="宋体" w:cs="宋体"/>
+                <w:b w:val="0"/>
+                <w:bCs w:val="0"/>
+                <w:sz w:val="16"/>
+                <w:szCs w:val="16"/>
+              </w:rPr>
+              <w:t>}</w:t>
+            </w:r>
+            <w:r>
+              <w:rPr>
                 <w:rFonts w:hint="eastAsia" w:ascii="宋体" w:hAnsi="宋体" w:eastAsia="宋体" w:cs="宋体"/>
                 <w:vertAlign w:val="baseline"/>
                 <w:lang w:val="en-US" w:eastAsia="zh-CN"/>
               </w:rPr>
-              <w:t>6</w:t>
-            </w:r>
-          </w:p>
-        </w:tc>
-        <w:tc>
-          <w:tcPr>
-            <w:tcW w:w="750" w:type="dxa"/>
-            <w:tcBorders>
-              <w:top w:val="single" w:color="auto" w:sz="4" w:space="0"/>
-              <w:bottom w:val="single" w:color="auto" w:sz="4" w:space="0"/>
-            </w:tcBorders>
-            <w:vAlign w:val="center"/>
-          </w:tcPr>
-          <w:p>
-            <w:pPr>
-              <w:jc w:val="center"/>
-              <w:rPr>
-                <w:rFonts w:hint="eastAsia" w:ascii="宋体" w:hAnsi="宋体" w:eastAsia="宋体" w:cs="宋体"/>
-                <w:szCs w:val="21"/>
-              </w:rPr>
-            </w:pPr>
-            <w:r>
-              <w:rPr>
-                <w:rFonts w:hint="eastAsia" w:ascii="宋体" w:hAnsi="宋体" w:eastAsia="宋体" w:cs="宋体"/>
-                <w:vertAlign w:val="baseline"/>
-                <w:lang w:val="en-US" w:eastAsia="zh-CN"/>
-              </w:rPr>
-              <w:t>6.32%</w:t>
+              <w:t>%</w:t>
             </w:r>
           </w:p>
         </w:tc>
@@ -7475,38 +9690,92 @@
             </w:pPr>
             <w:r>
               <w:rPr>
+                <w:rFonts w:hint="default" w:ascii="宋体" w:hAnsi="宋体" w:eastAsia="宋体" w:cs="宋体"/>
+                <w:b w:val="0"/>
+                <w:bCs w:val="0"/>
+                <w:sz w:val="16"/>
+                <w:szCs w:val="16"/>
+              </w:rPr>
+              <w:t>${</w:t>
+            </w:r>
+            <w:r>
+              <w:rPr>
+                <w:rFonts w:hint="eastAsia" w:ascii="宋体" w:hAnsi="宋体" w:eastAsia="宋体" w:cs="宋体"/>
+                <w:b w:val="0"/>
+                <w:bCs w:val="0"/>
+                <w:sz w:val="16"/>
+                <w:szCs w:val="16"/>
+                <w:lang w:val="en-US" w:eastAsia="zh-CN"/>
+              </w:rPr>
+              <w:t>0703</w:t>
+            </w:r>
+            <w:r>
+              <w:rPr>
+                <w:rFonts w:hint="default" w:ascii="宋体" w:hAnsi="宋体" w:eastAsia="宋体" w:cs="宋体"/>
+                <w:b w:val="0"/>
+                <w:bCs w:val="0"/>
+                <w:sz w:val="16"/>
+                <w:szCs w:val="16"/>
+              </w:rPr>
+              <w:t>}</w:t>
+            </w:r>
+          </w:p>
+        </w:tc>
+        <w:tc>
+          <w:tcPr>
+            <w:tcW w:w="750" w:type="dxa"/>
+            <w:tcBorders>
+              <w:top w:val="single" w:color="auto" w:sz="4" w:space="0"/>
+              <w:bottom w:val="single" w:color="auto" w:sz="4" w:space="0"/>
+            </w:tcBorders>
+            <w:vAlign w:val="center"/>
+          </w:tcPr>
+          <w:p>
+            <w:pPr>
+              <w:jc w:val="center"/>
+              <w:rPr>
+                <w:rFonts w:hint="eastAsia" w:ascii="宋体" w:hAnsi="宋体" w:eastAsia="宋体" w:cs="宋体"/>
+                <w:szCs w:val="21"/>
+              </w:rPr>
+            </w:pPr>
+            <w:r>
+              <w:rPr>
+                <w:rFonts w:hint="default" w:ascii="宋体" w:hAnsi="宋体" w:eastAsia="宋体" w:cs="宋体"/>
+                <w:b w:val="0"/>
+                <w:bCs w:val="0"/>
+                <w:sz w:val="16"/>
+                <w:szCs w:val="16"/>
+              </w:rPr>
+              <w:t>${</w:t>
+            </w:r>
+            <w:r>
+              <w:rPr>
+                <w:rFonts w:hint="eastAsia" w:ascii="宋体" w:hAnsi="宋体" w:eastAsia="宋体" w:cs="宋体"/>
+                <w:b w:val="0"/>
+                <w:bCs w:val="0"/>
+                <w:sz w:val="16"/>
+                <w:szCs w:val="16"/>
+                <w:lang w:val="en-US" w:eastAsia="zh-CN"/>
+              </w:rPr>
+              <w:t>07031</w:t>
+            </w:r>
+            <w:r>
+              <w:rPr>
+                <w:rFonts w:hint="default" w:ascii="宋体" w:hAnsi="宋体" w:eastAsia="宋体" w:cs="宋体"/>
+                <w:b w:val="0"/>
+                <w:bCs w:val="0"/>
+                <w:sz w:val="16"/>
+                <w:szCs w:val="16"/>
+              </w:rPr>
+              <w:t>}</w:t>
+            </w:r>
+            <w:r>
+              <w:rPr>
                 <w:rFonts w:hint="eastAsia" w:ascii="宋体" w:hAnsi="宋体" w:eastAsia="宋体" w:cs="宋体"/>
                 <w:vertAlign w:val="baseline"/>
                 <w:lang w:val="en-US" w:eastAsia="zh-CN"/>
               </w:rPr>
-              <w:t>1</w:t>
-            </w:r>
-          </w:p>
-        </w:tc>
-        <w:tc>
-          <w:tcPr>
-            <w:tcW w:w="750" w:type="dxa"/>
-            <w:tcBorders>
-              <w:top w:val="single" w:color="auto" w:sz="4" w:space="0"/>
-              <w:bottom w:val="single" w:color="auto" w:sz="4" w:space="0"/>
-            </w:tcBorders>
-            <w:vAlign w:val="center"/>
-          </w:tcPr>
-          <w:p>
-            <w:pPr>
-              <w:jc w:val="center"/>
-              <w:rPr>
-                <w:rFonts w:hint="eastAsia" w:ascii="宋体" w:hAnsi="宋体" w:eastAsia="宋体" w:cs="宋体"/>
-                <w:szCs w:val="21"/>
-              </w:rPr>
-            </w:pPr>
-            <w:r>
-              <w:rPr>
-                <w:rFonts w:hint="eastAsia" w:ascii="宋体" w:hAnsi="宋体" w:eastAsia="宋体" w:cs="宋体"/>
-                <w:vertAlign w:val="baseline"/>
-                <w:lang w:val="en-US" w:eastAsia="zh-CN"/>
-              </w:rPr>
-              <w:t>1.05%</w:t>
+              <w:t>%</w:t>
             </w:r>
           </w:p>
         </w:tc>
@@ -7640,38 +9909,92 @@
             </w:pPr>
             <w:r>
               <w:rPr>
+                <w:rFonts w:hint="default" w:ascii="宋体" w:hAnsi="宋体" w:eastAsia="宋体" w:cs="宋体"/>
+                <w:b w:val="0"/>
+                <w:bCs w:val="0"/>
+                <w:sz w:val="16"/>
+                <w:szCs w:val="16"/>
+              </w:rPr>
+              <w:t>${</w:t>
+            </w:r>
+            <w:r>
+              <w:rPr>
+                <w:rFonts w:hint="eastAsia" w:ascii="宋体" w:hAnsi="宋体" w:eastAsia="宋体" w:cs="宋体"/>
+                <w:b w:val="0"/>
+                <w:bCs w:val="0"/>
+                <w:sz w:val="16"/>
+                <w:szCs w:val="16"/>
+                <w:lang w:val="en-US" w:eastAsia="zh-CN"/>
+              </w:rPr>
+              <w:t>0704</w:t>
+            </w:r>
+            <w:r>
+              <w:rPr>
+                <w:rFonts w:hint="default" w:ascii="宋体" w:hAnsi="宋体" w:eastAsia="宋体" w:cs="宋体"/>
+                <w:b w:val="0"/>
+                <w:bCs w:val="0"/>
+                <w:sz w:val="16"/>
+                <w:szCs w:val="16"/>
+              </w:rPr>
+              <w:t>}</w:t>
+            </w:r>
+          </w:p>
+        </w:tc>
+        <w:tc>
+          <w:tcPr>
+            <w:tcW w:w="750" w:type="dxa"/>
+            <w:tcBorders>
+              <w:top w:val="single" w:color="auto" w:sz="4" w:space="0"/>
+              <w:bottom w:val="single" w:color="auto" w:sz="4" w:space="0"/>
+            </w:tcBorders>
+            <w:vAlign w:val="center"/>
+          </w:tcPr>
+          <w:p>
+            <w:pPr>
+              <w:jc w:val="center"/>
+              <w:rPr>
+                <w:rFonts w:hint="eastAsia" w:ascii="宋体" w:hAnsi="宋体" w:eastAsia="宋体" w:cs="宋体"/>
+                <w:szCs w:val="21"/>
+              </w:rPr>
+            </w:pPr>
+            <w:r>
+              <w:rPr>
+                <w:rFonts w:hint="default" w:ascii="宋体" w:hAnsi="宋体" w:eastAsia="宋体" w:cs="宋体"/>
+                <w:b w:val="0"/>
+                <w:bCs w:val="0"/>
+                <w:sz w:val="16"/>
+                <w:szCs w:val="16"/>
+              </w:rPr>
+              <w:t>${</w:t>
+            </w:r>
+            <w:r>
+              <w:rPr>
+                <w:rFonts w:hint="eastAsia" w:ascii="宋体" w:hAnsi="宋体" w:eastAsia="宋体" w:cs="宋体"/>
+                <w:b w:val="0"/>
+                <w:bCs w:val="0"/>
+                <w:sz w:val="16"/>
+                <w:szCs w:val="16"/>
+                <w:lang w:val="en-US" w:eastAsia="zh-CN"/>
+              </w:rPr>
+              <w:t>07041</w:t>
+            </w:r>
+            <w:r>
+              <w:rPr>
+                <w:rFonts w:hint="default" w:ascii="宋体" w:hAnsi="宋体" w:eastAsia="宋体" w:cs="宋体"/>
+                <w:b w:val="0"/>
+                <w:bCs w:val="0"/>
+                <w:sz w:val="16"/>
+                <w:szCs w:val="16"/>
+              </w:rPr>
+              <w:t>}</w:t>
+            </w:r>
+            <w:r>
+              <w:rPr>
                 <w:rFonts w:hint="eastAsia" w:ascii="宋体" w:hAnsi="宋体" w:eastAsia="宋体" w:cs="宋体"/>
                 <w:vertAlign w:val="baseline"/>
                 <w:lang w:val="en-US" w:eastAsia="zh-CN"/>
               </w:rPr>
-              <w:t>0</w:t>
-            </w:r>
-          </w:p>
-        </w:tc>
-        <w:tc>
-          <w:tcPr>
-            <w:tcW w:w="750" w:type="dxa"/>
-            <w:tcBorders>
-              <w:top w:val="single" w:color="auto" w:sz="4" w:space="0"/>
-              <w:bottom w:val="single" w:color="auto" w:sz="4" w:space="0"/>
-            </w:tcBorders>
-            <w:vAlign w:val="center"/>
-          </w:tcPr>
-          <w:p>
-            <w:pPr>
-              <w:jc w:val="center"/>
-              <w:rPr>
-                <w:rFonts w:hint="eastAsia" w:ascii="宋体" w:hAnsi="宋体" w:eastAsia="宋体" w:cs="宋体"/>
-                <w:szCs w:val="21"/>
-              </w:rPr>
-            </w:pPr>
-            <w:r>
-              <w:rPr>
-                <w:rFonts w:hint="eastAsia" w:ascii="宋体" w:hAnsi="宋体" w:eastAsia="宋体" w:cs="宋体"/>
-                <w:vertAlign w:val="baseline"/>
-                <w:lang w:val="en-US" w:eastAsia="zh-CN"/>
-              </w:rPr>
-              <w:t>0.00%</w:t>
+              <w:t>%</w:t>
             </w:r>
           </w:p>
         </w:tc>
@@ -7805,38 +10128,92 @@
             </w:pPr>
             <w:r>
               <w:rPr>
+                <w:rFonts w:hint="default" w:ascii="宋体" w:hAnsi="宋体" w:eastAsia="宋体" w:cs="宋体"/>
+                <w:b w:val="0"/>
+                <w:bCs w:val="0"/>
+                <w:sz w:val="16"/>
+                <w:szCs w:val="16"/>
+              </w:rPr>
+              <w:t>${</w:t>
+            </w:r>
+            <w:r>
+              <w:rPr>
+                <w:rFonts w:hint="eastAsia" w:ascii="宋体" w:hAnsi="宋体" w:eastAsia="宋体" w:cs="宋体"/>
+                <w:b w:val="0"/>
+                <w:bCs w:val="0"/>
+                <w:sz w:val="16"/>
+                <w:szCs w:val="16"/>
+                <w:lang w:val="en-US" w:eastAsia="zh-CN"/>
+              </w:rPr>
+              <w:t>0705</w:t>
+            </w:r>
+            <w:r>
+              <w:rPr>
+                <w:rFonts w:hint="default" w:ascii="宋体" w:hAnsi="宋体" w:eastAsia="宋体" w:cs="宋体"/>
+                <w:b w:val="0"/>
+                <w:bCs w:val="0"/>
+                <w:sz w:val="16"/>
+                <w:szCs w:val="16"/>
+              </w:rPr>
+              <w:t>}</w:t>
+            </w:r>
+          </w:p>
+        </w:tc>
+        <w:tc>
+          <w:tcPr>
+            <w:tcW w:w="750" w:type="dxa"/>
+            <w:tcBorders>
+              <w:top w:val="single" w:color="auto" w:sz="4" w:space="0"/>
+              <w:bottom w:val="single" w:color="auto" w:sz="4" w:space="0"/>
+            </w:tcBorders>
+            <w:vAlign w:val="center"/>
+          </w:tcPr>
+          <w:p>
+            <w:pPr>
+              <w:jc w:val="center"/>
+              <w:rPr>
+                <w:rFonts w:hint="eastAsia" w:ascii="宋体" w:hAnsi="宋体" w:eastAsia="宋体" w:cs="宋体"/>
+                <w:szCs w:val="21"/>
+              </w:rPr>
+            </w:pPr>
+            <w:r>
+              <w:rPr>
+                <w:rFonts w:hint="default" w:ascii="宋体" w:hAnsi="宋体" w:eastAsia="宋体" w:cs="宋体"/>
+                <w:b w:val="0"/>
+                <w:bCs w:val="0"/>
+                <w:sz w:val="16"/>
+                <w:szCs w:val="16"/>
+              </w:rPr>
+              <w:t>${</w:t>
+            </w:r>
+            <w:r>
+              <w:rPr>
+                <w:rFonts w:hint="eastAsia" w:ascii="宋体" w:hAnsi="宋体" w:eastAsia="宋体" w:cs="宋体"/>
+                <w:b w:val="0"/>
+                <w:bCs w:val="0"/>
+                <w:sz w:val="16"/>
+                <w:szCs w:val="16"/>
+                <w:lang w:val="en-US" w:eastAsia="zh-CN"/>
+              </w:rPr>
+              <w:t>07051</w:t>
+            </w:r>
+            <w:r>
+              <w:rPr>
+                <w:rFonts w:hint="default" w:ascii="宋体" w:hAnsi="宋体" w:eastAsia="宋体" w:cs="宋体"/>
+                <w:b w:val="0"/>
+                <w:bCs w:val="0"/>
+                <w:sz w:val="16"/>
+                <w:szCs w:val="16"/>
+              </w:rPr>
+              <w:t>}</w:t>
+            </w:r>
+            <w:r>
+              <w:rPr>
                 <w:rFonts w:hint="eastAsia" w:ascii="宋体" w:hAnsi="宋体" w:eastAsia="宋体" w:cs="宋体"/>
                 <w:vertAlign w:val="baseline"/>
                 <w:lang w:val="en-US" w:eastAsia="zh-CN"/>
               </w:rPr>
-              <w:t>0</w:t>
-            </w:r>
-          </w:p>
-        </w:tc>
-        <w:tc>
-          <w:tcPr>
-            <w:tcW w:w="750" w:type="dxa"/>
-            <w:tcBorders>
-              <w:top w:val="single" w:color="auto" w:sz="4" w:space="0"/>
-              <w:bottom w:val="single" w:color="auto" w:sz="4" w:space="0"/>
-            </w:tcBorders>
-            <w:vAlign w:val="center"/>
-          </w:tcPr>
-          <w:p>
-            <w:pPr>
-              <w:jc w:val="center"/>
-              <w:rPr>
-                <w:rFonts w:hint="eastAsia" w:ascii="宋体" w:hAnsi="宋体" w:eastAsia="宋体" w:cs="宋体"/>
-                <w:szCs w:val="21"/>
-              </w:rPr>
-            </w:pPr>
-            <w:r>
-              <w:rPr>
-                <w:rFonts w:hint="eastAsia" w:ascii="宋体" w:hAnsi="宋体" w:eastAsia="宋体" w:cs="宋体"/>
-                <w:vertAlign w:val="baseline"/>
-                <w:lang w:val="en-US" w:eastAsia="zh-CN"/>
-              </w:rPr>
-              <w:t>0.00%</w:t>
+              <w:t>%</w:t>
             </w:r>
           </w:p>
         </w:tc>
@@ -7970,38 +10347,92 @@
             </w:pPr>
             <w:r>
               <w:rPr>
+                <w:rFonts w:hint="default" w:ascii="宋体" w:hAnsi="宋体" w:eastAsia="宋体" w:cs="宋体"/>
+                <w:b w:val="0"/>
+                <w:bCs w:val="0"/>
+                <w:sz w:val="16"/>
+                <w:szCs w:val="16"/>
+              </w:rPr>
+              <w:t>${</w:t>
+            </w:r>
+            <w:r>
+              <w:rPr>
+                <w:rFonts w:hint="eastAsia" w:ascii="宋体" w:hAnsi="宋体" w:eastAsia="宋体" w:cs="宋体"/>
+                <w:b w:val="0"/>
+                <w:bCs w:val="0"/>
+                <w:sz w:val="16"/>
+                <w:szCs w:val="16"/>
+                <w:lang w:val="en-US" w:eastAsia="zh-CN"/>
+              </w:rPr>
+              <w:t>0706</w:t>
+            </w:r>
+            <w:r>
+              <w:rPr>
+                <w:rFonts w:hint="default" w:ascii="宋体" w:hAnsi="宋体" w:eastAsia="宋体" w:cs="宋体"/>
+                <w:b w:val="0"/>
+                <w:bCs w:val="0"/>
+                <w:sz w:val="16"/>
+                <w:szCs w:val="16"/>
+              </w:rPr>
+              <w:t>}</w:t>
+            </w:r>
+          </w:p>
+        </w:tc>
+        <w:tc>
+          <w:tcPr>
+            <w:tcW w:w="750" w:type="dxa"/>
+            <w:tcBorders>
+              <w:top w:val="single" w:color="auto" w:sz="4" w:space="0"/>
+              <w:bottom w:val="single" w:color="auto" w:sz="4" w:space="0"/>
+            </w:tcBorders>
+            <w:vAlign w:val="center"/>
+          </w:tcPr>
+          <w:p>
+            <w:pPr>
+              <w:jc w:val="center"/>
+              <w:rPr>
+                <w:rFonts w:hint="eastAsia" w:ascii="宋体" w:hAnsi="宋体" w:eastAsia="宋体" w:cs="宋体"/>
+                <w:szCs w:val="21"/>
+              </w:rPr>
+            </w:pPr>
+            <w:r>
+              <w:rPr>
+                <w:rFonts w:hint="default" w:ascii="宋体" w:hAnsi="宋体" w:eastAsia="宋体" w:cs="宋体"/>
+                <w:b w:val="0"/>
+                <w:bCs w:val="0"/>
+                <w:sz w:val="16"/>
+                <w:szCs w:val="16"/>
+              </w:rPr>
+              <w:t>${</w:t>
+            </w:r>
+            <w:r>
+              <w:rPr>
+                <w:rFonts w:hint="eastAsia" w:ascii="宋体" w:hAnsi="宋体" w:eastAsia="宋体" w:cs="宋体"/>
+                <w:b w:val="0"/>
+                <w:bCs w:val="0"/>
+                <w:sz w:val="16"/>
+                <w:szCs w:val="16"/>
+                <w:lang w:val="en-US" w:eastAsia="zh-CN"/>
+              </w:rPr>
+              <w:t>07061</w:t>
+            </w:r>
+            <w:r>
+              <w:rPr>
+                <w:rFonts w:hint="default" w:ascii="宋体" w:hAnsi="宋体" w:eastAsia="宋体" w:cs="宋体"/>
+                <w:b w:val="0"/>
+                <w:bCs w:val="0"/>
+                <w:sz w:val="16"/>
+                <w:szCs w:val="16"/>
+              </w:rPr>
+              <w:t>}</w:t>
+            </w:r>
+            <w:r>
+              <w:rPr>
                 <w:rFonts w:hint="eastAsia" w:ascii="宋体" w:hAnsi="宋体" w:eastAsia="宋体" w:cs="宋体"/>
                 <w:vertAlign w:val="baseline"/>
                 <w:lang w:val="en-US" w:eastAsia="zh-CN"/>
               </w:rPr>
-              <w:t>0</w:t>
-            </w:r>
-          </w:p>
-        </w:tc>
-        <w:tc>
-          <w:tcPr>
-            <w:tcW w:w="750" w:type="dxa"/>
-            <w:tcBorders>
-              <w:top w:val="single" w:color="auto" w:sz="4" w:space="0"/>
-              <w:bottom w:val="single" w:color="auto" w:sz="4" w:space="0"/>
-            </w:tcBorders>
-            <w:vAlign w:val="center"/>
-          </w:tcPr>
-          <w:p>
-            <w:pPr>
-              <w:jc w:val="center"/>
-              <w:rPr>
-                <w:rFonts w:hint="eastAsia" w:ascii="宋体" w:hAnsi="宋体" w:eastAsia="宋体" w:cs="宋体"/>
-                <w:szCs w:val="21"/>
-              </w:rPr>
-            </w:pPr>
-            <w:r>
-              <w:rPr>
-                <w:rFonts w:hint="eastAsia" w:ascii="宋体" w:hAnsi="宋体" w:eastAsia="宋体" w:cs="宋体"/>
-                <w:vertAlign w:val="baseline"/>
-                <w:lang w:val="en-US" w:eastAsia="zh-CN"/>
-              </w:rPr>
-              <w:t>0.00%</w:t>
+              <w:t>%</w:t>
             </w:r>
           </w:p>
         </w:tc>
@@ -8135,38 +10566,92 @@
             </w:pPr>
             <w:r>
               <w:rPr>
+                <w:rFonts w:hint="default" w:ascii="宋体" w:hAnsi="宋体" w:eastAsia="宋体" w:cs="宋体"/>
+                <w:b w:val="0"/>
+                <w:bCs w:val="0"/>
+                <w:sz w:val="16"/>
+                <w:szCs w:val="16"/>
+              </w:rPr>
+              <w:t>${</w:t>
+            </w:r>
+            <w:r>
+              <w:rPr>
+                <w:rFonts w:hint="eastAsia" w:ascii="宋体" w:hAnsi="宋体" w:eastAsia="宋体" w:cs="宋体"/>
+                <w:b w:val="0"/>
+                <w:bCs w:val="0"/>
+                <w:sz w:val="16"/>
+                <w:szCs w:val="16"/>
+                <w:lang w:val="en-US" w:eastAsia="zh-CN"/>
+              </w:rPr>
+              <w:t>0707</w:t>
+            </w:r>
+            <w:r>
+              <w:rPr>
+                <w:rFonts w:hint="default" w:ascii="宋体" w:hAnsi="宋体" w:eastAsia="宋体" w:cs="宋体"/>
+                <w:b w:val="0"/>
+                <w:bCs w:val="0"/>
+                <w:sz w:val="16"/>
+                <w:szCs w:val="16"/>
+              </w:rPr>
+              <w:t>}</w:t>
+            </w:r>
+          </w:p>
+        </w:tc>
+        <w:tc>
+          <w:tcPr>
+            <w:tcW w:w="750" w:type="dxa"/>
+            <w:tcBorders>
+              <w:top w:val="single" w:color="auto" w:sz="4" w:space="0"/>
+              <w:bottom w:val="single" w:color="auto" w:sz="4" w:space="0"/>
+            </w:tcBorders>
+            <w:vAlign w:val="center"/>
+          </w:tcPr>
+          <w:p>
+            <w:pPr>
+              <w:jc w:val="center"/>
+              <w:rPr>
+                <w:rFonts w:hint="eastAsia" w:ascii="宋体" w:hAnsi="宋体" w:eastAsia="宋体" w:cs="宋体"/>
+                <w:szCs w:val="21"/>
+              </w:rPr>
+            </w:pPr>
+            <w:r>
+              <w:rPr>
+                <w:rFonts w:hint="default" w:ascii="宋体" w:hAnsi="宋体" w:eastAsia="宋体" w:cs="宋体"/>
+                <w:b w:val="0"/>
+                <w:bCs w:val="0"/>
+                <w:sz w:val="16"/>
+                <w:szCs w:val="16"/>
+              </w:rPr>
+              <w:t>${</w:t>
+            </w:r>
+            <w:r>
+              <w:rPr>
+                <w:rFonts w:hint="eastAsia" w:ascii="宋体" w:hAnsi="宋体" w:eastAsia="宋体" w:cs="宋体"/>
+                <w:b w:val="0"/>
+                <w:bCs w:val="0"/>
+                <w:sz w:val="16"/>
+                <w:szCs w:val="16"/>
+                <w:lang w:val="en-US" w:eastAsia="zh-CN"/>
+              </w:rPr>
+              <w:t>07071</w:t>
+            </w:r>
+            <w:r>
+              <w:rPr>
+                <w:rFonts w:hint="default" w:ascii="宋体" w:hAnsi="宋体" w:eastAsia="宋体" w:cs="宋体"/>
+                <w:b w:val="0"/>
+                <w:bCs w:val="0"/>
+                <w:sz w:val="16"/>
+                <w:szCs w:val="16"/>
+              </w:rPr>
+              <w:t>}</w:t>
+            </w:r>
+            <w:r>
+              <w:rPr>
                 <w:rFonts w:hint="eastAsia" w:ascii="宋体" w:hAnsi="宋体" w:eastAsia="宋体" w:cs="宋体"/>
                 <w:vertAlign w:val="baseline"/>
                 <w:lang w:val="en-US" w:eastAsia="zh-CN"/>
               </w:rPr>
-              <w:t>0</w:t>
-            </w:r>
-          </w:p>
-        </w:tc>
-        <w:tc>
-          <w:tcPr>
-            <w:tcW w:w="750" w:type="dxa"/>
-            <w:tcBorders>
-              <w:top w:val="single" w:color="auto" w:sz="4" w:space="0"/>
-              <w:bottom w:val="single" w:color="auto" w:sz="4" w:space="0"/>
-            </w:tcBorders>
-            <w:vAlign w:val="center"/>
-          </w:tcPr>
-          <w:p>
-            <w:pPr>
-              <w:jc w:val="center"/>
-              <w:rPr>
-                <w:rFonts w:hint="eastAsia" w:ascii="宋体" w:hAnsi="宋体" w:eastAsia="宋体" w:cs="宋体"/>
-                <w:szCs w:val="21"/>
-              </w:rPr>
-            </w:pPr>
-            <w:r>
-              <w:rPr>
-                <w:rFonts w:hint="eastAsia" w:ascii="宋体" w:hAnsi="宋体" w:eastAsia="宋体" w:cs="宋体"/>
-                <w:vertAlign w:val="baseline"/>
-                <w:lang w:val="en-US" w:eastAsia="zh-CN"/>
-              </w:rPr>
-              <w:t>0.00%</w:t>
+              <w:t>%</w:t>
             </w:r>
           </w:p>
         </w:tc>
@@ -8300,38 +10785,92 @@
             </w:pPr>
             <w:r>
               <w:rPr>
+                <w:rFonts w:hint="default" w:ascii="宋体" w:hAnsi="宋体" w:eastAsia="宋体" w:cs="宋体"/>
+                <w:b w:val="0"/>
+                <w:bCs w:val="0"/>
+                <w:sz w:val="16"/>
+                <w:szCs w:val="16"/>
+              </w:rPr>
+              <w:t>${</w:t>
+            </w:r>
+            <w:r>
+              <w:rPr>
+                <w:rFonts w:hint="eastAsia" w:ascii="宋体" w:hAnsi="宋体" w:eastAsia="宋体" w:cs="宋体"/>
+                <w:b w:val="0"/>
+                <w:bCs w:val="0"/>
+                <w:sz w:val="16"/>
+                <w:szCs w:val="16"/>
+                <w:lang w:val="en-US" w:eastAsia="zh-CN"/>
+              </w:rPr>
+              <w:t>0708</w:t>
+            </w:r>
+            <w:r>
+              <w:rPr>
+                <w:rFonts w:hint="default" w:ascii="宋体" w:hAnsi="宋体" w:eastAsia="宋体" w:cs="宋体"/>
+                <w:b w:val="0"/>
+                <w:bCs w:val="0"/>
+                <w:sz w:val="16"/>
+                <w:szCs w:val="16"/>
+              </w:rPr>
+              <w:t>}</w:t>
+            </w:r>
+          </w:p>
+        </w:tc>
+        <w:tc>
+          <w:tcPr>
+            <w:tcW w:w="750" w:type="dxa"/>
+            <w:tcBorders>
+              <w:top w:val="single" w:color="auto" w:sz="4" w:space="0"/>
+              <w:bottom w:val="single" w:color="auto" w:sz="4" w:space="0"/>
+            </w:tcBorders>
+            <w:vAlign w:val="center"/>
+          </w:tcPr>
+          <w:p>
+            <w:pPr>
+              <w:jc w:val="center"/>
+              <w:rPr>
+                <w:rFonts w:hint="eastAsia" w:ascii="宋体" w:hAnsi="宋体" w:eastAsia="宋体" w:cs="宋体"/>
+                <w:szCs w:val="21"/>
+              </w:rPr>
+            </w:pPr>
+            <w:r>
+              <w:rPr>
+                <w:rFonts w:hint="default" w:ascii="宋体" w:hAnsi="宋体" w:eastAsia="宋体" w:cs="宋体"/>
+                <w:b w:val="0"/>
+                <w:bCs w:val="0"/>
+                <w:sz w:val="16"/>
+                <w:szCs w:val="16"/>
+              </w:rPr>
+              <w:t>${</w:t>
+            </w:r>
+            <w:r>
+              <w:rPr>
+                <w:rFonts w:hint="eastAsia" w:ascii="宋体" w:hAnsi="宋体" w:eastAsia="宋体" w:cs="宋体"/>
+                <w:b w:val="0"/>
+                <w:bCs w:val="0"/>
+                <w:sz w:val="16"/>
+                <w:szCs w:val="16"/>
+                <w:lang w:val="en-US" w:eastAsia="zh-CN"/>
+              </w:rPr>
+              <w:t>07081</w:t>
+            </w:r>
+            <w:r>
+              <w:rPr>
+                <w:rFonts w:hint="default" w:ascii="宋体" w:hAnsi="宋体" w:eastAsia="宋体" w:cs="宋体"/>
+                <w:b w:val="0"/>
+                <w:bCs w:val="0"/>
+                <w:sz w:val="16"/>
+                <w:szCs w:val="16"/>
+              </w:rPr>
+              <w:t>}</w:t>
+            </w:r>
+            <w:r>
+              <w:rPr>
                 <w:rFonts w:hint="eastAsia" w:ascii="宋体" w:hAnsi="宋体" w:eastAsia="宋体" w:cs="宋体"/>
                 <w:vertAlign w:val="baseline"/>
                 <w:lang w:val="en-US" w:eastAsia="zh-CN"/>
               </w:rPr>
-              <w:t>2</w:t>
-            </w:r>
-          </w:p>
-        </w:tc>
-        <w:tc>
-          <w:tcPr>
-            <w:tcW w:w="750" w:type="dxa"/>
-            <w:tcBorders>
-              <w:top w:val="single" w:color="auto" w:sz="4" w:space="0"/>
-              <w:bottom w:val="single" w:color="auto" w:sz="4" w:space="0"/>
-            </w:tcBorders>
-            <w:vAlign w:val="center"/>
-          </w:tcPr>
-          <w:p>
-            <w:pPr>
-              <w:jc w:val="center"/>
-              <w:rPr>
-                <w:rFonts w:hint="eastAsia" w:ascii="宋体" w:hAnsi="宋体" w:eastAsia="宋体" w:cs="宋体"/>
-                <w:szCs w:val="21"/>
-              </w:rPr>
-            </w:pPr>
-            <w:r>
-              <w:rPr>
-                <w:rFonts w:hint="eastAsia" w:ascii="宋体" w:hAnsi="宋体" w:eastAsia="宋体" w:cs="宋体"/>
-                <w:vertAlign w:val="baseline"/>
-                <w:lang w:val="en-US" w:eastAsia="zh-CN"/>
-              </w:rPr>
-              <w:t>2.11%</w:t>
+              <w:t>%</w:t>
             </w:r>
           </w:p>
         </w:tc>
@@ -8465,38 +11004,92 @@
             </w:pPr>
             <w:r>
               <w:rPr>
+                <w:rFonts w:hint="default" w:ascii="宋体" w:hAnsi="宋体" w:eastAsia="宋体" w:cs="宋体"/>
+                <w:b w:val="0"/>
+                <w:bCs w:val="0"/>
+                <w:sz w:val="16"/>
+                <w:szCs w:val="16"/>
+              </w:rPr>
+              <w:t>${</w:t>
+            </w:r>
+            <w:r>
+              <w:rPr>
+                <w:rFonts w:hint="eastAsia" w:ascii="宋体" w:hAnsi="宋体" w:eastAsia="宋体" w:cs="宋体"/>
+                <w:b w:val="0"/>
+                <w:bCs w:val="0"/>
+                <w:sz w:val="16"/>
+                <w:szCs w:val="16"/>
+                <w:lang w:val="en-US" w:eastAsia="zh-CN"/>
+              </w:rPr>
+              <w:t>0709</w:t>
+            </w:r>
+            <w:r>
+              <w:rPr>
+                <w:rFonts w:hint="default" w:ascii="宋体" w:hAnsi="宋体" w:eastAsia="宋体" w:cs="宋体"/>
+                <w:b w:val="0"/>
+                <w:bCs w:val="0"/>
+                <w:sz w:val="16"/>
+                <w:szCs w:val="16"/>
+              </w:rPr>
+              <w:t>}</w:t>
+            </w:r>
+          </w:p>
+        </w:tc>
+        <w:tc>
+          <w:tcPr>
+            <w:tcW w:w="750" w:type="dxa"/>
+            <w:tcBorders>
+              <w:top w:val="single" w:color="auto" w:sz="4" w:space="0"/>
+              <w:bottom w:val="single" w:color="auto" w:sz="4" w:space="0"/>
+            </w:tcBorders>
+            <w:vAlign w:val="center"/>
+          </w:tcPr>
+          <w:p>
+            <w:pPr>
+              <w:jc w:val="center"/>
+              <w:rPr>
+                <w:rFonts w:hint="eastAsia" w:ascii="宋体" w:hAnsi="宋体" w:eastAsia="宋体" w:cs="宋体"/>
+                <w:szCs w:val="21"/>
+              </w:rPr>
+            </w:pPr>
+            <w:r>
+              <w:rPr>
+                <w:rFonts w:hint="default" w:ascii="宋体" w:hAnsi="宋体" w:eastAsia="宋体" w:cs="宋体"/>
+                <w:b w:val="0"/>
+                <w:bCs w:val="0"/>
+                <w:sz w:val="16"/>
+                <w:szCs w:val="16"/>
+              </w:rPr>
+              <w:t>${</w:t>
+            </w:r>
+            <w:r>
+              <w:rPr>
+                <w:rFonts w:hint="eastAsia" w:ascii="宋体" w:hAnsi="宋体" w:eastAsia="宋体" w:cs="宋体"/>
+                <w:b w:val="0"/>
+                <w:bCs w:val="0"/>
+                <w:sz w:val="16"/>
+                <w:szCs w:val="16"/>
+                <w:lang w:val="en-US" w:eastAsia="zh-CN"/>
+              </w:rPr>
+              <w:t>07091</w:t>
+            </w:r>
+            <w:r>
+              <w:rPr>
+                <w:rFonts w:hint="default" w:ascii="宋体" w:hAnsi="宋体" w:eastAsia="宋体" w:cs="宋体"/>
+                <w:b w:val="0"/>
+                <w:bCs w:val="0"/>
+                <w:sz w:val="16"/>
+                <w:szCs w:val="16"/>
+              </w:rPr>
+              <w:t>}</w:t>
+            </w:r>
+            <w:r>
+              <w:rPr>
                 <w:rFonts w:hint="eastAsia" w:ascii="宋体" w:hAnsi="宋体" w:eastAsia="宋体" w:cs="宋体"/>
                 <w:vertAlign w:val="baseline"/>
                 <w:lang w:val="en-US" w:eastAsia="zh-CN"/>
               </w:rPr>
-              <w:t>0</w:t>
-            </w:r>
-          </w:p>
-        </w:tc>
-        <w:tc>
-          <w:tcPr>
-            <w:tcW w:w="750" w:type="dxa"/>
-            <w:tcBorders>
-              <w:top w:val="single" w:color="auto" w:sz="4" w:space="0"/>
-              <w:bottom w:val="single" w:color="auto" w:sz="4" w:space="0"/>
-            </w:tcBorders>
-            <w:vAlign w:val="center"/>
-          </w:tcPr>
-          <w:p>
-            <w:pPr>
-              <w:jc w:val="center"/>
-              <w:rPr>
-                <w:rFonts w:hint="eastAsia" w:ascii="宋体" w:hAnsi="宋体" w:eastAsia="宋体" w:cs="宋体"/>
-                <w:szCs w:val="21"/>
-              </w:rPr>
-            </w:pPr>
-            <w:r>
-              <w:rPr>
-                <w:rFonts w:hint="eastAsia" w:ascii="宋体" w:hAnsi="宋体" w:eastAsia="宋体" w:cs="宋体"/>
-                <w:vertAlign w:val="baseline"/>
-                <w:lang w:val="en-US" w:eastAsia="zh-CN"/>
-              </w:rPr>
-              <w:t>0.00%</w:t>
+              <w:t>%</w:t>
             </w:r>
           </w:p>
         </w:tc>
@@ -8636,38 +11229,92 @@
             </w:pPr>
             <w:r>
               <w:rPr>
+                <w:rFonts w:hint="default" w:ascii="宋体" w:hAnsi="宋体" w:eastAsia="宋体" w:cs="宋体"/>
+                <w:b w:val="0"/>
+                <w:bCs w:val="0"/>
+                <w:sz w:val="16"/>
+                <w:szCs w:val="16"/>
+              </w:rPr>
+              <w:t>${</w:t>
+            </w:r>
+            <w:r>
+              <w:rPr>
+                <w:rFonts w:hint="eastAsia" w:ascii="宋体" w:hAnsi="宋体" w:eastAsia="宋体" w:cs="宋体"/>
+                <w:b w:val="0"/>
+                <w:bCs w:val="0"/>
+                <w:sz w:val="16"/>
+                <w:szCs w:val="16"/>
+                <w:lang w:val="en-US" w:eastAsia="zh-CN"/>
+              </w:rPr>
+              <w:t>0711</w:t>
+            </w:r>
+            <w:r>
+              <w:rPr>
+                <w:rFonts w:hint="default" w:ascii="宋体" w:hAnsi="宋体" w:eastAsia="宋体" w:cs="宋体"/>
+                <w:b w:val="0"/>
+                <w:bCs w:val="0"/>
+                <w:sz w:val="16"/>
+                <w:szCs w:val="16"/>
+              </w:rPr>
+              <w:t>}</w:t>
+            </w:r>
+          </w:p>
+        </w:tc>
+        <w:tc>
+          <w:tcPr>
+            <w:tcW w:w="750" w:type="dxa"/>
+            <w:tcBorders>
+              <w:top w:val="single" w:color="auto" w:sz="4" w:space="0"/>
+              <w:bottom w:val="single" w:color="auto" w:sz="4" w:space="0"/>
+            </w:tcBorders>
+            <w:vAlign w:val="center"/>
+          </w:tcPr>
+          <w:p>
+            <w:pPr>
+              <w:jc w:val="center"/>
+              <w:rPr>
+                <w:rFonts w:hint="eastAsia" w:ascii="宋体" w:hAnsi="宋体" w:eastAsia="宋体" w:cs="宋体"/>
+                <w:szCs w:val="21"/>
+              </w:rPr>
+            </w:pPr>
+            <w:r>
+              <w:rPr>
+                <w:rFonts w:hint="default" w:ascii="宋体" w:hAnsi="宋体" w:eastAsia="宋体" w:cs="宋体"/>
+                <w:b w:val="0"/>
+                <w:bCs w:val="0"/>
+                <w:sz w:val="16"/>
+                <w:szCs w:val="16"/>
+              </w:rPr>
+              <w:t>${</w:t>
+            </w:r>
+            <w:r>
+              <w:rPr>
+                <w:rFonts w:hint="eastAsia" w:ascii="宋体" w:hAnsi="宋体" w:eastAsia="宋体" w:cs="宋体"/>
+                <w:b w:val="0"/>
+                <w:bCs w:val="0"/>
+                <w:sz w:val="16"/>
+                <w:szCs w:val="16"/>
+                <w:lang w:val="en-US" w:eastAsia="zh-CN"/>
+              </w:rPr>
+              <w:t>0711</w:t>
+            </w:r>
+            <w:r>
+              <w:rPr>
+                <w:rFonts w:hint="default" w:ascii="宋体" w:hAnsi="宋体" w:eastAsia="宋体" w:cs="宋体"/>
+                <w:b w:val="0"/>
+                <w:bCs w:val="0"/>
+                <w:sz w:val="16"/>
+                <w:szCs w:val="16"/>
+              </w:rPr>
+              <w:t>}</w:t>
+            </w:r>
+            <w:r>
+              <w:rPr>
                 <w:rFonts w:hint="eastAsia" w:ascii="宋体" w:hAnsi="宋体" w:eastAsia="宋体" w:cs="宋体"/>
                 <w:vertAlign w:val="baseline"/>
                 <w:lang w:val="en-US" w:eastAsia="zh-CN"/>
               </w:rPr>
-              <w:t>1</w:t>
-            </w:r>
-          </w:p>
-        </w:tc>
-        <w:tc>
-          <w:tcPr>
-            <w:tcW w:w="750" w:type="dxa"/>
-            <w:tcBorders>
-              <w:top w:val="single" w:color="auto" w:sz="4" w:space="0"/>
-              <w:bottom w:val="single" w:color="auto" w:sz="4" w:space="0"/>
-            </w:tcBorders>
-            <w:vAlign w:val="center"/>
-          </w:tcPr>
-          <w:p>
-            <w:pPr>
-              <w:jc w:val="center"/>
-              <w:rPr>
-                <w:rFonts w:hint="eastAsia" w:ascii="宋体" w:hAnsi="宋体" w:eastAsia="宋体" w:cs="宋体"/>
-                <w:szCs w:val="21"/>
-              </w:rPr>
-            </w:pPr>
-            <w:r>
-              <w:rPr>
-                <w:rFonts w:hint="eastAsia" w:ascii="宋体" w:hAnsi="宋体" w:eastAsia="宋体" w:cs="宋体"/>
-                <w:vertAlign w:val="baseline"/>
-                <w:lang w:val="en-US" w:eastAsia="zh-CN"/>
-              </w:rPr>
-              <w:t>1.05%</w:t>
+              <w:t>%</w:t>
             </w:r>
           </w:p>
         </w:tc>
@@ -8824,65 +11471,150 @@
             </w:pPr>
             <w:r>
               <w:rPr>
+                <w:rFonts w:hint="default" w:ascii="宋体" w:hAnsi="宋体" w:eastAsia="宋体" w:cs="宋体"/>
+                <w:b w:val="0"/>
+                <w:bCs w:val="0"/>
+                <w:sz w:val="16"/>
+                <w:szCs w:val="16"/>
+              </w:rPr>
+              <w:t>${</w:t>
+            </w:r>
+            <w:r>
+              <w:rPr>
+                <w:rFonts w:hint="eastAsia" w:ascii="宋体" w:hAnsi="宋体" w:eastAsia="宋体" w:cs="宋体"/>
+                <w:b w:val="0"/>
+                <w:bCs w:val="0"/>
+                <w:sz w:val="16"/>
+                <w:szCs w:val="16"/>
+                <w:lang w:val="en-US" w:eastAsia="zh-CN"/>
+              </w:rPr>
+              <w:t>0801</w:t>
+            </w:r>
+            <w:r>
+              <w:rPr>
+                <w:rFonts w:hint="default" w:ascii="宋体" w:hAnsi="宋体" w:eastAsia="宋体" w:cs="宋体"/>
+                <w:b w:val="0"/>
+                <w:bCs w:val="0"/>
+                <w:sz w:val="16"/>
+                <w:szCs w:val="16"/>
+              </w:rPr>
+              <w:t>}</w:t>
+            </w:r>
+          </w:p>
+        </w:tc>
+        <w:tc>
+          <w:tcPr>
+            <w:tcW w:w="750" w:type="dxa"/>
+            <w:tcBorders>
+              <w:top w:val="single" w:color="auto" w:sz="4" w:space="0"/>
+              <w:bottom w:val="single" w:color="auto" w:sz="4" w:space="0"/>
+            </w:tcBorders>
+            <w:vAlign w:val="center"/>
+          </w:tcPr>
+          <w:p>
+            <w:pPr>
+              <w:jc w:val="center"/>
+              <w:rPr>
+                <w:rFonts w:hint="eastAsia" w:ascii="宋体" w:hAnsi="宋体" w:eastAsia="宋体" w:cs="宋体"/>
+                <w:szCs w:val="21"/>
+              </w:rPr>
+            </w:pPr>
+            <w:r>
+              <w:rPr>
+                <w:rFonts w:hint="default" w:ascii="宋体" w:hAnsi="宋体" w:eastAsia="宋体" w:cs="宋体"/>
+                <w:b w:val="0"/>
+                <w:bCs w:val="0"/>
+                <w:sz w:val="16"/>
+                <w:szCs w:val="16"/>
+              </w:rPr>
+              <w:t>${</w:t>
+            </w:r>
+            <w:r>
+              <w:rPr>
+                <w:rFonts w:hint="eastAsia" w:ascii="宋体" w:hAnsi="宋体" w:eastAsia="宋体" w:cs="宋体"/>
+                <w:b w:val="0"/>
+                <w:bCs w:val="0"/>
+                <w:sz w:val="16"/>
+                <w:szCs w:val="16"/>
+                <w:lang w:val="en-US" w:eastAsia="zh-CN"/>
+              </w:rPr>
+              <w:t>08011</w:t>
+            </w:r>
+            <w:r>
+              <w:rPr>
+                <w:rFonts w:hint="default" w:ascii="宋体" w:hAnsi="宋体" w:eastAsia="宋体" w:cs="宋体"/>
+                <w:b w:val="0"/>
+                <w:bCs w:val="0"/>
+                <w:sz w:val="16"/>
+                <w:szCs w:val="16"/>
+              </w:rPr>
+              <w:t>}</w:t>
+            </w:r>
+            <w:r>
+              <w:rPr>
                 <w:rFonts w:hint="eastAsia" w:ascii="宋体" w:hAnsi="宋体" w:eastAsia="宋体" w:cs="宋体"/>
                 <w:vertAlign w:val="baseline"/>
                 <w:lang w:val="en-US" w:eastAsia="zh-CN"/>
               </w:rPr>
-              <w:t>3</w:t>
-            </w:r>
-          </w:p>
-        </w:tc>
-        <w:tc>
-          <w:tcPr>
-            <w:tcW w:w="750" w:type="dxa"/>
-            <w:tcBorders>
-              <w:top w:val="single" w:color="auto" w:sz="4" w:space="0"/>
-              <w:bottom w:val="single" w:color="auto" w:sz="4" w:space="0"/>
-            </w:tcBorders>
-            <w:vAlign w:val="center"/>
-          </w:tcPr>
-          <w:p>
-            <w:pPr>
-              <w:jc w:val="center"/>
-              <w:rPr>
-                <w:rFonts w:hint="eastAsia" w:ascii="宋体" w:hAnsi="宋体" w:eastAsia="宋体" w:cs="宋体"/>
-                <w:szCs w:val="21"/>
-              </w:rPr>
-            </w:pPr>
+              <w:t>%</w:t>
+            </w:r>
+          </w:p>
+        </w:tc>
+        <w:tc>
+          <w:tcPr>
+            <w:tcW w:w="750" w:type="dxa"/>
+            <w:vMerge w:val="restart"/>
+            <w:tcBorders>
+              <w:top w:val="single" w:color="auto" w:sz="4" w:space="0"/>
+            </w:tcBorders>
+            <w:vAlign w:val="center"/>
+          </w:tcPr>
+          <w:p>
+            <w:pPr>
+              <w:jc w:val="center"/>
+              <w:rPr>
+                <w:rFonts w:hint="eastAsia" w:ascii="宋体" w:hAnsi="宋体" w:eastAsia="宋体" w:cs="宋体"/>
+                <w:szCs w:val="21"/>
+              </w:rPr>
+            </w:pPr>
+            <w:r>
+              <w:rPr>
+                <w:rFonts w:hint="default" w:ascii="宋体" w:hAnsi="宋体" w:eastAsia="宋体" w:cs="宋体"/>
+                <w:b w:val="0"/>
+                <w:bCs w:val="0"/>
+                <w:sz w:val="16"/>
+                <w:szCs w:val="16"/>
+              </w:rPr>
+              <w:t>${</w:t>
+            </w:r>
+            <w:r>
+              <w:rPr>
+                <w:rFonts w:hint="eastAsia" w:ascii="宋体" w:hAnsi="宋体" w:eastAsia="宋体" w:cs="宋体"/>
+                <w:b w:val="0"/>
+                <w:bCs w:val="0"/>
+                <w:sz w:val="16"/>
+                <w:szCs w:val="16"/>
+                <w:lang w:val="en-US" w:eastAsia="zh-CN"/>
+              </w:rPr>
+              <w:t>08</w:t>
+            </w:r>
+            <w:r>
+              <w:rPr>
+                <w:rFonts w:hint="default" w:ascii="宋体" w:hAnsi="宋体" w:eastAsia="宋体" w:cs="宋体"/>
+                <w:b w:val="0"/>
+                <w:bCs w:val="0"/>
+                <w:sz w:val="16"/>
+                <w:szCs w:val="16"/>
+              </w:rPr>
+              <w:t>}</w:t>
+            </w:r>
             <w:r>
               <w:rPr>
                 <w:rFonts w:hint="eastAsia" w:ascii="宋体" w:hAnsi="宋体" w:eastAsia="宋体" w:cs="宋体"/>
                 <w:vertAlign w:val="baseline"/>
                 <w:lang w:val="en-US" w:eastAsia="zh-CN"/>
               </w:rPr>
-              <w:t>3.16%</w:t>
-            </w:r>
-          </w:p>
-        </w:tc>
-        <w:tc>
-          <w:tcPr>
-            <w:tcW w:w="750" w:type="dxa"/>
-            <w:vMerge w:val="restart"/>
-            <w:tcBorders>
-              <w:top w:val="single" w:color="auto" w:sz="4" w:space="0"/>
-            </w:tcBorders>
-            <w:vAlign w:val="center"/>
-          </w:tcPr>
-          <w:p>
-            <w:pPr>
-              <w:jc w:val="center"/>
-              <w:rPr>
-                <w:rFonts w:hint="eastAsia" w:ascii="宋体" w:hAnsi="宋体" w:eastAsia="宋体" w:cs="宋体"/>
-                <w:szCs w:val="21"/>
-              </w:rPr>
-            </w:pPr>
-            <w:r>
-              <w:rPr>
-                <w:rFonts w:hint="eastAsia" w:ascii="宋体" w:hAnsi="宋体" w:eastAsia="宋体" w:cs="宋体"/>
-                <w:vertAlign w:val="baseline"/>
-                <w:lang w:val="en-US" w:eastAsia="zh-CN"/>
-              </w:rPr>
-              <w:t>3.16%</w:t>
+              <w:t>%</w:t>
             </w:r>
           </w:p>
         </w:tc>
@@ -9000,38 +11732,92 @@
             </w:pPr>
             <w:r>
               <w:rPr>
+                <w:rFonts w:hint="default" w:ascii="宋体" w:hAnsi="宋体" w:eastAsia="宋体" w:cs="宋体"/>
+                <w:b w:val="0"/>
+                <w:bCs w:val="0"/>
+                <w:sz w:val="16"/>
+                <w:szCs w:val="16"/>
+              </w:rPr>
+              <w:t>${</w:t>
+            </w:r>
+            <w:r>
+              <w:rPr>
+                <w:rFonts w:hint="eastAsia" w:ascii="宋体" w:hAnsi="宋体" w:eastAsia="宋体" w:cs="宋体"/>
+                <w:b w:val="0"/>
+                <w:bCs w:val="0"/>
+                <w:sz w:val="16"/>
+                <w:szCs w:val="16"/>
+                <w:lang w:val="en-US" w:eastAsia="zh-CN"/>
+              </w:rPr>
+              <w:t>0802</w:t>
+            </w:r>
+            <w:r>
+              <w:rPr>
+                <w:rFonts w:hint="default" w:ascii="宋体" w:hAnsi="宋体" w:eastAsia="宋体" w:cs="宋体"/>
+                <w:b w:val="0"/>
+                <w:bCs w:val="0"/>
+                <w:sz w:val="16"/>
+                <w:szCs w:val="16"/>
+              </w:rPr>
+              <w:t>}</w:t>
+            </w:r>
+          </w:p>
+        </w:tc>
+        <w:tc>
+          <w:tcPr>
+            <w:tcW w:w="750" w:type="dxa"/>
+            <w:tcBorders>
+              <w:top w:val="single" w:color="auto" w:sz="4" w:space="0"/>
+              <w:bottom w:val="single" w:color="auto" w:sz="4" w:space="0"/>
+            </w:tcBorders>
+            <w:vAlign w:val="center"/>
+          </w:tcPr>
+          <w:p>
+            <w:pPr>
+              <w:jc w:val="center"/>
+              <w:rPr>
+                <w:rFonts w:hint="eastAsia" w:ascii="宋体" w:hAnsi="宋体" w:eastAsia="宋体" w:cs="宋体"/>
+                <w:szCs w:val="21"/>
+              </w:rPr>
+            </w:pPr>
+            <w:r>
+              <w:rPr>
+                <w:rFonts w:hint="default" w:ascii="宋体" w:hAnsi="宋体" w:eastAsia="宋体" w:cs="宋体"/>
+                <w:b w:val="0"/>
+                <w:bCs w:val="0"/>
+                <w:sz w:val="16"/>
+                <w:szCs w:val="16"/>
+              </w:rPr>
+              <w:t>${</w:t>
+            </w:r>
+            <w:r>
+              <w:rPr>
+                <w:rFonts w:hint="eastAsia" w:ascii="宋体" w:hAnsi="宋体" w:eastAsia="宋体" w:cs="宋体"/>
+                <w:b w:val="0"/>
+                <w:bCs w:val="0"/>
+                <w:sz w:val="16"/>
+                <w:szCs w:val="16"/>
+                <w:lang w:val="en-US" w:eastAsia="zh-CN"/>
+              </w:rPr>
+              <w:t>08021</w:t>
+            </w:r>
+            <w:r>
+              <w:rPr>
+                <w:rFonts w:hint="default" w:ascii="宋体" w:hAnsi="宋体" w:eastAsia="宋体" w:cs="宋体"/>
+                <w:b w:val="0"/>
+                <w:bCs w:val="0"/>
+                <w:sz w:val="16"/>
+                <w:szCs w:val="16"/>
+              </w:rPr>
+              <w:t>}</w:t>
+            </w:r>
+            <w:r>
+              <w:rPr>
                 <w:rFonts w:hint="eastAsia" w:ascii="宋体" w:hAnsi="宋体" w:eastAsia="宋体" w:cs="宋体"/>
                 <w:vertAlign w:val="baseline"/>
                 <w:lang w:val="en-US" w:eastAsia="zh-CN"/>
               </w:rPr>
-              <w:t>0</w:t>
-            </w:r>
-          </w:p>
-        </w:tc>
-        <w:tc>
-          <w:tcPr>
-            <w:tcW w:w="750" w:type="dxa"/>
-            <w:tcBorders>
-              <w:top w:val="single" w:color="auto" w:sz="4" w:space="0"/>
-              <w:bottom w:val="single" w:color="auto" w:sz="4" w:space="0"/>
-            </w:tcBorders>
-            <w:vAlign w:val="center"/>
-          </w:tcPr>
-          <w:p>
-            <w:pPr>
-              <w:jc w:val="center"/>
-              <w:rPr>
-                <w:rFonts w:hint="eastAsia" w:ascii="宋体" w:hAnsi="宋体" w:eastAsia="宋体" w:cs="宋体"/>
-                <w:szCs w:val="21"/>
-              </w:rPr>
-            </w:pPr>
-            <w:r>
-              <w:rPr>
-                <w:rFonts w:hint="eastAsia" w:ascii="宋体" w:hAnsi="宋体" w:eastAsia="宋体" w:cs="宋体"/>
-                <w:vertAlign w:val="baseline"/>
-                <w:lang w:val="en-US" w:eastAsia="zh-CN"/>
-              </w:rPr>
-              <w:t>0.00%</w:t>
+              <w:t>%</w:t>
             </w:r>
           </w:p>
         </w:tc>
@@ -9165,38 +11951,92 @@
             </w:pPr>
             <w:r>
               <w:rPr>
+                <w:rFonts w:hint="default" w:ascii="宋体" w:hAnsi="宋体" w:eastAsia="宋体" w:cs="宋体"/>
+                <w:b w:val="0"/>
+                <w:bCs w:val="0"/>
+                <w:sz w:val="16"/>
+                <w:szCs w:val="16"/>
+              </w:rPr>
+              <w:t>${</w:t>
+            </w:r>
+            <w:r>
+              <w:rPr>
+                <w:rFonts w:hint="eastAsia" w:ascii="宋体" w:hAnsi="宋体" w:eastAsia="宋体" w:cs="宋体"/>
+                <w:b w:val="0"/>
+                <w:bCs w:val="0"/>
+                <w:sz w:val="16"/>
+                <w:szCs w:val="16"/>
+                <w:lang w:val="en-US" w:eastAsia="zh-CN"/>
+              </w:rPr>
+              <w:t>0803</w:t>
+            </w:r>
+            <w:r>
+              <w:rPr>
+                <w:rFonts w:hint="default" w:ascii="宋体" w:hAnsi="宋体" w:eastAsia="宋体" w:cs="宋体"/>
+                <w:b w:val="0"/>
+                <w:bCs w:val="0"/>
+                <w:sz w:val="16"/>
+                <w:szCs w:val="16"/>
+              </w:rPr>
+              <w:t>}</w:t>
+            </w:r>
+          </w:p>
+        </w:tc>
+        <w:tc>
+          <w:tcPr>
+            <w:tcW w:w="750" w:type="dxa"/>
+            <w:tcBorders>
+              <w:top w:val="single" w:color="auto" w:sz="4" w:space="0"/>
+              <w:bottom w:val="single" w:color="auto" w:sz="4" w:space="0"/>
+            </w:tcBorders>
+            <w:vAlign w:val="center"/>
+          </w:tcPr>
+          <w:p>
+            <w:pPr>
+              <w:jc w:val="center"/>
+              <w:rPr>
+                <w:rFonts w:hint="eastAsia" w:ascii="宋体" w:hAnsi="宋体" w:eastAsia="宋体" w:cs="宋体"/>
+                <w:szCs w:val="21"/>
+              </w:rPr>
+            </w:pPr>
+            <w:r>
+              <w:rPr>
+                <w:rFonts w:hint="default" w:ascii="宋体" w:hAnsi="宋体" w:eastAsia="宋体" w:cs="宋体"/>
+                <w:b w:val="0"/>
+                <w:bCs w:val="0"/>
+                <w:sz w:val="16"/>
+                <w:szCs w:val="16"/>
+              </w:rPr>
+              <w:t>${</w:t>
+            </w:r>
+            <w:r>
+              <w:rPr>
+                <w:rFonts w:hint="eastAsia" w:ascii="宋体" w:hAnsi="宋体" w:eastAsia="宋体" w:cs="宋体"/>
+                <w:b w:val="0"/>
+                <w:bCs w:val="0"/>
+                <w:sz w:val="16"/>
+                <w:szCs w:val="16"/>
+                <w:lang w:val="en-US" w:eastAsia="zh-CN"/>
+              </w:rPr>
+              <w:t>08031</w:t>
+            </w:r>
+            <w:r>
+              <w:rPr>
+                <w:rFonts w:hint="default" w:ascii="宋体" w:hAnsi="宋体" w:eastAsia="宋体" w:cs="宋体"/>
+                <w:b w:val="0"/>
+                <w:bCs w:val="0"/>
+                <w:sz w:val="16"/>
+                <w:szCs w:val="16"/>
+              </w:rPr>
+              <w:t>}</w:t>
+            </w:r>
+            <w:r>
+              <w:rPr>
                 <w:rFonts w:hint="eastAsia" w:ascii="宋体" w:hAnsi="宋体" w:eastAsia="宋体" w:cs="宋体"/>
                 <w:vertAlign w:val="baseline"/>
                 <w:lang w:val="en-US" w:eastAsia="zh-CN"/>
               </w:rPr>
-              <w:t>0</w:t>
-            </w:r>
-          </w:p>
-        </w:tc>
-        <w:tc>
-          <w:tcPr>
-            <w:tcW w:w="750" w:type="dxa"/>
-            <w:tcBorders>
-              <w:top w:val="single" w:color="auto" w:sz="4" w:space="0"/>
-              <w:bottom w:val="single" w:color="auto" w:sz="4" w:space="0"/>
-            </w:tcBorders>
-            <w:vAlign w:val="center"/>
-          </w:tcPr>
-          <w:p>
-            <w:pPr>
-              <w:jc w:val="center"/>
-              <w:rPr>
-                <w:rFonts w:hint="eastAsia" w:ascii="宋体" w:hAnsi="宋体" w:eastAsia="宋体" w:cs="宋体"/>
-                <w:szCs w:val="21"/>
-              </w:rPr>
-            </w:pPr>
-            <w:r>
-              <w:rPr>
-                <w:rFonts w:hint="eastAsia" w:ascii="宋体" w:hAnsi="宋体" w:eastAsia="宋体" w:cs="宋体"/>
-                <w:vertAlign w:val="baseline"/>
-                <w:lang w:val="en-US" w:eastAsia="zh-CN"/>
-              </w:rPr>
-              <w:t>0.00%</w:t>
+              <w:t>%</w:t>
             </w:r>
           </w:p>
         </w:tc>
@@ -9330,38 +12170,92 @@
             </w:pPr>
             <w:r>
               <w:rPr>
+                <w:rFonts w:hint="default" w:ascii="宋体" w:hAnsi="宋体" w:eastAsia="宋体" w:cs="宋体"/>
+                <w:b w:val="0"/>
+                <w:bCs w:val="0"/>
+                <w:sz w:val="16"/>
+                <w:szCs w:val="16"/>
+              </w:rPr>
+              <w:t>${</w:t>
+            </w:r>
+            <w:r>
+              <w:rPr>
+                <w:rFonts w:hint="eastAsia" w:ascii="宋体" w:hAnsi="宋体" w:eastAsia="宋体" w:cs="宋体"/>
+                <w:b w:val="0"/>
+                <w:bCs w:val="0"/>
+                <w:sz w:val="16"/>
+                <w:szCs w:val="16"/>
+                <w:lang w:val="en-US" w:eastAsia="zh-CN"/>
+              </w:rPr>
+              <w:t>0804</w:t>
+            </w:r>
+            <w:r>
+              <w:rPr>
+                <w:rFonts w:hint="default" w:ascii="宋体" w:hAnsi="宋体" w:eastAsia="宋体" w:cs="宋体"/>
+                <w:b w:val="0"/>
+                <w:bCs w:val="0"/>
+                <w:sz w:val="16"/>
+                <w:szCs w:val="16"/>
+              </w:rPr>
+              <w:t>}</w:t>
+            </w:r>
+          </w:p>
+        </w:tc>
+        <w:tc>
+          <w:tcPr>
+            <w:tcW w:w="750" w:type="dxa"/>
+            <w:tcBorders>
+              <w:top w:val="single" w:color="auto" w:sz="4" w:space="0"/>
+              <w:bottom w:val="single" w:color="auto" w:sz="4" w:space="0"/>
+            </w:tcBorders>
+            <w:vAlign w:val="center"/>
+          </w:tcPr>
+          <w:p>
+            <w:pPr>
+              <w:jc w:val="center"/>
+              <w:rPr>
+                <w:rFonts w:hint="eastAsia" w:ascii="宋体" w:hAnsi="宋体" w:eastAsia="宋体" w:cs="宋体"/>
+                <w:szCs w:val="21"/>
+              </w:rPr>
+            </w:pPr>
+            <w:r>
+              <w:rPr>
+                <w:rFonts w:hint="default" w:ascii="宋体" w:hAnsi="宋体" w:eastAsia="宋体" w:cs="宋体"/>
+                <w:b w:val="0"/>
+                <w:bCs w:val="0"/>
+                <w:sz w:val="16"/>
+                <w:szCs w:val="16"/>
+              </w:rPr>
+              <w:t>${</w:t>
+            </w:r>
+            <w:r>
+              <w:rPr>
+                <w:rFonts w:hint="eastAsia" w:ascii="宋体" w:hAnsi="宋体" w:eastAsia="宋体" w:cs="宋体"/>
+                <w:b w:val="0"/>
+                <w:bCs w:val="0"/>
+                <w:sz w:val="16"/>
+                <w:szCs w:val="16"/>
+                <w:lang w:val="en-US" w:eastAsia="zh-CN"/>
+              </w:rPr>
+              <w:t>08041</w:t>
+            </w:r>
+            <w:r>
+              <w:rPr>
+                <w:rFonts w:hint="default" w:ascii="宋体" w:hAnsi="宋体" w:eastAsia="宋体" w:cs="宋体"/>
+                <w:b w:val="0"/>
+                <w:bCs w:val="0"/>
+                <w:sz w:val="16"/>
+                <w:szCs w:val="16"/>
+              </w:rPr>
+              <w:t>}</w:t>
+            </w:r>
+            <w:r>
+              <w:rPr>
                 <w:rFonts w:hint="eastAsia" w:ascii="宋体" w:hAnsi="宋体" w:eastAsia="宋体" w:cs="宋体"/>
                 <w:vertAlign w:val="baseline"/>
                 <w:lang w:val="en-US" w:eastAsia="zh-CN"/>
               </w:rPr>
-              <w:t>0</w:t>
-            </w:r>
-          </w:p>
-        </w:tc>
-        <w:tc>
-          <w:tcPr>
-            <w:tcW w:w="750" w:type="dxa"/>
-            <w:tcBorders>
-              <w:top w:val="single" w:color="auto" w:sz="4" w:space="0"/>
-              <w:bottom w:val="single" w:color="auto" w:sz="4" w:space="0"/>
-            </w:tcBorders>
-            <w:vAlign w:val="center"/>
-          </w:tcPr>
-          <w:p>
-            <w:pPr>
-              <w:jc w:val="center"/>
-              <w:rPr>
-                <w:rFonts w:hint="eastAsia" w:ascii="宋体" w:hAnsi="宋体" w:eastAsia="宋体" w:cs="宋体"/>
-                <w:szCs w:val="21"/>
-              </w:rPr>
-            </w:pPr>
-            <w:r>
-              <w:rPr>
-                <w:rFonts w:hint="eastAsia" w:ascii="宋体" w:hAnsi="宋体" w:eastAsia="宋体" w:cs="宋体"/>
-                <w:vertAlign w:val="baseline"/>
-                <w:lang w:val="en-US" w:eastAsia="zh-CN"/>
-              </w:rPr>
-              <w:t>0.00%</w:t>
+              <w:t>%</w:t>
             </w:r>
           </w:p>
         </w:tc>
@@ -9501,38 +12395,92 @@
             </w:pPr>
             <w:r>
               <w:rPr>
+                <w:rFonts w:hint="default" w:ascii="宋体" w:hAnsi="宋体" w:eastAsia="宋体" w:cs="宋体"/>
+                <w:b w:val="0"/>
+                <w:bCs w:val="0"/>
+                <w:sz w:val="16"/>
+                <w:szCs w:val="16"/>
+              </w:rPr>
+              <w:t>${</w:t>
+            </w:r>
+            <w:r>
+              <w:rPr>
+                <w:rFonts w:hint="eastAsia" w:ascii="宋体" w:hAnsi="宋体" w:eastAsia="宋体" w:cs="宋体"/>
+                <w:b w:val="0"/>
+                <w:bCs w:val="0"/>
+                <w:sz w:val="16"/>
+                <w:szCs w:val="16"/>
+                <w:lang w:val="en-US" w:eastAsia="zh-CN"/>
+              </w:rPr>
+              <w:t>0805</w:t>
+            </w:r>
+            <w:r>
+              <w:rPr>
+                <w:rFonts w:hint="default" w:ascii="宋体" w:hAnsi="宋体" w:eastAsia="宋体" w:cs="宋体"/>
+                <w:b w:val="0"/>
+                <w:bCs w:val="0"/>
+                <w:sz w:val="16"/>
+                <w:szCs w:val="16"/>
+              </w:rPr>
+              <w:t>}</w:t>
+            </w:r>
+          </w:p>
+        </w:tc>
+        <w:tc>
+          <w:tcPr>
+            <w:tcW w:w="750" w:type="dxa"/>
+            <w:tcBorders>
+              <w:top w:val="single" w:color="auto" w:sz="4" w:space="0"/>
+              <w:bottom w:val="single" w:color="auto" w:sz="4" w:space="0"/>
+            </w:tcBorders>
+            <w:vAlign w:val="center"/>
+          </w:tcPr>
+          <w:p>
+            <w:pPr>
+              <w:jc w:val="center"/>
+              <w:rPr>
+                <w:rFonts w:hint="eastAsia" w:ascii="宋体" w:hAnsi="宋体" w:eastAsia="宋体" w:cs="宋体"/>
+                <w:szCs w:val="21"/>
+              </w:rPr>
+            </w:pPr>
+            <w:r>
+              <w:rPr>
+                <w:rFonts w:hint="default" w:ascii="宋体" w:hAnsi="宋体" w:eastAsia="宋体" w:cs="宋体"/>
+                <w:b w:val="0"/>
+                <w:bCs w:val="0"/>
+                <w:sz w:val="16"/>
+                <w:szCs w:val="16"/>
+              </w:rPr>
+              <w:t>${</w:t>
+            </w:r>
+            <w:r>
+              <w:rPr>
+                <w:rFonts w:hint="eastAsia" w:ascii="宋体" w:hAnsi="宋体" w:eastAsia="宋体" w:cs="宋体"/>
+                <w:b w:val="0"/>
+                <w:bCs w:val="0"/>
+                <w:sz w:val="16"/>
+                <w:szCs w:val="16"/>
+                <w:lang w:val="en-US" w:eastAsia="zh-CN"/>
+              </w:rPr>
+              <w:t>08051</w:t>
+            </w:r>
+            <w:r>
+              <w:rPr>
+                <w:rFonts w:hint="default" w:ascii="宋体" w:hAnsi="宋体" w:eastAsia="宋体" w:cs="宋体"/>
+                <w:b w:val="0"/>
+                <w:bCs w:val="0"/>
+                <w:sz w:val="16"/>
+                <w:szCs w:val="16"/>
+              </w:rPr>
+              <w:t>}</w:t>
+            </w:r>
+            <w:r>
+              <w:rPr>
                 <w:rFonts w:hint="eastAsia" w:ascii="宋体" w:hAnsi="宋体" w:eastAsia="宋体" w:cs="宋体"/>
                 <w:vertAlign w:val="baseline"/>
                 <w:lang w:val="en-US" w:eastAsia="zh-CN"/>
               </w:rPr>
-              <w:t>0</w:t>
-            </w:r>
-          </w:p>
-        </w:tc>
-        <w:tc>
-          <w:tcPr>
-            <w:tcW w:w="750" w:type="dxa"/>
-            <w:tcBorders>
-              <w:top w:val="single" w:color="auto" w:sz="4" w:space="0"/>
-              <w:bottom w:val="single" w:color="auto" w:sz="4" w:space="0"/>
-            </w:tcBorders>
-            <w:vAlign w:val="center"/>
-          </w:tcPr>
-          <w:p>
-            <w:pPr>
-              <w:jc w:val="center"/>
-              <w:rPr>
-                <w:rFonts w:hint="eastAsia" w:ascii="宋体" w:hAnsi="宋体" w:eastAsia="宋体" w:cs="宋体"/>
-                <w:szCs w:val="21"/>
-              </w:rPr>
-            </w:pPr>
-            <w:r>
-              <w:rPr>
-                <w:rFonts w:hint="eastAsia" w:ascii="宋体" w:hAnsi="宋体" w:eastAsia="宋体" w:cs="宋体"/>
-                <w:vertAlign w:val="baseline"/>
-                <w:lang w:val="en-US" w:eastAsia="zh-CN"/>
-              </w:rPr>
-              <w:t>0.00%</w:t>
+              <w:t>%</w:t>
             </w:r>
           </w:p>
         </w:tc>
@@ -9691,65 +12639,150 @@
             </w:pPr>
             <w:r>
               <w:rPr>
+                <w:rFonts w:hint="default" w:ascii="宋体" w:hAnsi="宋体" w:eastAsia="宋体" w:cs="宋体"/>
+                <w:b w:val="0"/>
+                <w:bCs w:val="0"/>
+                <w:sz w:val="16"/>
+                <w:szCs w:val="16"/>
+              </w:rPr>
+              <w:t>${</w:t>
+            </w:r>
+            <w:r>
+              <w:rPr>
+                <w:rFonts w:hint="eastAsia" w:ascii="宋体" w:hAnsi="宋体" w:eastAsia="宋体" w:cs="宋体"/>
+                <w:b w:val="0"/>
+                <w:bCs w:val="0"/>
+                <w:sz w:val="16"/>
+                <w:szCs w:val="16"/>
+                <w:lang w:val="en-US" w:eastAsia="zh-CN"/>
+              </w:rPr>
+              <w:t>0901</w:t>
+            </w:r>
+            <w:r>
+              <w:rPr>
+                <w:rFonts w:hint="default" w:ascii="宋体" w:hAnsi="宋体" w:eastAsia="宋体" w:cs="宋体"/>
+                <w:b w:val="0"/>
+                <w:bCs w:val="0"/>
+                <w:sz w:val="16"/>
+                <w:szCs w:val="16"/>
+              </w:rPr>
+              <w:t>}</w:t>
+            </w:r>
+          </w:p>
+        </w:tc>
+        <w:tc>
+          <w:tcPr>
+            <w:tcW w:w="750" w:type="dxa"/>
+            <w:tcBorders>
+              <w:top w:val="single" w:color="auto" w:sz="4" w:space="0"/>
+              <w:bottom w:val="single" w:color="auto" w:sz="4" w:space="0"/>
+            </w:tcBorders>
+            <w:vAlign w:val="center"/>
+          </w:tcPr>
+          <w:p>
+            <w:pPr>
+              <w:jc w:val="center"/>
+              <w:rPr>
+                <w:rFonts w:hint="eastAsia" w:ascii="宋体" w:hAnsi="宋体" w:eastAsia="宋体" w:cs="宋体"/>
+                <w:szCs w:val="21"/>
+              </w:rPr>
+            </w:pPr>
+            <w:r>
+              <w:rPr>
+                <w:rFonts w:hint="default" w:ascii="宋体" w:hAnsi="宋体" w:eastAsia="宋体" w:cs="宋体"/>
+                <w:b w:val="0"/>
+                <w:bCs w:val="0"/>
+                <w:sz w:val="16"/>
+                <w:szCs w:val="16"/>
+              </w:rPr>
+              <w:t>${</w:t>
+            </w:r>
+            <w:r>
+              <w:rPr>
+                <w:rFonts w:hint="eastAsia" w:ascii="宋体" w:hAnsi="宋体" w:eastAsia="宋体" w:cs="宋体"/>
+                <w:b w:val="0"/>
+                <w:bCs w:val="0"/>
+                <w:sz w:val="16"/>
+                <w:szCs w:val="16"/>
+                <w:lang w:val="en-US" w:eastAsia="zh-CN"/>
+              </w:rPr>
+              <w:t>09011</w:t>
+            </w:r>
+            <w:r>
+              <w:rPr>
+                <w:rFonts w:hint="default" w:ascii="宋体" w:hAnsi="宋体" w:eastAsia="宋体" w:cs="宋体"/>
+                <w:b w:val="0"/>
+                <w:bCs w:val="0"/>
+                <w:sz w:val="16"/>
+                <w:szCs w:val="16"/>
+              </w:rPr>
+              <w:t>}</w:t>
+            </w:r>
+            <w:r>
+              <w:rPr>
                 <w:rFonts w:hint="eastAsia" w:ascii="宋体" w:hAnsi="宋体" w:eastAsia="宋体" w:cs="宋体"/>
                 <w:vertAlign w:val="baseline"/>
                 <w:lang w:val="en-US" w:eastAsia="zh-CN"/>
               </w:rPr>
-              <w:t>2</w:t>
-            </w:r>
-          </w:p>
-        </w:tc>
-        <w:tc>
-          <w:tcPr>
-            <w:tcW w:w="750" w:type="dxa"/>
-            <w:tcBorders>
-              <w:top w:val="single" w:color="auto" w:sz="4" w:space="0"/>
-              <w:bottom w:val="single" w:color="auto" w:sz="4" w:space="0"/>
-            </w:tcBorders>
-            <w:vAlign w:val="center"/>
-          </w:tcPr>
-          <w:p>
-            <w:pPr>
-              <w:jc w:val="center"/>
-              <w:rPr>
-                <w:rFonts w:hint="eastAsia" w:ascii="宋体" w:hAnsi="宋体" w:eastAsia="宋体" w:cs="宋体"/>
-                <w:szCs w:val="21"/>
-              </w:rPr>
-            </w:pPr>
+              <w:t>%</w:t>
+            </w:r>
+          </w:p>
+        </w:tc>
+        <w:tc>
+          <w:tcPr>
+            <w:tcW w:w="750" w:type="dxa"/>
+            <w:vMerge w:val="restart"/>
+            <w:tcBorders>
+              <w:top w:val="single" w:color="auto" w:sz="4" w:space="0"/>
+            </w:tcBorders>
+            <w:vAlign w:val="center"/>
+          </w:tcPr>
+          <w:p>
+            <w:pPr>
+              <w:jc w:val="center"/>
+              <w:rPr>
+                <w:rFonts w:hint="eastAsia" w:ascii="宋体" w:hAnsi="宋体" w:eastAsia="宋体" w:cs="宋体"/>
+                <w:szCs w:val="21"/>
+              </w:rPr>
+            </w:pPr>
+            <w:r>
+              <w:rPr>
+                <w:rFonts w:hint="default" w:ascii="宋体" w:hAnsi="宋体" w:eastAsia="宋体" w:cs="宋体"/>
+                <w:b w:val="0"/>
+                <w:bCs w:val="0"/>
+                <w:sz w:val="16"/>
+                <w:szCs w:val="16"/>
+              </w:rPr>
+              <w:t>${</w:t>
+            </w:r>
+            <w:r>
+              <w:rPr>
+                <w:rFonts w:hint="eastAsia" w:ascii="宋体" w:hAnsi="宋体" w:eastAsia="宋体" w:cs="宋体"/>
+                <w:b w:val="0"/>
+                <w:bCs w:val="0"/>
+                <w:sz w:val="16"/>
+                <w:szCs w:val="16"/>
+                <w:lang w:val="en-US" w:eastAsia="zh-CN"/>
+              </w:rPr>
+              <w:t>09</w:t>
+            </w:r>
+            <w:r>
+              <w:rPr>
+                <w:rFonts w:hint="default" w:ascii="宋体" w:hAnsi="宋体" w:eastAsia="宋体" w:cs="宋体"/>
+                <w:b w:val="0"/>
+                <w:bCs w:val="0"/>
+                <w:sz w:val="16"/>
+                <w:szCs w:val="16"/>
+              </w:rPr>
+              <w:t>}</w:t>
+            </w:r>
             <w:r>
               <w:rPr>
                 <w:rFonts w:hint="eastAsia" w:ascii="宋体" w:hAnsi="宋体" w:eastAsia="宋体" w:cs="宋体"/>
                 <w:vertAlign w:val="baseline"/>
                 <w:lang w:val="en-US" w:eastAsia="zh-CN"/>
               </w:rPr>
-              <w:t>2.11%</w:t>
-            </w:r>
-          </w:p>
-        </w:tc>
-        <w:tc>
-          <w:tcPr>
-            <w:tcW w:w="750" w:type="dxa"/>
-            <w:vMerge w:val="restart"/>
-            <w:tcBorders>
-              <w:top w:val="single" w:color="auto" w:sz="4" w:space="0"/>
-            </w:tcBorders>
-            <w:vAlign w:val="center"/>
-          </w:tcPr>
-          <w:p>
-            <w:pPr>
-              <w:jc w:val="center"/>
-              <w:rPr>
-                <w:rFonts w:hint="eastAsia" w:ascii="宋体" w:hAnsi="宋体" w:eastAsia="宋体" w:cs="宋体"/>
-                <w:szCs w:val="21"/>
-              </w:rPr>
-            </w:pPr>
-            <w:r>
-              <w:rPr>
-                <w:rFonts w:hint="eastAsia" w:ascii="宋体" w:hAnsi="宋体" w:eastAsia="宋体" w:cs="宋体"/>
-                <w:vertAlign w:val="baseline"/>
-                <w:lang w:val="en-US" w:eastAsia="zh-CN"/>
-              </w:rPr>
-              <w:t>5.27%</w:t>
+              <w:t>%</w:t>
             </w:r>
           </w:p>
         </w:tc>
@@ -9875,38 +12908,92 @@
             </w:pPr>
             <w:r>
               <w:rPr>
+                <w:rFonts w:hint="default" w:ascii="宋体" w:hAnsi="宋体" w:eastAsia="宋体" w:cs="宋体"/>
+                <w:b w:val="0"/>
+                <w:bCs w:val="0"/>
+                <w:sz w:val="16"/>
+                <w:szCs w:val="16"/>
+              </w:rPr>
+              <w:t>${</w:t>
+            </w:r>
+            <w:r>
+              <w:rPr>
+                <w:rFonts w:hint="eastAsia" w:ascii="宋体" w:hAnsi="宋体" w:eastAsia="宋体" w:cs="宋体"/>
+                <w:b w:val="0"/>
+                <w:bCs w:val="0"/>
+                <w:sz w:val="16"/>
+                <w:szCs w:val="16"/>
+                <w:lang w:val="en-US" w:eastAsia="zh-CN"/>
+              </w:rPr>
+              <w:t>0902</w:t>
+            </w:r>
+            <w:r>
+              <w:rPr>
+                <w:rFonts w:hint="default" w:ascii="宋体" w:hAnsi="宋体" w:eastAsia="宋体" w:cs="宋体"/>
+                <w:b w:val="0"/>
+                <w:bCs w:val="0"/>
+                <w:sz w:val="16"/>
+                <w:szCs w:val="16"/>
+              </w:rPr>
+              <w:t>}</w:t>
+            </w:r>
+          </w:p>
+        </w:tc>
+        <w:tc>
+          <w:tcPr>
+            <w:tcW w:w="750" w:type="dxa"/>
+            <w:tcBorders>
+              <w:top w:val="single" w:color="auto" w:sz="4" w:space="0"/>
+              <w:bottom w:val="single" w:color="auto" w:sz="4" w:space="0"/>
+            </w:tcBorders>
+            <w:vAlign w:val="center"/>
+          </w:tcPr>
+          <w:p>
+            <w:pPr>
+              <w:jc w:val="center"/>
+              <w:rPr>
+                <w:rFonts w:hint="eastAsia" w:ascii="宋体" w:hAnsi="宋体" w:eastAsia="宋体" w:cs="宋体"/>
+                <w:szCs w:val="21"/>
+              </w:rPr>
+            </w:pPr>
+            <w:r>
+              <w:rPr>
+                <w:rFonts w:hint="default" w:ascii="宋体" w:hAnsi="宋体" w:eastAsia="宋体" w:cs="宋体"/>
+                <w:b w:val="0"/>
+                <w:bCs w:val="0"/>
+                <w:sz w:val="16"/>
+                <w:szCs w:val="16"/>
+              </w:rPr>
+              <w:t>${</w:t>
+            </w:r>
+            <w:r>
+              <w:rPr>
+                <w:rFonts w:hint="eastAsia" w:ascii="宋体" w:hAnsi="宋体" w:eastAsia="宋体" w:cs="宋体"/>
+                <w:b w:val="0"/>
+                <w:bCs w:val="0"/>
+                <w:sz w:val="16"/>
+                <w:szCs w:val="16"/>
+                <w:lang w:val="en-US" w:eastAsia="zh-CN"/>
+              </w:rPr>
+              <w:t>09021</w:t>
+            </w:r>
+            <w:r>
+              <w:rPr>
+                <w:rFonts w:hint="default" w:ascii="宋体" w:hAnsi="宋体" w:eastAsia="宋体" w:cs="宋体"/>
+                <w:b w:val="0"/>
+                <w:bCs w:val="0"/>
+                <w:sz w:val="16"/>
+                <w:szCs w:val="16"/>
+              </w:rPr>
+              <w:t>}</w:t>
+            </w:r>
+            <w:r>
+              <w:rPr>
                 <w:rFonts w:hint="eastAsia" w:ascii="宋体" w:hAnsi="宋体" w:eastAsia="宋体" w:cs="宋体"/>
                 <w:vertAlign w:val="baseline"/>
                 <w:lang w:val="en-US" w:eastAsia="zh-CN"/>
               </w:rPr>
-              <w:t>0</w:t>
-            </w:r>
-          </w:p>
-        </w:tc>
-        <w:tc>
-          <w:tcPr>
-            <w:tcW w:w="750" w:type="dxa"/>
-            <w:tcBorders>
-              <w:top w:val="single" w:color="auto" w:sz="4" w:space="0"/>
-              <w:bottom w:val="single" w:color="auto" w:sz="4" w:space="0"/>
-            </w:tcBorders>
-            <w:vAlign w:val="center"/>
-          </w:tcPr>
-          <w:p>
-            <w:pPr>
-              <w:jc w:val="center"/>
-              <w:rPr>
-                <w:rFonts w:hint="eastAsia" w:ascii="宋体" w:hAnsi="宋体" w:eastAsia="宋体" w:cs="宋体"/>
-                <w:szCs w:val="21"/>
-              </w:rPr>
-            </w:pPr>
-            <w:r>
-              <w:rPr>
-                <w:rFonts w:hint="eastAsia" w:ascii="宋体" w:hAnsi="宋体" w:eastAsia="宋体" w:cs="宋体"/>
-                <w:vertAlign w:val="baseline"/>
-                <w:lang w:val="en-US" w:eastAsia="zh-CN"/>
-              </w:rPr>
-              <w:t>0.00%</w:t>
+              <w:t>%</w:t>
             </w:r>
           </w:p>
         </w:tc>
@@ -10048,38 +13135,92 @@
             </w:pPr>
             <w:r>
               <w:rPr>
+                <w:rFonts w:hint="default" w:ascii="宋体" w:hAnsi="宋体" w:eastAsia="宋体" w:cs="宋体"/>
+                <w:b w:val="0"/>
+                <w:bCs w:val="0"/>
+                <w:sz w:val="16"/>
+                <w:szCs w:val="16"/>
+              </w:rPr>
+              <w:t>${</w:t>
+            </w:r>
+            <w:r>
+              <w:rPr>
+                <w:rFonts w:hint="eastAsia" w:ascii="宋体" w:hAnsi="宋体" w:eastAsia="宋体" w:cs="宋体"/>
+                <w:b w:val="0"/>
+                <w:bCs w:val="0"/>
+                <w:sz w:val="16"/>
+                <w:szCs w:val="16"/>
+                <w:lang w:val="en-US" w:eastAsia="zh-CN"/>
+              </w:rPr>
+              <w:t>0903</w:t>
+            </w:r>
+            <w:r>
+              <w:rPr>
+                <w:rFonts w:hint="default" w:ascii="宋体" w:hAnsi="宋体" w:eastAsia="宋体" w:cs="宋体"/>
+                <w:b w:val="0"/>
+                <w:bCs w:val="0"/>
+                <w:sz w:val="16"/>
+                <w:szCs w:val="16"/>
+              </w:rPr>
+              <w:t>}</w:t>
+            </w:r>
+          </w:p>
+        </w:tc>
+        <w:tc>
+          <w:tcPr>
+            <w:tcW w:w="750" w:type="dxa"/>
+            <w:tcBorders>
+              <w:top w:val="single" w:color="auto" w:sz="4" w:space="0"/>
+              <w:bottom w:val="single" w:color="auto" w:sz="4" w:space="0"/>
+            </w:tcBorders>
+            <w:vAlign w:val="center"/>
+          </w:tcPr>
+          <w:p>
+            <w:pPr>
+              <w:jc w:val="center"/>
+              <w:rPr>
+                <w:rFonts w:hint="eastAsia" w:ascii="宋体" w:hAnsi="宋体" w:eastAsia="宋体" w:cs="宋体"/>
+                <w:szCs w:val="21"/>
+              </w:rPr>
+            </w:pPr>
+            <w:r>
+              <w:rPr>
+                <w:rFonts w:hint="default" w:ascii="宋体" w:hAnsi="宋体" w:eastAsia="宋体" w:cs="宋体"/>
+                <w:b w:val="0"/>
+                <w:bCs w:val="0"/>
+                <w:sz w:val="16"/>
+                <w:szCs w:val="16"/>
+              </w:rPr>
+              <w:t>${</w:t>
+            </w:r>
+            <w:r>
+              <w:rPr>
+                <w:rFonts w:hint="eastAsia" w:ascii="宋体" w:hAnsi="宋体" w:eastAsia="宋体" w:cs="宋体"/>
+                <w:b w:val="0"/>
+                <w:bCs w:val="0"/>
+                <w:sz w:val="16"/>
+                <w:szCs w:val="16"/>
+                <w:lang w:val="en-US" w:eastAsia="zh-CN"/>
+              </w:rPr>
+              <w:t>09031</w:t>
+            </w:r>
+            <w:r>
+              <w:rPr>
+                <w:rFonts w:hint="default" w:ascii="宋体" w:hAnsi="宋体" w:eastAsia="宋体" w:cs="宋体"/>
+                <w:b w:val="0"/>
+                <w:bCs w:val="0"/>
+                <w:sz w:val="16"/>
+                <w:szCs w:val="16"/>
+              </w:rPr>
+              <w:t>}</w:t>
+            </w:r>
+            <w:r>
+              <w:rPr>
                 <w:rFonts w:hint="eastAsia" w:ascii="宋体" w:hAnsi="宋体" w:eastAsia="宋体" w:cs="宋体"/>
                 <w:vertAlign w:val="baseline"/>
                 <w:lang w:val="en-US" w:eastAsia="zh-CN"/>
               </w:rPr>
-              <w:t>0</w:t>
-            </w:r>
-          </w:p>
-        </w:tc>
-        <w:tc>
-          <w:tcPr>
-            <w:tcW w:w="750" w:type="dxa"/>
-            <w:tcBorders>
-              <w:top w:val="single" w:color="auto" w:sz="4" w:space="0"/>
-              <w:bottom w:val="single" w:color="auto" w:sz="4" w:space="0"/>
-            </w:tcBorders>
-            <w:vAlign w:val="center"/>
-          </w:tcPr>
-          <w:p>
-            <w:pPr>
-              <w:jc w:val="center"/>
-              <w:rPr>
-                <w:rFonts w:hint="eastAsia" w:ascii="宋体" w:hAnsi="宋体" w:eastAsia="宋体" w:cs="宋体"/>
-                <w:szCs w:val="21"/>
-              </w:rPr>
-            </w:pPr>
-            <w:r>
-              <w:rPr>
-                <w:rFonts w:hint="eastAsia" w:ascii="宋体" w:hAnsi="宋体" w:eastAsia="宋体" w:cs="宋体"/>
-                <w:vertAlign w:val="baseline"/>
-                <w:lang w:val="en-US" w:eastAsia="zh-CN"/>
-              </w:rPr>
-              <w:t>0.00%</w:t>
+              <w:t>%</w:t>
             </w:r>
           </w:p>
         </w:tc>
@@ -10221,38 +13362,92 @@
             </w:pPr>
             <w:r>
               <w:rPr>
+                <w:rFonts w:hint="default" w:ascii="宋体" w:hAnsi="宋体" w:eastAsia="宋体" w:cs="宋体"/>
+                <w:b w:val="0"/>
+                <w:bCs w:val="0"/>
+                <w:sz w:val="16"/>
+                <w:szCs w:val="16"/>
+              </w:rPr>
+              <w:t>${</w:t>
+            </w:r>
+            <w:r>
+              <w:rPr>
+                <w:rFonts w:hint="eastAsia" w:ascii="宋体" w:hAnsi="宋体" w:eastAsia="宋体" w:cs="宋体"/>
+                <w:b w:val="0"/>
+                <w:bCs w:val="0"/>
+                <w:sz w:val="16"/>
+                <w:szCs w:val="16"/>
+                <w:lang w:val="en-US" w:eastAsia="zh-CN"/>
+              </w:rPr>
+              <w:t>0904</w:t>
+            </w:r>
+            <w:r>
+              <w:rPr>
+                <w:rFonts w:hint="default" w:ascii="宋体" w:hAnsi="宋体" w:eastAsia="宋体" w:cs="宋体"/>
+                <w:b w:val="0"/>
+                <w:bCs w:val="0"/>
+                <w:sz w:val="16"/>
+                <w:szCs w:val="16"/>
+              </w:rPr>
+              <w:t>}</w:t>
+            </w:r>
+          </w:p>
+        </w:tc>
+        <w:tc>
+          <w:tcPr>
+            <w:tcW w:w="750" w:type="dxa"/>
+            <w:tcBorders>
+              <w:top w:val="single" w:color="auto" w:sz="4" w:space="0"/>
+              <w:bottom w:val="single" w:color="auto" w:sz="4" w:space="0"/>
+            </w:tcBorders>
+            <w:vAlign w:val="center"/>
+          </w:tcPr>
+          <w:p>
+            <w:pPr>
+              <w:jc w:val="center"/>
+              <w:rPr>
+                <w:rFonts w:hint="eastAsia" w:ascii="宋体" w:hAnsi="宋体" w:eastAsia="宋体" w:cs="宋体"/>
+                <w:szCs w:val="21"/>
+              </w:rPr>
+            </w:pPr>
+            <w:r>
+              <w:rPr>
+                <w:rFonts w:hint="default" w:ascii="宋体" w:hAnsi="宋体" w:eastAsia="宋体" w:cs="宋体"/>
+                <w:b w:val="0"/>
+                <w:bCs w:val="0"/>
+                <w:sz w:val="16"/>
+                <w:szCs w:val="16"/>
+              </w:rPr>
+              <w:t>${</w:t>
+            </w:r>
+            <w:r>
+              <w:rPr>
+                <w:rFonts w:hint="eastAsia" w:ascii="宋体" w:hAnsi="宋体" w:eastAsia="宋体" w:cs="宋体"/>
+                <w:b w:val="0"/>
+                <w:bCs w:val="0"/>
+                <w:sz w:val="16"/>
+                <w:szCs w:val="16"/>
+                <w:lang w:val="en-US" w:eastAsia="zh-CN"/>
+              </w:rPr>
+              <w:t>09041</w:t>
+            </w:r>
+            <w:r>
+              <w:rPr>
+                <w:rFonts w:hint="default" w:ascii="宋体" w:hAnsi="宋体" w:eastAsia="宋体" w:cs="宋体"/>
+                <w:b w:val="0"/>
+                <w:bCs w:val="0"/>
+                <w:sz w:val="16"/>
+                <w:szCs w:val="16"/>
+              </w:rPr>
+              <w:t>}</w:t>
+            </w:r>
+            <w:r>
+              <w:rPr>
                 <w:rFonts w:hint="eastAsia" w:ascii="宋体" w:hAnsi="宋体" w:eastAsia="宋体" w:cs="宋体"/>
                 <w:vertAlign w:val="baseline"/>
                 <w:lang w:val="en-US" w:eastAsia="zh-CN"/>
               </w:rPr>
-              <w:t>0</w:t>
-            </w:r>
-          </w:p>
-        </w:tc>
-        <w:tc>
-          <w:tcPr>
-            <w:tcW w:w="750" w:type="dxa"/>
-            <w:tcBorders>
-              <w:top w:val="single" w:color="auto" w:sz="4" w:space="0"/>
-              <w:bottom w:val="single" w:color="auto" w:sz="4" w:space="0"/>
-            </w:tcBorders>
-            <w:vAlign w:val="center"/>
-          </w:tcPr>
-          <w:p>
-            <w:pPr>
-              <w:jc w:val="center"/>
-              <w:rPr>
-                <w:rFonts w:hint="eastAsia" w:ascii="宋体" w:hAnsi="宋体" w:eastAsia="宋体" w:cs="宋体"/>
-                <w:szCs w:val="21"/>
-              </w:rPr>
-            </w:pPr>
-            <w:r>
-              <w:rPr>
-                <w:rFonts w:hint="eastAsia" w:ascii="宋体" w:hAnsi="宋体" w:eastAsia="宋体" w:cs="宋体"/>
-                <w:vertAlign w:val="baseline"/>
-                <w:lang w:val="en-US" w:eastAsia="zh-CN"/>
-              </w:rPr>
-              <w:t>0.00%</w:t>
+              <w:t>%</w:t>
             </w:r>
           </w:p>
         </w:tc>
@@ -10394,38 +13589,92 @@
             </w:pPr>
             <w:r>
               <w:rPr>
+                <w:rFonts w:hint="default" w:ascii="宋体" w:hAnsi="宋体" w:eastAsia="宋体" w:cs="宋体"/>
+                <w:b w:val="0"/>
+                <w:bCs w:val="0"/>
+                <w:sz w:val="16"/>
+                <w:szCs w:val="16"/>
+              </w:rPr>
+              <w:t>${</w:t>
+            </w:r>
+            <w:r>
+              <w:rPr>
+                <w:rFonts w:hint="eastAsia" w:ascii="宋体" w:hAnsi="宋体" w:eastAsia="宋体" w:cs="宋体"/>
+                <w:b w:val="0"/>
+                <w:bCs w:val="0"/>
+                <w:sz w:val="16"/>
+                <w:szCs w:val="16"/>
+                <w:lang w:val="en-US" w:eastAsia="zh-CN"/>
+              </w:rPr>
+              <w:t>0905</w:t>
+            </w:r>
+            <w:r>
+              <w:rPr>
+                <w:rFonts w:hint="default" w:ascii="宋体" w:hAnsi="宋体" w:eastAsia="宋体" w:cs="宋体"/>
+                <w:b w:val="0"/>
+                <w:bCs w:val="0"/>
+                <w:sz w:val="16"/>
+                <w:szCs w:val="16"/>
+              </w:rPr>
+              <w:t>}</w:t>
+            </w:r>
+          </w:p>
+        </w:tc>
+        <w:tc>
+          <w:tcPr>
+            <w:tcW w:w="750" w:type="dxa"/>
+            <w:tcBorders>
+              <w:top w:val="single" w:color="auto" w:sz="4" w:space="0"/>
+              <w:bottom w:val="single" w:color="auto" w:sz="4" w:space="0"/>
+            </w:tcBorders>
+            <w:vAlign w:val="center"/>
+          </w:tcPr>
+          <w:p>
+            <w:pPr>
+              <w:jc w:val="center"/>
+              <w:rPr>
+                <w:rFonts w:hint="eastAsia" w:ascii="宋体" w:hAnsi="宋体" w:eastAsia="宋体" w:cs="宋体"/>
+                <w:szCs w:val="21"/>
+              </w:rPr>
+            </w:pPr>
+            <w:r>
+              <w:rPr>
+                <w:rFonts w:hint="default" w:ascii="宋体" w:hAnsi="宋体" w:eastAsia="宋体" w:cs="宋体"/>
+                <w:b w:val="0"/>
+                <w:bCs w:val="0"/>
+                <w:sz w:val="16"/>
+                <w:szCs w:val="16"/>
+              </w:rPr>
+              <w:t>${</w:t>
+            </w:r>
+            <w:r>
+              <w:rPr>
+                <w:rFonts w:hint="eastAsia" w:ascii="宋体" w:hAnsi="宋体" w:eastAsia="宋体" w:cs="宋体"/>
+                <w:b w:val="0"/>
+                <w:bCs w:val="0"/>
+                <w:sz w:val="16"/>
+                <w:szCs w:val="16"/>
+                <w:lang w:val="en-US" w:eastAsia="zh-CN"/>
+              </w:rPr>
+              <w:t>09051</w:t>
+            </w:r>
+            <w:r>
+              <w:rPr>
+                <w:rFonts w:hint="default" w:ascii="宋体" w:hAnsi="宋体" w:eastAsia="宋体" w:cs="宋体"/>
+                <w:b w:val="0"/>
+                <w:bCs w:val="0"/>
+                <w:sz w:val="16"/>
+                <w:szCs w:val="16"/>
+              </w:rPr>
+              <w:t>}</w:t>
+            </w:r>
+            <w:r>
+              <w:rPr>
                 <w:rFonts w:hint="eastAsia" w:ascii="宋体" w:hAnsi="宋体" w:eastAsia="宋体" w:cs="宋体"/>
                 <w:vertAlign w:val="baseline"/>
                 <w:lang w:val="en-US" w:eastAsia="zh-CN"/>
               </w:rPr>
-              <w:t>0</w:t>
-            </w:r>
-          </w:p>
-        </w:tc>
-        <w:tc>
-          <w:tcPr>
-            <w:tcW w:w="750" w:type="dxa"/>
-            <w:tcBorders>
-              <w:top w:val="single" w:color="auto" w:sz="4" w:space="0"/>
-              <w:bottom w:val="single" w:color="auto" w:sz="4" w:space="0"/>
-            </w:tcBorders>
-            <w:vAlign w:val="center"/>
-          </w:tcPr>
-          <w:p>
-            <w:pPr>
-              <w:jc w:val="center"/>
-              <w:rPr>
-                <w:rFonts w:hint="eastAsia" w:ascii="宋体" w:hAnsi="宋体" w:eastAsia="宋体" w:cs="宋体"/>
-                <w:szCs w:val="21"/>
-              </w:rPr>
-            </w:pPr>
-            <w:r>
-              <w:rPr>
-                <w:rFonts w:hint="eastAsia" w:ascii="宋体" w:hAnsi="宋体" w:eastAsia="宋体" w:cs="宋体"/>
-                <w:vertAlign w:val="baseline"/>
-                <w:lang w:val="en-US" w:eastAsia="zh-CN"/>
-              </w:rPr>
-              <w:t>0.00%</w:t>
+              <w:t>%</w:t>
             </w:r>
           </w:p>
         </w:tc>
@@ -10567,38 +13816,92 @@
             </w:pPr>
             <w:r>
               <w:rPr>
+                <w:rFonts w:hint="default" w:ascii="宋体" w:hAnsi="宋体" w:eastAsia="宋体" w:cs="宋体"/>
+                <w:b w:val="0"/>
+                <w:bCs w:val="0"/>
+                <w:sz w:val="16"/>
+                <w:szCs w:val="16"/>
+              </w:rPr>
+              <w:t>${</w:t>
+            </w:r>
+            <w:r>
+              <w:rPr>
+                <w:rFonts w:hint="eastAsia" w:ascii="宋体" w:hAnsi="宋体" w:eastAsia="宋体" w:cs="宋体"/>
+                <w:b w:val="0"/>
+                <w:bCs w:val="0"/>
+                <w:sz w:val="16"/>
+                <w:szCs w:val="16"/>
+                <w:lang w:val="en-US" w:eastAsia="zh-CN"/>
+              </w:rPr>
+              <w:t>0906</w:t>
+            </w:r>
+            <w:r>
+              <w:rPr>
+                <w:rFonts w:hint="default" w:ascii="宋体" w:hAnsi="宋体" w:eastAsia="宋体" w:cs="宋体"/>
+                <w:b w:val="0"/>
+                <w:bCs w:val="0"/>
+                <w:sz w:val="16"/>
+                <w:szCs w:val="16"/>
+              </w:rPr>
+              <w:t>}</w:t>
+            </w:r>
+          </w:p>
+        </w:tc>
+        <w:tc>
+          <w:tcPr>
+            <w:tcW w:w="750" w:type="dxa"/>
+            <w:tcBorders>
+              <w:top w:val="single" w:color="auto" w:sz="4" w:space="0"/>
+              <w:bottom w:val="single" w:color="auto" w:sz="4" w:space="0"/>
+            </w:tcBorders>
+            <w:vAlign w:val="center"/>
+          </w:tcPr>
+          <w:p>
+            <w:pPr>
+              <w:jc w:val="center"/>
+              <w:rPr>
+                <w:rFonts w:hint="eastAsia" w:ascii="宋体" w:hAnsi="宋体" w:eastAsia="宋体" w:cs="宋体"/>
+                <w:szCs w:val="21"/>
+              </w:rPr>
+            </w:pPr>
+            <w:r>
+              <w:rPr>
+                <w:rFonts w:hint="default" w:ascii="宋体" w:hAnsi="宋体" w:eastAsia="宋体" w:cs="宋体"/>
+                <w:b w:val="0"/>
+                <w:bCs w:val="0"/>
+                <w:sz w:val="16"/>
+                <w:szCs w:val="16"/>
+              </w:rPr>
+              <w:t>${</w:t>
+            </w:r>
+            <w:r>
+              <w:rPr>
+                <w:rFonts w:hint="eastAsia" w:ascii="宋体" w:hAnsi="宋体" w:eastAsia="宋体" w:cs="宋体"/>
+                <w:b w:val="0"/>
+                <w:bCs w:val="0"/>
+                <w:sz w:val="16"/>
+                <w:szCs w:val="16"/>
+                <w:lang w:val="en-US" w:eastAsia="zh-CN"/>
+              </w:rPr>
+              <w:t>09061</w:t>
+            </w:r>
+            <w:r>
+              <w:rPr>
+                <w:rFonts w:hint="default" w:ascii="宋体" w:hAnsi="宋体" w:eastAsia="宋体" w:cs="宋体"/>
+                <w:b w:val="0"/>
+                <w:bCs w:val="0"/>
+                <w:sz w:val="16"/>
+                <w:szCs w:val="16"/>
+              </w:rPr>
+              <w:t>}</w:t>
+            </w:r>
+            <w:r>
+              <w:rPr>
                 <w:rFonts w:hint="eastAsia" w:ascii="宋体" w:hAnsi="宋体" w:eastAsia="宋体" w:cs="宋体"/>
                 <w:vertAlign w:val="baseline"/>
                 <w:lang w:val="en-US" w:eastAsia="zh-CN"/>
               </w:rPr>
-              <w:t>1</w:t>
-            </w:r>
-          </w:p>
-        </w:tc>
-        <w:tc>
-          <w:tcPr>
-            <w:tcW w:w="750" w:type="dxa"/>
-            <w:tcBorders>
-              <w:top w:val="single" w:color="auto" w:sz="4" w:space="0"/>
-              <w:bottom w:val="single" w:color="auto" w:sz="4" w:space="0"/>
-            </w:tcBorders>
-            <w:vAlign w:val="center"/>
-          </w:tcPr>
-          <w:p>
-            <w:pPr>
-              <w:jc w:val="center"/>
-              <w:rPr>
-                <w:rFonts w:hint="eastAsia" w:ascii="宋体" w:hAnsi="宋体" w:eastAsia="宋体" w:cs="宋体"/>
-                <w:szCs w:val="21"/>
-              </w:rPr>
-            </w:pPr>
-            <w:r>
-              <w:rPr>
-                <w:rFonts w:hint="eastAsia" w:ascii="宋体" w:hAnsi="宋体" w:eastAsia="宋体" w:cs="宋体"/>
-                <w:vertAlign w:val="baseline"/>
-                <w:lang w:val="en-US" w:eastAsia="zh-CN"/>
-              </w:rPr>
-              <w:t>1.05%</w:t>
+              <w:t>%</w:t>
             </w:r>
           </w:p>
         </w:tc>
@@ -10740,38 +14043,92 @@
             </w:pPr>
             <w:r>
               <w:rPr>
+                <w:rFonts w:hint="default" w:ascii="宋体" w:hAnsi="宋体" w:eastAsia="宋体" w:cs="宋体"/>
+                <w:b w:val="0"/>
+                <w:bCs w:val="0"/>
+                <w:sz w:val="16"/>
+                <w:szCs w:val="16"/>
+              </w:rPr>
+              <w:t>${</w:t>
+            </w:r>
+            <w:r>
+              <w:rPr>
+                <w:rFonts w:hint="eastAsia" w:ascii="宋体" w:hAnsi="宋体" w:eastAsia="宋体" w:cs="宋体"/>
+                <w:b w:val="0"/>
+                <w:bCs w:val="0"/>
+                <w:sz w:val="16"/>
+                <w:szCs w:val="16"/>
+                <w:lang w:val="en-US" w:eastAsia="zh-CN"/>
+              </w:rPr>
+              <w:t>0907</w:t>
+            </w:r>
+            <w:r>
+              <w:rPr>
+                <w:rFonts w:hint="default" w:ascii="宋体" w:hAnsi="宋体" w:eastAsia="宋体" w:cs="宋体"/>
+                <w:b w:val="0"/>
+                <w:bCs w:val="0"/>
+                <w:sz w:val="16"/>
+                <w:szCs w:val="16"/>
+              </w:rPr>
+              <w:t>}</w:t>
+            </w:r>
+          </w:p>
+        </w:tc>
+        <w:tc>
+          <w:tcPr>
+            <w:tcW w:w="750" w:type="dxa"/>
+            <w:tcBorders>
+              <w:top w:val="single" w:color="auto" w:sz="4" w:space="0"/>
+              <w:bottom w:val="single" w:color="auto" w:sz="4" w:space="0"/>
+            </w:tcBorders>
+            <w:vAlign w:val="center"/>
+          </w:tcPr>
+          <w:p>
+            <w:pPr>
+              <w:jc w:val="center"/>
+              <w:rPr>
+                <w:rFonts w:hint="eastAsia" w:ascii="宋体" w:hAnsi="宋体" w:eastAsia="宋体" w:cs="宋体"/>
+                <w:szCs w:val="21"/>
+              </w:rPr>
+            </w:pPr>
+            <w:r>
+              <w:rPr>
+                <w:rFonts w:hint="default" w:ascii="宋体" w:hAnsi="宋体" w:eastAsia="宋体" w:cs="宋体"/>
+                <w:b w:val="0"/>
+                <w:bCs w:val="0"/>
+                <w:sz w:val="16"/>
+                <w:szCs w:val="16"/>
+              </w:rPr>
+              <w:t>${</w:t>
+            </w:r>
+            <w:r>
+              <w:rPr>
+                <w:rFonts w:hint="eastAsia" w:ascii="宋体" w:hAnsi="宋体" w:eastAsia="宋体" w:cs="宋体"/>
+                <w:b w:val="0"/>
+                <w:bCs w:val="0"/>
+                <w:sz w:val="16"/>
+                <w:szCs w:val="16"/>
+                <w:lang w:val="en-US" w:eastAsia="zh-CN"/>
+              </w:rPr>
+              <w:t>09071</w:t>
+            </w:r>
+            <w:r>
+              <w:rPr>
+                <w:rFonts w:hint="default" w:ascii="宋体" w:hAnsi="宋体" w:eastAsia="宋体" w:cs="宋体"/>
+                <w:b w:val="0"/>
+                <w:bCs w:val="0"/>
+                <w:sz w:val="16"/>
+                <w:szCs w:val="16"/>
+              </w:rPr>
+              <w:t>}</w:t>
+            </w:r>
+            <w:r>
+              <w:rPr>
                 <w:rFonts w:hint="eastAsia" w:ascii="宋体" w:hAnsi="宋体" w:eastAsia="宋体" w:cs="宋体"/>
                 <w:vertAlign w:val="baseline"/>
                 <w:lang w:val="en-US" w:eastAsia="zh-CN"/>
               </w:rPr>
-              <w:t>0</w:t>
-            </w:r>
-          </w:p>
-        </w:tc>
-        <w:tc>
-          <w:tcPr>
-            <w:tcW w:w="750" w:type="dxa"/>
-            <w:tcBorders>
-              <w:top w:val="single" w:color="auto" w:sz="4" w:space="0"/>
-              <w:bottom w:val="single" w:color="auto" w:sz="4" w:space="0"/>
-            </w:tcBorders>
-            <w:vAlign w:val="center"/>
-          </w:tcPr>
-          <w:p>
-            <w:pPr>
-              <w:jc w:val="center"/>
-              <w:rPr>
-                <w:rFonts w:hint="eastAsia" w:ascii="宋体" w:hAnsi="宋体" w:eastAsia="宋体" w:cs="宋体"/>
-                <w:szCs w:val="21"/>
-              </w:rPr>
-            </w:pPr>
-            <w:r>
-              <w:rPr>
-                <w:rFonts w:hint="eastAsia" w:ascii="宋体" w:hAnsi="宋体" w:eastAsia="宋体" w:cs="宋体"/>
-                <w:vertAlign w:val="baseline"/>
-                <w:lang w:val="en-US" w:eastAsia="zh-CN"/>
-              </w:rPr>
-              <w:t>0.00%</w:t>
+              <w:t>%</w:t>
             </w:r>
           </w:p>
         </w:tc>
@@ -10913,38 +14270,92 @@
             </w:pPr>
             <w:r>
               <w:rPr>
+                <w:rFonts w:hint="default" w:ascii="宋体" w:hAnsi="宋体" w:eastAsia="宋体" w:cs="宋体"/>
+                <w:b w:val="0"/>
+                <w:bCs w:val="0"/>
+                <w:sz w:val="16"/>
+                <w:szCs w:val="16"/>
+              </w:rPr>
+              <w:t>${</w:t>
+            </w:r>
+            <w:r>
+              <w:rPr>
+                <w:rFonts w:hint="eastAsia" w:ascii="宋体" w:hAnsi="宋体" w:eastAsia="宋体" w:cs="宋体"/>
+                <w:b w:val="0"/>
+                <w:bCs w:val="0"/>
+                <w:sz w:val="16"/>
+                <w:szCs w:val="16"/>
+                <w:lang w:val="en-US" w:eastAsia="zh-CN"/>
+              </w:rPr>
+              <w:t>0908</w:t>
+            </w:r>
+            <w:r>
+              <w:rPr>
+                <w:rFonts w:hint="default" w:ascii="宋体" w:hAnsi="宋体" w:eastAsia="宋体" w:cs="宋体"/>
+                <w:b w:val="0"/>
+                <w:bCs w:val="0"/>
+                <w:sz w:val="16"/>
+                <w:szCs w:val="16"/>
+              </w:rPr>
+              <w:t>}</w:t>
+            </w:r>
+          </w:p>
+        </w:tc>
+        <w:tc>
+          <w:tcPr>
+            <w:tcW w:w="750" w:type="dxa"/>
+            <w:tcBorders>
+              <w:top w:val="single" w:color="auto" w:sz="4" w:space="0"/>
+              <w:bottom w:val="single" w:color="auto" w:sz="4" w:space="0"/>
+            </w:tcBorders>
+            <w:vAlign w:val="center"/>
+          </w:tcPr>
+          <w:p>
+            <w:pPr>
+              <w:jc w:val="center"/>
+              <w:rPr>
+                <w:rFonts w:hint="eastAsia" w:ascii="宋体" w:hAnsi="宋体" w:eastAsia="宋体" w:cs="宋体"/>
+                <w:szCs w:val="21"/>
+              </w:rPr>
+            </w:pPr>
+            <w:r>
+              <w:rPr>
+                <w:rFonts w:hint="default" w:ascii="宋体" w:hAnsi="宋体" w:eastAsia="宋体" w:cs="宋体"/>
+                <w:b w:val="0"/>
+                <w:bCs w:val="0"/>
+                <w:sz w:val="16"/>
+                <w:szCs w:val="16"/>
+              </w:rPr>
+              <w:t>${</w:t>
+            </w:r>
+            <w:r>
+              <w:rPr>
+                <w:rFonts w:hint="eastAsia" w:ascii="宋体" w:hAnsi="宋体" w:eastAsia="宋体" w:cs="宋体"/>
+                <w:b w:val="0"/>
+                <w:bCs w:val="0"/>
+                <w:sz w:val="16"/>
+                <w:szCs w:val="16"/>
+                <w:lang w:val="en-US" w:eastAsia="zh-CN"/>
+              </w:rPr>
+              <w:t>09081</w:t>
+            </w:r>
+            <w:r>
+              <w:rPr>
+                <w:rFonts w:hint="default" w:ascii="宋体" w:hAnsi="宋体" w:eastAsia="宋体" w:cs="宋体"/>
+                <w:b w:val="0"/>
+                <w:bCs w:val="0"/>
+                <w:sz w:val="16"/>
+                <w:szCs w:val="16"/>
+              </w:rPr>
+              <w:t>}</w:t>
+            </w:r>
+            <w:r>
+              <w:rPr>
                 <w:rFonts w:hint="eastAsia" w:ascii="宋体" w:hAnsi="宋体" w:eastAsia="宋体" w:cs="宋体"/>
                 <w:vertAlign w:val="baseline"/>
                 <w:lang w:val="en-US" w:eastAsia="zh-CN"/>
               </w:rPr>
-              <w:t>2</w:t>
-            </w:r>
-          </w:p>
-        </w:tc>
-        <w:tc>
-          <w:tcPr>
-            <w:tcW w:w="750" w:type="dxa"/>
-            <w:tcBorders>
-              <w:top w:val="single" w:color="auto" w:sz="4" w:space="0"/>
-              <w:bottom w:val="single" w:color="auto" w:sz="4" w:space="0"/>
-            </w:tcBorders>
-            <w:vAlign w:val="center"/>
-          </w:tcPr>
-          <w:p>
-            <w:pPr>
-              <w:jc w:val="center"/>
-              <w:rPr>
-                <w:rFonts w:hint="eastAsia" w:ascii="宋体" w:hAnsi="宋体" w:eastAsia="宋体" w:cs="宋体"/>
-                <w:szCs w:val="21"/>
-              </w:rPr>
-            </w:pPr>
-            <w:r>
-              <w:rPr>
-                <w:rFonts w:hint="eastAsia" w:ascii="宋体" w:hAnsi="宋体" w:eastAsia="宋体" w:cs="宋体"/>
-                <w:vertAlign w:val="baseline"/>
-                <w:lang w:val="en-US" w:eastAsia="zh-CN"/>
-              </w:rPr>
-              <w:t>2.11%</w:t>
+              <w:t>%</w:t>
             </w:r>
           </w:p>
         </w:tc>
@@ -11103,62 +14514,147 @@
             </w:pPr>
             <w:r>
               <w:rPr>
+                <w:rFonts w:hint="default" w:ascii="宋体" w:hAnsi="宋体" w:eastAsia="宋体" w:cs="宋体"/>
+                <w:b w:val="0"/>
+                <w:bCs w:val="0"/>
+                <w:sz w:val="16"/>
+                <w:szCs w:val="16"/>
+              </w:rPr>
+              <w:t>${</w:t>
+            </w:r>
+            <w:r>
+              <w:rPr>
+                <w:rFonts w:hint="eastAsia" w:ascii="宋体" w:hAnsi="宋体" w:eastAsia="宋体" w:cs="宋体"/>
+                <w:b w:val="0"/>
+                <w:bCs w:val="0"/>
+                <w:sz w:val="16"/>
+                <w:szCs w:val="16"/>
+                <w:lang w:val="en-US" w:eastAsia="zh-CN"/>
+              </w:rPr>
+              <w:t>1001</w:t>
+            </w:r>
+            <w:r>
+              <w:rPr>
+                <w:rFonts w:hint="default" w:ascii="宋体" w:hAnsi="宋体" w:eastAsia="宋体" w:cs="宋体"/>
+                <w:b w:val="0"/>
+                <w:bCs w:val="0"/>
+                <w:sz w:val="16"/>
+                <w:szCs w:val="16"/>
+              </w:rPr>
+              <w:t>}</w:t>
+            </w:r>
+          </w:p>
+        </w:tc>
+        <w:tc>
+          <w:tcPr>
+            <w:tcW w:w="750" w:type="dxa"/>
+            <w:tcBorders>
+              <w:top w:val="single" w:color="auto" w:sz="4" w:space="0"/>
+              <w:bottom w:val="single" w:color="auto" w:sz="4" w:space="0"/>
+            </w:tcBorders>
+            <w:vAlign w:val="center"/>
+          </w:tcPr>
+          <w:p>
+            <w:pPr>
+              <w:jc w:val="center"/>
+              <w:rPr>
                 <w:rFonts w:hint="eastAsia" w:ascii="宋体" w:hAnsi="宋体" w:eastAsia="宋体" w:cs="宋体"/>
                 <w:vertAlign w:val="baseline"/>
                 <w:lang w:val="en-US" w:eastAsia="zh-CN"/>
               </w:rPr>
-              <w:t>0</w:t>
-            </w:r>
-          </w:p>
-        </w:tc>
-        <w:tc>
-          <w:tcPr>
-            <w:tcW w:w="750" w:type="dxa"/>
-            <w:tcBorders>
-              <w:top w:val="single" w:color="auto" w:sz="4" w:space="0"/>
-              <w:bottom w:val="single" w:color="auto" w:sz="4" w:space="0"/>
-            </w:tcBorders>
-            <w:vAlign w:val="center"/>
-          </w:tcPr>
-          <w:p>
-            <w:pPr>
-              <w:jc w:val="center"/>
+            </w:pPr>
+            <w:r>
+              <w:rPr>
+                <w:rFonts w:hint="default" w:ascii="宋体" w:hAnsi="宋体" w:eastAsia="宋体" w:cs="宋体"/>
+                <w:b w:val="0"/>
+                <w:bCs w:val="0"/>
+                <w:sz w:val="16"/>
+                <w:szCs w:val="16"/>
+              </w:rPr>
+              <w:t>${</w:t>
+            </w:r>
+            <w:r>
+              <w:rPr>
+                <w:rFonts w:hint="eastAsia" w:ascii="宋体" w:hAnsi="宋体" w:eastAsia="宋体" w:cs="宋体"/>
+                <w:b w:val="0"/>
+                <w:bCs w:val="0"/>
+                <w:sz w:val="16"/>
+                <w:szCs w:val="16"/>
+                <w:lang w:val="en-US" w:eastAsia="zh-CN"/>
+              </w:rPr>
+              <w:t>10011</w:t>
+            </w:r>
+            <w:r>
+              <w:rPr>
+                <w:rFonts w:hint="default" w:ascii="宋体" w:hAnsi="宋体" w:eastAsia="宋体" w:cs="宋体"/>
+                <w:b w:val="0"/>
+                <w:bCs w:val="0"/>
+                <w:sz w:val="16"/>
+                <w:szCs w:val="16"/>
+              </w:rPr>
+              <w:t>}</w:t>
+            </w:r>
+            <w:r>
               <w:rPr>
                 <w:rFonts w:hint="eastAsia" w:ascii="宋体" w:hAnsi="宋体" w:eastAsia="宋体" w:cs="宋体"/>
                 <w:vertAlign w:val="baseline"/>
                 <w:lang w:val="en-US" w:eastAsia="zh-CN"/>
               </w:rPr>
-            </w:pPr>
+              <w:t>%</w:t>
+            </w:r>
+          </w:p>
+        </w:tc>
+        <w:tc>
+          <w:tcPr>
+            <w:tcW w:w="750" w:type="dxa"/>
+            <w:vAlign w:val="center"/>
+          </w:tcPr>
+          <w:p>
+            <w:pPr>
+              <w:jc w:val="center"/>
+              <w:rPr>
+                <w:rFonts w:hint="eastAsia" w:ascii="宋体" w:hAnsi="宋体" w:eastAsia="宋体" w:cs="宋体"/>
+                <w:szCs w:val="21"/>
+              </w:rPr>
+            </w:pPr>
+            <w:r>
+              <w:rPr>
+                <w:rFonts w:hint="default" w:ascii="宋体" w:hAnsi="宋体" w:eastAsia="宋体" w:cs="宋体"/>
+                <w:b w:val="0"/>
+                <w:bCs w:val="0"/>
+                <w:sz w:val="16"/>
+                <w:szCs w:val="16"/>
+              </w:rPr>
+              <w:t>${</w:t>
+            </w:r>
+            <w:r>
+              <w:rPr>
+                <w:rFonts w:hint="eastAsia" w:ascii="宋体" w:hAnsi="宋体" w:eastAsia="宋体" w:cs="宋体"/>
+                <w:b w:val="0"/>
+                <w:bCs w:val="0"/>
+                <w:sz w:val="16"/>
+                <w:szCs w:val="16"/>
+                <w:lang w:val="en-US" w:eastAsia="zh-CN"/>
+              </w:rPr>
+              <w:t>10</w:t>
+            </w:r>
+            <w:r>
+              <w:rPr>
+                <w:rFonts w:hint="default" w:ascii="宋体" w:hAnsi="宋体" w:eastAsia="宋体" w:cs="宋体"/>
+                <w:b w:val="0"/>
+                <w:bCs w:val="0"/>
+                <w:sz w:val="16"/>
+                <w:szCs w:val="16"/>
+              </w:rPr>
+              <w:t>}</w:t>
+            </w:r>
             <w:r>
               <w:rPr>
                 <w:rFonts w:hint="eastAsia" w:ascii="宋体" w:hAnsi="宋体" w:eastAsia="宋体" w:cs="宋体"/>
                 <w:vertAlign w:val="baseline"/>
                 <w:lang w:val="en-US" w:eastAsia="zh-CN"/>
               </w:rPr>
-              <w:t>0.00%</w:t>
-            </w:r>
-          </w:p>
-        </w:tc>
-        <w:tc>
-          <w:tcPr>
-            <w:tcW w:w="750" w:type="dxa"/>
-            <w:vAlign w:val="center"/>
-          </w:tcPr>
-          <w:p>
-            <w:pPr>
-              <w:jc w:val="center"/>
-              <w:rPr>
-                <w:rFonts w:hint="eastAsia" w:ascii="宋体" w:hAnsi="宋体" w:eastAsia="宋体" w:cs="宋体"/>
-                <w:szCs w:val="21"/>
-              </w:rPr>
-            </w:pPr>
-            <w:r>
-              <w:rPr>
-                <w:rFonts w:hint="eastAsia" w:ascii="宋体" w:hAnsi="宋体" w:eastAsia="宋体" w:cs="宋体"/>
-                <w:vertAlign w:val="baseline"/>
-                <w:lang w:val="en-US" w:eastAsia="zh-CN"/>
-              </w:rPr>
-              <w:t>0.00%</w:t>
+              <w:t>%</w:t>
             </w:r>
           </w:p>
         </w:tc>
@@ -11301,62 +14797,147 @@
             </w:pPr>
             <w:r>
               <w:rPr>
+                <w:rFonts w:hint="default" w:ascii="宋体" w:hAnsi="宋体" w:eastAsia="宋体" w:cs="宋体"/>
+                <w:b w:val="0"/>
+                <w:bCs w:val="0"/>
+                <w:sz w:val="16"/>
+                <w:szCs w:val="16"/>
+              </w:rPr>
+              <w:t>${</w:t>
+            </w:r>
+            <w:r>
+              <w:rPr>
+                <w:rFonts w:hint="eastAsia" w:ascii="宋体" w:hAnsi="宋体" w:eastAsia="宋体" w:cs="宋体"/>
+                <w:b w:val="0"/>
+                <w:bCs w:val="0"/>
+                <w:sz w:val="16"/>
+                <w:szCs w:val="16"/>
+                <w:lang w:val="en-US" w:eastAsia="zh-CN"/>
+              </w:rPr>
+              <w:t>1101</w:t>
+            </w:r>
+            <w:r>
+              <w:rPr>
+                <w:rFonts w:hint="default" w:ascii="宋体" w:hAnsi="宋体" w:eastAsia="宋体" w:cs="宋体"/>
+                <w:b w:val="0"/>
+                <w:bCs w:val="0"/>
+                <w:sz w:val="16"/>
+                <w:szCs w:val="16"/>
+              </w:rPr>
+              <w:t>}</w:t>
+            </w:r>
+          </w:p>
+        </w:tc>
+        <w:tc>
+          <w:tcPr>
+            <w:tcW w:w="750" w:type="dxa"/>
+            <w:tcBorders>
+              <w:top w:val="single" w:color="auto" w:sz="4" w:space="0"/>
+              <w:bottom w:val="single" w:color="auto" w:sz="4" w:space="0"/>
+            </w:tcBorders>
+            <w:vAlign w:val="center"/>
+          </w:tcPr>
+          <w:p>
+            <w:pPr>
+              <w:jc w:val="center"/>
+              <w:rPr>
                 <w:rFonts w:hint="eastAsia" w:ascii="宋体" w:hAnsi="宋体" w:eastAsia="宋体" w:cs="宋体"/>
                 <w:vertAlign w:val="baseline"/>
                 <w:lang w:val="en-US" w:eastAsia="zh-CN"/>
               </w:rPr>
-              <w:t>2</w:t>
-            </w:r>
-          </w:p>
-        </w:tc>
-        <w:tc>
-          <w:tcPr>
-            <w:tcW w:w="750" w:type="dxa"/>
-            <w:tcBorders>
-              <w:top w:val="single" w:color="auto" w:sz="4" w:space="0"/>
-              <w:bottom w:val="single" w:color="auto" w:sz="4" w:space="0"/>
-            </w:tcBorders>
-            <w:vAlign w:val="center"/>
-          </w:tcPr>
-          <w:p>
-            <w:pPr>
-              <w:jc w:val="center"/>
+            </w:pPr>
+            <w:r>
+              <w:rPr>
+                <w:rFonts w:hint="default" w:ascii="宋体" w:hAnsi="宋体" w:eastAsia="宋体" w:cs="宋体"/>
+                <w:b w:val="0"/>
+                <w:bCs w:val="0"/>
+                <w:sz w:val="16"/>
+                <w:szCs w:val="16"/>
+              </w:rPr>
+              <w:t>${</w:t>
+            </w:r>
+            <w:r>
+              <w:rPr>
+                <w:rFonts w:hint="eastAsia" w:ascii="宋体" w:hAnsi="宋体" w:eastAsia="宋体" w:cs="宋体"/>
+                <w:b w:val="0"/>
+                <w:bCs w:val="0"/>
+                <w:sz w:val="16"/>
+                <w:szCs w:val="16"/>
+                <w:lang w:val="en-US" w:eastAsia="zh-CN"/>
+              </w:rPr>
+              <w:t>11011</w:t>
+            </w:r>
+            <w:r>
+              <w:rPr>
+                <w:rFonts w:hint="default" w:ascii="宋体" w:hAnsi="宋体" w:eastAsia="宋体" w:cs="宋体"/>
+                <w:b w:val="0"/>
+                <w:bCs w:val="0"/>
+                <w:sz w:val="16"/>
+                <w:szCs w:val="16"/>
+              </w:rPr>
+              <w:t>}</w:t>
+            </w:r>
+            <w:r>
               <w:rPr>
                 <w:rFonts w:hint="eastAsia" w:ascii="宋体" w:hAnsi="宋体" w:eastAsia="宋体" w:cs="宋体"/>
                 <w:vertAlign w:val="baseline"/>
                 <w:lang w:val="en-US" w:eastAsia="zh-CN"/>
               </w:rPr>
-            </w:pPr>
+              <w:t>%</w:t>
+            </w:r>
+          </w:p>
+        </w:tc>
+        <w:tc>
+          <w:tcPr>
+            <w:tcW w:w="750" w:type="dxa"/>
+            <w:vAlign w:val="center"/>
+          </w:tcPr>
+          <w:p>
+            <w:pPr>
+              <w:jc w:val="center"/>
+              <w:rPr>
+                <w:rFonts w:hint="eastAsia" w:ascii="宋体" w:hAnsi="宋体" w:eastAsia="宋体" w:cs="宋体"/>
+                <w:szCs w:val="21"/>
+              </w:rPr>
+            </w:pPr>
+            <w:r>
+              <w:rPr>
+                <w:rFonts w:hint="default" w:ascii="宋体" w:hAnsi="宋体" w:eastAsia="宋体" w:cs="宋体"/>
+                <w:b w:val="0"/>
+                <w:bCs w:val="0"/>
+                <w:sz w:val="16"/>
+                <w:szCs w:val="16"/>
+              </w:rPr>
+              <w:t>${</w:t>
+            </w:r>
+            <w:r>
+              <w:rPr>
+                <w:rFonts w:hint="eastAsia" w:ascii="宋体" w:hAnsi="宋体" w:eastAsia="宋体" w:cs="宋体"/>
+                <w:b w:val="0"/>
+                <w:bCs w:val="0"/>
+                <w:sz w:val="16"/>
+                <w:szCs w:val="16"/>
+                <w:lang w:val="en-US" w:eastAsia="zh-CN"/>
+              </w:rPr>
+              <w:t>11</w:t>
+            </w:r>
+            <w:r>
+              <w:rPr>
+                <w:rFonts w:hint="default" w:ascii="宋体" w:hAnsi="宋体" w:eastAsia="宋体" w:cs="宋体"/>
+                <w:b w:val="0"/>
+                <w:bCs w:val="0"/>
+                <w:sz w:val="16"/>
+                <w:szCs w:val="16"/>
+              </w:rPr>
+              <w:t>}</w:t>
+            </w:r>
             <w:r>
               <w:rPr>
                 <w:rFonts w:hint="eastAsia" w:ascii="宋体" w:hAnsi="宋体" w:eastAsia="宋体" w:cs="宋体"/>
                 <w:vertAlign w:val="baseline"/>
                 <w:lang w:val="en-US" w:eastAsia="zh-CN"/>
               </w:rPr>
-              <w:t>2.11%</w:t>
-            </w:r>
-          </w:p>
-        </w:tc>
-        <w:tc>
-          <w:tcPr>
-            <w:tcW w:w="750" w:type="dxa"/>
-            <w:vAlign w:val="center"/>
-          </w:tcPr>
-          <w:p>
-            <w:pPr>
-              <w:jc w:val="center"/>
-              <w:rPr>
-                <w:rFonts w:hint="eastAsia" w:ascii="宋体" w:hAnsi="宋体" w:eastAsia="宋体" w:cs="宋体"/>
-                <w:szCs w:val="21"/>
-              </w:rPr>
-            </w:pPr>
-            <w:r>
-              <w:rPr>
-                <w:rFonts w:hint="eastAsia" w:ascii="宋体" w:hAnsi="宋体" w:eastAsia="宋体" w:cs="宋体"/>
-                <w:vertAlign w:val="baseline"/>
-                <w:lang w:val="en-US" w:eastAsia="zh-CN"/>
-              </w:rPr>
-              <w:t>2.11%</w:t>
+              <w:t>%</w:t>
             </w:r>
           </w:p>
         </w:tc>
@@ -11414,11 +14995,34 @@
             </w:pPr>
             <w:r>
               <w:rPr>
-                <w:rFonts w:hint="eastAsia" w:ascii="宋体" w:hAnsi="宋体" w:eastAsia="宋体" w:cs="宋体"/>
-                <w:vertAlign w:val="baseline"/>
-                <w:lang w:val="en-US" w:eastAsia="zh-CN"/>
-              </w:rPr>
-              <w:t>95</w:t>
+                <w:rFonts w:hint="default" w:ascii="宋体" w:hAnsi="宋体" w:eastAsia="宋体" w:cs="宋体"/>
+                <w:b w:val="0"/>
+                <w:bCs w:val="0"/>
+                <w:sz w:val="16"/>
+                <w:szCs w:val="16"/>
+              </w:rPr>
+              <w:t>${</w:t>
+            </w:r>
+            <w:r>
+              <w:rPr>
+                <w:rFonts w:hint="eastAsia" w:ascii="宋体" w:hAnsi="宋体" w:eastAsia="宋体" w:cs="宋体"/>
+                <w:b w:val="0"/>
+                <w:bCs w:val="0"/>
+                <w:sz w:val="16"/>
+                <w:szCs w:val="16"/>
+                <w:lang w:val="en-US" w:eastAsia="zh-CN"/>
+              </w:rPr>
+              <w:t>total</w:t>
+            </w:r>
+            <w:r>
+              <w:rPr>
+                <w:rFonts w:hint="default" w:ascii="宋体" w:hAnsi="宋体" w:eastAsia="宋体" w:cs="宋体"/>
+                <w:b w:val="0"/>
+                <w:bCs w:val="0"/>
+                <w:sz w:val="16"/>
+                <w:szCs w:val="16"/>
+              </w:rPr>
+              <w:t>}</w:t>
             </w:r>
           </w:p>
         </w:tc>
@@ -11443,11 +15047,19 @@
             </w:pPr>
             <w:r>
               <w:rPr>
-                <w:rFonts w:hint="eastAsia" w:ascii="宋体" w:hAnsi="宋体" w:eastAsia="宋体" w:cs="宋体"/>
+                <w:rFonts w:hint="eastAsia" w:ascii="宋体" w:hAnsi="宋体" w:cs="宋体"/>
                 <w:vertAlign w:val="baseline"/>
                 <w:lang w:val="en-US" w:eastAsia="zh-CN"/>
               </w:rPr>
-              <w:t>99.99%</w:t>
+              <w:t>100</w:t>
+            </w:r>
+            <w:r>
+              <w:rPr>
+                <w:rFonts w:hint="eastAsia" w:ascii="宋体" w:hAnsi="宋体" w:eastAsia="宋体" w:cs="宋体"/>
+                <w:vertAlign w:val="baseline"/>
+                <w:lang w:val="en-US" w:eastAsia="zh-CN"/>
+              </w:rPr>
+              <w:t>%</w:t>
             </w:r>
           </w:p>
         </w:tc>
@@ -11549,6 +15161,8 @@
           <w:lang w:val="en-US" w:eastAsia="zh-CN"/>
         </w:rPr>
       </w:pPr>
+      <w:bookmarkStart w:id="0" w:name="_GoBack"/>
+      <w:bookmarkEnd w:id="0"/>
     </w:p>
     <w:p>
       <w:pPr>
@@ -11743,8 +15357,6 @@
           <w:rFonts w:hint="eastAsia" w:ascii="宋体" w:hAnsi="宋体" w:eastAsia="宋体" w:cs="宋体"/>
         </w:rPr>
       </w:pPr>
-      <w:bookmarkStart w:id="0" w:name="_GoBack"/>
-      <w:bookmarkEnd w:id="0"/>
     </w:p>
     <w:p>
       <w:pPr>

--- a/src/main/resources/doc/month.docx
+++ b/src/main/resources/doc/month.docx
@@ -8760,7 +8760,7 @@
                 <w:szCs w:val="16"/>
                 <w:lang w:val="en-US" w:eastAsia="zh-CN"/>
               </w:rPr>
-              <w:t>0606</w:t>
+              <w:t>0603</w:t>
             </w:r>
             <w:r>
               <w:rPr>
@@ -8810,7 +8810,7 @@
                 <w:szCs w:val="16"/>
                 <w:lang w:val="en-US" w:eastAsia="zh-CN"/>
               </w:rPr>
-              <w:t>06061</w:t>
+              <w:t>06031</w:t>
             </w:r>
             <w:r>
               <w:rPr>
@@ -11246,7 +11246,7 @@
                 <w:szCs w:val="16"/>
                 <w:lang w:val="en-US" w:eastAsia="zh-CN"/>
               </w:rPr>
-              <w:t>0711</w:t>
+              <w:t>0710</w:t>
             </w:r>
             <w:r>
               <w:rPr>
@@ -11296,7 +11296,20 @@
                 <w:szCs w:val="16"/>
                 <w:lang w:val="en-US" w:eastAsia="zh-CN"/>
               </w:rPr>
-              <w:t>0711</w:t>
+              <w:t>0710</w:t>
+            </w:r>
+            <w:bookmarkStart w:id="0" w:name="_GoBack"/>
+            <w:bookmarkEnd w:id="0"/>
+            <w:r>
+              <w:rPr>
+                <w:rFonts w:hint="eastAsia" w:ascii="宋体" w:hAnsi="宋体" w:eastAsia="宋体" w:cs="宋体"/>
+                <w:b w:val="0"/>
+                <w:bCs w:val="0"/>
+                <w:sz w:val="16"/>
+                <w:szCs w:val="16"/>
+                <w:lang w:val="en-US" w:eastAsia="zh-CN"/>
+              </w:rPr>
+              <w:t>1</w:t>
             </w:r>
             <w:r>
               <w:rPr>
@@ -15161,8 +15174,6 @@
           <w:lang w:val="en-US" w:eastAsia="zh-CN"/>
         </w:rPr>
       </w:pPr>
-      <w:bookmarkStart w:id="0" w:name="_GoBack"/>
-      <w:bookmarkEnd w:id="0"/>
     </w:p>
     <w:p>
       <w:pPr>

--- a/src/main/resources/doc/month.docx
+++ b/src/main/resources/doc/month.docx
@@ -136,17 +136,6 @@
         </w:rPr>
         <w:t>录入电梯类型统计</w:t>
       </w:r>
-      <w:r>
-        <w:rPr>
-          <w:rFonts w:hint="eastAsia" w:ascii="宋体" w:hAnsi="宋体" w:cs="宋体"/>
-          <w:b/>
-          <w:sz w:val="32"/>
-          <w:szCs w:val="32"/>
-          <w:highlight w:val="yellow"/>
-          <w:lang w:val="en-US" w:eastAsia="zh-CN"/>
-        </w:rPr>
-        <w:t>（这个表格如果有增加是否能自动增加表格内，或者文字添加）</w:t>
-      </w:r>
     </w:p>
     <w:p>
       <w:pPr>
@@ -221,6 +210,7 @@
     <w:p>
       <w:pPr>
         <w:numPr>
+          <w:ilvl w:val="0"/>
           <w:numId w:val="0"/>
         </w:numPr>
         <w:spacing w:line="10" w:lineRule="atLeast"/>
@@ -339,17 +329,6 @@
         </w:rPr>
         <w:t>同一电梯发生二次以上故障统计表</w:t>
       </w:r>
-      <w:r>
-        <w:rPr>
-          <w:rFonts w:hint="eastAsia" w:ascii="宋体" w:hAnsi="宋体" w:cs="宋体"/>
-          <w:b/>
-          <w:sz w:val="32"/>
-          <w:szCs w:val="32"/>
-          <w:highlight w:val="yellow"/>
-          <w:lang w:val="en-US" w:eastAsia="zh-CN"/>
-        </w:rPr>
-        <w:t>（该统计不包括误报、自行脱困）表格掌握增加故障原因</w:t>
-      </w:r>
     </w:p>
     <w:p>
       <w:pPr>
@@ -11296,20 +11275,7 @@
                 <w:szCs w:val="16"/>
                 <w:lang w:val="en-US" w:eastAsia="zh-CN"/>
               </w:rPr>
-              <w:t>0710</w:t>
-            </w:r>
-            <w:bookmarkStart w:id="0" w:name="_GoBack"/>
-            <w:bookmarkEnd w:id="0"/>
-            <w:r>
-              <w:rPr>
-                <w:rFonts w:hint="eastAsia" w:ascii="宋体" w:hAnsi="宋体" w:eastAsia="宋体" w:cs="宋体"/>
-                <w:b w:val="0"/>
-                <w:bCs w:val="0"/>
-                <w:sz w:val="16"/>
-                <w:szCs w:val="16"/>
-                <w:lang w:val="en-US" w:eastAsia="zh-CN"/>
-              </w:rPr>
-              <w:t>1</w:t>
+              <w:t>07101</w:t>
             </w:r>
             <w:r>
               <w:rPr>
@@ -15060,19 +15026,14 @@
             </w:pPr>
             <w:r>
               <w:rPr>
-                <w:rFonts w:hint="eastAsia" w:ascii="宋体" w:hAnsi="宋体" w:cs="宋体"/>
-                <w:vertAlign w:val="baseline"/>
-                <w:lang w:val="en-US" w:eastAsia="zh-CN"/>
-              </w:rPr>
-              <w:t>100</w:t>
-            </w:r>
-            <w:r>
-              <w:rPr>
-                <w:rFonts w:hint="eastAsia" w:ascii="宋体" w:hAnsi="宋体" w:eastAsia="宋体" w:cs="宋体"/>
-                <w:vertAlign w:val="baseline"/>
-                <w:lang w:val="en-US" w:eastAsia="zh-CN"/>
-              </w:rPr>
-              <w:t>%</w:t>
+                <w:rFonts w:hint="eastAsia" w:ascii="宋体" w:hAnsi="宋体" w:eastAsia="宋体" w:cs="宋体"/>
+                <w:b w:val="0"/>
+                <w:bCs w:val="0"/>
+                <w:sz w:val="16"/>
+                <w:szCs w:val="16"/>
+                <w:lang w:val="en-US" w:eastAsia="zh-CN"/>
+              </w:rPr>
+              <w:t>${percent}%</w:t>
             </w:r>
           </w:p>
         </w:tc>
